--- a/assessment/Sridharan_T_CommonAssessment.docx
+++ b/assessment/Sridharan_T_CommonAssessment.docx
@@ -180,7 +180,7 @@
       </w:pPr>
       <w:r>
         <w:rPr/>
-        <w:t>This report documents the hands-on work completed for the Cybersecurity Foundation Lab Assessment, assigned by Mr. Ayush Singh. The assessment covers three core practical tasks: network scanning and enumeration, network traffic analysis, and basic exploitation — all carried out inside an isolated virtual lab environment.</w:t>
+        <w:t>This report documents the hands-on work completed for the Cybersecurity Foundation Lab Assessment, assigned by Mr. Ayush Singh. The assessment covers three core practical tasks: network scanning and enumeration, network traffic analysis, and basic exploitation.</w:t>
       </w:r>
     </w:p>
     <w:p>
@@ -191,7 +191,7 @@
       </w:pPr>
       <w:r>
         <w:rPr/>
-        <w:t>The tools used are Nmap for reconnaissance, Wireshark for packet analysis, and the Metasploit Framework for exploitation. Each task is documented with the actual commands run, screenshots of the output, and a summary of what was found.</w:t>
+        <w:t>The tools used are Nmap for reconnaissance, Wireshark for packet analysis, and the Metasploit Framework for exploitation.</w:t>
       </w:r>
     </w:p>
     <w:p>
@@ -1099,7 +1099,11 @@
         </w:rPr>
       </w:pPr>
       <w:r>
-        <w:rPr/>
+        <w:rPr>
+          <w:i/>
+          <w:color w:val="888888"/>
+          <w:sz w:val="18"/>
+        </w:rPr>
       </w:r>
     </w:p>
     <w:p>
@@ -1163,23 +1167,7 @@
           <w:color w:val="888888"/>
           <w:sz w:val="18"/>
         </w:rPr>
-        <w:t xml:space="preserve">Figure </w:t>
-      </w:r>
-      <w:r>
-        <w:rPr>
-          <w:i/>
-          <w:color w:val="888888"/>
-          <w:sz w:val="18"/>
-        </w:rPr>
-        <w:t>4</w:t>
-      </w:r>
-      <w:r>
-        <w:rPr>
-          <w:i/>
-          <w:color w:val="888888"/>
-          <w:sz w:val="18"/>
-        </w:rPr>
-        <w:t xml:space="preserve"> — Metasploitable 2 VM: Network Adapter set to Host-only</w:t>
+        <w:t>Figure 4 — Metasploitable 2 VM: Network Adapter set to Host-only</w:t>
       </w:r>
     </w:p>
     <w:p>
@@ -1215,16 +1203,16 @@
         </w:tblCellMar>
       </w:tblPr>
       <w:tblGrid>
-        <w:gridCol w:w="2340"/>
+        <w:gridCol w:w="2339"/>
         <w:gridCol w:w="2340"/>
         <w:gridCol w:w="2355"/>
-        <w:gridCol w:w="2355"/>
+        <w:gridCol w:w="2356"/>
       </w:tblGrid>
       <w:tr>
         <w:trPr/>
         <w:tc>
           <w:tcPr>
-            <w:tcW w:w="2340" w:type="dxa"/>
+            <w:tcW w:w="2339" w:type="dxa"/>
             <w:tcBorders>
               <w:top w:val="single" w:sz="4" w:space="0" w:color="000000"/>
               <w:start w:val="single" w:sz="4" w:space="0" w:color="000000"/>
@@ -1347,7 +1335,7 @@
         </w:tc>
         <w:tc>
           <w:tcPr>
-            <w:tcW w:w="2355" w:type="dxa"/>
+            <w:tcW w:w="2356" w:type="dxa"/>
             <w:tcBorders>
               <w:top w:val="single" w:sz="4" w:space="0" w:color="000000"/>
               <w:start w:val="single" w:sz="4" w:space="0" w:color="000000"/>
@@ -1391,6 +1379,42 @@
         <w:trPr/>
         <w:tc>
           <w:tcPr>
+            <w:tcW w:w="2339" w:type="dxa"/>
+            <w:tcBorders>
+              <w:top w:val="single" w:sz="4" w:space="0" w:color="000000"/>
+              <w:start w:val="single" w:sz="4" w:space="0" w:color="000000"/>
+              <w:bottom w:val="single" w:sz="4" w:space="0" w:color="000000"/>
+              <w:end w:val="single" w:sz="4" w:space="0" w:color="000000"/>
+            </w:tcBorders>
+          </w:tcPr>
+          <w:p>
+            <w:pPr>
+              <w:pStyle w:val="Normal"/>
+              <w:widowControl/>
+              <w:spacing w:lineRule="auto" w:line="240" w:before="0" w:after="0"/>
+              <w:jc w:val="start"/>
+              <w:rPr>
+                <w:rFonts w:eastAsia="ＭＳ 明朝"/>
+                <w:kern w:val="0"/>
+                <w:sz w:val="20"/>
+                <w:szCs w:val="22"/>
+                <w:lang w:val="en-US" w:eastAsia="en-US" w:bidi="ar-SA"/>
+              </w:rPr>
+            </w:pPr>
+            <w:r>
+              <w:rPr>
+                <w:rFonts w:eastAsia="ＭＳ 明朝"/>
+                <w:kern w:val="0"/>
+                <w:sz w:val="20"/>
+                <w:szCs w:val="22"/>
+                <w:lang w:val="en-US" w:eastAsia="en-US" w:bidi="ar-SA"/>
+              </w:rPr>
+              <w:t>Metasploitable 2</w:t>
+            </w:r>
+          </w:p>
+        </w:tc>
+        <w:tc>
+          <w:tcPr>
             <w:tcW w:w="2340" w:type="dxa"/>
             <w:tcBorders>
               <w:top w:val="single" w:sz="4" w:space="0" w:color="000000"/>
@@ -1421,13 +1445,13 @@
                 <w:szCs w:val="22"/>
                 <w:lang w:val="en-US" w:eastAsia="en-US" w:bidi="ar-SA"/>
               </w:rPr>
-              <w:t>Metasploitable 2</w:t>
-            </w:r>
-          </w:p>
-        </w:tc>
-        <w:tc>
-          <w:tcPr>
-            <w:tcW w:w="2340" w:type="dxa"/>
+              <w:t>192.168.38.130</w:t>
+            </w:r>
+          </w:p>
+        </w:tc>
+        <w:tc>
+          <w:tcPr>
+            <w:tcW w:w="2355" w:type="dxa"/>
             <w:tcBorders>
               <w:top w:val="single" w:sz="4" w:space="0" w:color="000000"/>
               <w:start w:val="single" w:sz="4" w:space="0" w:color="000000"/>
@@ -1457,49 +1481,13 @@
                 <w:szCs w:val="22"/>
                 <w:lang w:val="en-US" w:eastAsia="en-US" w:bidi="ar-SA"/>
               </w:rPr>
-              <w:t>192.168.38.130</w:t>
-            </w:r>
-          </w:p>
-        </w:tc>
-        <w:tc>
-          <w:tcPr>
-            <w:tcW w:w="2355" w:type="dxa"/>
-            <w:tcBorders>
-              <w:top w:val="single" w:sz="4" w:space="0" w:color="000000"/>
-              <w:start w:val="single" w:sz="4" w:space="0" w:color="000000"/>
-              <w:bottom w:val="single" w:sz="4" w:space="0" w:color="000000"/>
-              <w:end w:val="single" w:sz="4" w:space="0" w:color="000000"/>
-            </w:tcBorders>
-          </w:tcPr>
-          <w:p>
-            <w:pPr>
-              <w:pStyle w:val="Normal"/>
-              <w:widowControl/>
-              <w:spacing w:lineRule="auto" w:line="240" w:before="0" w:after="0"/>
-              <w:jc w:val="start"/>
-              <w:rPr>
-                <w:rFonts w:eastAsia="ＭＳ 明朝"/>
-                <w:kern w:val="0"/>
-                <w:sz w:val="20"/>
-                <w:szCs w:val="22"/>
-                <w:lang w:val="en-US" w:eastAsia="en-US" w:bidi="ar-SA"/>
-              </w:rPr>
-            </w:pPr>
-            <w:r>
-              <w:rPr>
-                <w:rFonts w:eastAsia="ＭＳ 明朝"/>
-                <w:kern w:val="0"/>
-                <w:sz w:val="20"/>
-                <w:szCs w:val="22"/>
-                <w:lang w:val="en-US" w:eastAsia="en-US" w:bidi="ar-SA"/>
-              </w:rPr>
               <w:t>vmnet1</w:t>
             </w:r>
           </w:p>
         </w:tc>
         <w:tc>
           <w:tcPr>
-            <w:tcW w:w="2355" w:type="dxa"/>
+            <w:tcW w:w="2356" w:type="dxa"/>
             <w:tcBorders>
               <w:top w:val="single" w:sz="4" w:space="0" w:color="000000"/>
               <w:start w:val="single" w:sz="4" w:space="0" w:color="000000"/>
@@ -1538,6 +1526,42 @@
         <w:trPr/>
         <w:tc>
           <w:tcPr>
+            <w:tcW w:w="2339" w:type="dxa"/>
+            <w:tcBorders>
+              <w:top w:val="single" w:sz="4" w:space="0" w:color="000000"/>
+              <w:start w:val="single" w:sz="4" w:space="0" w:color="000000"/>
+              <w:bottom w:val="single" w:sz="4" w:space="0" w:color="000000"/>
+              <w:end w:val="single" w:sz="4" w:space="0" w:color="000000"/>
+            </w:tcBorders>
+          </w:tcPr>
+          <w:p>
+            <w:pPr>
+              <w:pStyle w:val="Normal"/>
+              <w:widowControl/>
+              <w:spacing w:lineRule="auto" w:line="240" w:before="0" w:after="0"/>
+              <w:jc w:val="start"/>
+              <w:rPr>
+                <w:rFonts w:eastAsia="ＭＳ 明朝"/>
+                <w:kern w:val="0"/>
+                <w:sz w:val="20"/>
+                <w:szCs w:val="22"/>
+                <w:lang w:val="en-US" w:eastAsia="en-US" w:bidi="ar-SA"/>
+              </w:rPr>
+            </w:pPr>
+            <w:r>
+              <w:rPr>
+                <w:rFonts w:eastAsia="ＭＳ 明朝"/>
+                <w:kern w:val="0"/>
+                <w:sz w:val="20"/>
+                <w:szCs w:val="22"/>
+                <w:lang w:val="en-US" w:eastAsia="en-US" w:bidi="ar-SA"/>
+              </w:rPr>
+              <w:t>Windows 10</w:t>
+            </w:r>
+          </w:p>
+        </w:tc>
+        <w:tc>
+          <w:tcPr>
             <w:tcW w:w="2340" w:type="dxa"/>
             <w:tcBorders>
               <w:top w:val="single" w:sz="4" w:space="0" w:color="000000"/>
@@ -1555,26 +1579,25 @@
               <w:rPr>
                 <w:rFonts w:eastAsia="ＭＳ 明朝"/>
                 <w:kern w:val="0"/>
-                <w:sz w:val="20"/>
-                <w:szCs w:val="22"/>
-                <w:lang w:val="en-US" w:eastAsia="en-US" w:bidi="ar-SA"/>
-              </w:rPr>
-            </w:pPr>
-            <w:r>
-              <w:rPr>
-                <w:rFonts w:eastAsia="ＭＳ 明朝"/>
-                <w:kern w:val="0"/>
-                <w:sz w:val="20"/>
-                <w:szCs w:val="22"/>
-                <w:lang w:val="en-US" w:eastAsia="en-US" w:bidi="ar-SA"/>
-              </w:rPr>
-              <w:t>Windows 10</w:t>
-            </w:r>
-          </w:p>
-        </w:tc>
-        <w:tc>
-          <w:tcPr>
-            <w:tcW w:w="2340" w:type="dxa"/>
+                <w:szCs w:val="22"/>
+                <w:lang w:val="en-US" w:eastAsia="en-US" w:bidi="ar-SA"/>
+              </w:rPr>
+            </w:pPr>
+            <w:r>
+              <w:rPr>
+                <w:rFonts w:eastAsia="ＭＳ 明朝"/>
+                <w:kern w:val="0"/>
+                <w:sz w:val="20"/>
+                <w:szCs w:val="22"/>
+                <w:lang w:val="en-US" w:eastAsia="en-US" w:bidi="ar-SA"/>
+              </w:rPr>
+              <w:t>192.168.38.129</w:t>
+            </w:r>
+          </w:p>
+        </w:tc>
+        <w:tc>
+          <w:tcPr>
+            <w:tcW w:w="2355" w:type="dxa"/>
             <w:tcBorders>
               <w:top w:val="single" w:sz="4" w:space="0" w:color="000000"/>
               <w:start w:val="single" w:sz="4" w:space="0" w:color="000000"/>
@@ -1591,51 +1614,6 @@
               <w:rPr>
                 <w:rFonts w:eastAsia="ＭＳ 明朝"/>
                 <w:kern w:val="0"/>
-                <w:szCs w:val="22"/>
-                <w:lang w:val="en-US" w:eastAsia="en-US" w:bidi="ar-SA"/>
-              </w:rPr>
-            </w:pPr>
-            <w:r>
-              <w:rPr>
-                <w:rFonts w:eastAsia="ＭＳ 明朝"/>
-                <w:kern w:val="0"/>
-                <w:sz w:val="20"/>
-                <w:szCs w:val="22"/>
-                <w:lang w:val="en-US" w:eastAsia="en-US" w:bidi="ar-SA"/>
-              </w:rPr>
-              <w:t>192.168.</w:t>
-            </w:r>
-            <w:r>
-              <w:rPr>
-                <w:rFonts w:eastAsia="ＭＳ 明朝"/>
-                <w:kern w:val="0"/>
-                <w:sz w:val="20"/>
-                <w:szCs w:val="22"/>
-                <w:lang w:val="en-US" w:eastAsia="en-US" w:bidi="ar-SA"/>
-              </w:rPr>
-              <w:t>38.129</w:t>
-            </w:r>
-          </w:p>
-        </w:tc>
-        <w:tc>
-          <w:tcPr>
-            <w:tcW w:w="2355" w:type="dxa"/>
-            <w:tcBorders>
-              <w:top w:val="single" w:sz="4" w:space="0" w:color="000000"/>
-              <w:start w:val="single" w:sz="4" w:space="0" w:color="000000"/>
-              <w:bottom w:val="single" w:sz="4" w:space="0" w:color="000000"/>
-              <w:end w:val="single" w:sz="4" w:space="0" w:color="000000"/>
-            </w:tcBorders>
-          </w:tcPr>
-          <w:p>
-            <w:pPr>
-              <w:pStyle w:val="Normal"/>
-              <w:widowControl/>
-              <w:spacing w:lineRule="auto" w:line="240" w:before="0" w:after="0"/>
-              <w:jc w:val="start"/>
-              <w:rPr>
-                <w:rFonts w:eastAsia="ＭＳ 明朝"/>
-                <w:kern w:val="0"/>
                 <w:sz w:val="20"/>
                 <w:szCs w:val="22"/>
                 <w:lang w:val="en-US" w:eastAsia="en-US" w:bidi="ar-SA"/>
@@ -1655,7 +1633,7 @@
         </w:tc>
         <w:tc>
           <w:tcPr>
-            <w:tcW w:w="2355" w:type="dxa"/>
+            <w:tcW w:w="2356" w:type="dxa"/>
             <w:tcBorders>
               <w:top w:val="single" w:sz="4" w:space="0" w:color="000000"/>
               <w:start w:val="single" w:sz="4" w:space="0" w:color="000000"/>
@@ -1739,7 +1717,7 @@
       <w:r>
         <w:rPr/>
         <w:drawing>
-          <wp:anchor distT="0" distB="0" distL="0" distR="0" simplePos="0" relativeHeight="10" behindDoc="0" locked="0" layoutInCell="0" allowOverlap="1">
+          <wp:anchor distT="0" distB="0" distL="0" distR="0" simplePos="0" relativeHeight="23" behindDoc="0" locked="0" layoutInCell="0" allowOverlap="1">
             <wp:simplePos x="0" y="0"/>
             <wp:positionH relativeFrom="column">
               <wp:align>center</wp:align>
@@ -2010,6 +1988,42 @@
           <w:color w:val="C0392B"/>
           <w:sz w:val="26"/>
         </w:rPr>
+      </w:r>
+    </w:p>
+    <w:p>
+      <w:pPr>
+        <w:pStyle w:val="Normal"/>
+        <w:spacing w:before="280" w:after="80"/>
+        <w:rPr>
+          <w:b/>
+          <w:color w:val="C0392B"/>
+          <w:sz w:val="26"/>
+        </w:rPr>
+      </w:pPr>
+      <w:r>
+        <w:rPr>
+          <w:b/>
+          <w:color w:val="C0392B"/>
+          <w:sz w:val="26"/>
+        </w:rPr>
+      </w:r>
+    </w:p>
+    <w:p>
+      <w:pPr>
+        <w:pStyle w:val="Normal"/>
+        <w:spacing w:before="280" w:after="80"/>
+        <w:rPr>
+          <w:b/>
+          <w:color w:val="C0392B"/>
+          <w:sz w:val="26"/>
+        </w:rPr>
+      </w:pPr>
+      <w:r>
+        <w:rPr>
+          <w:b/>
+          <w:color w:val="C0392B"/>
+          <w:sz w:val="26"/>
+        </w:rPr>
         <w:t>3.2  Full Port Scan — All Services</w:t>
       </w:r>
     </w:p>
@@ -2033,10 +2047,18 @@
       <w:r>
         <w:rPr/>
         <w:drawing>
-          <wp:inline distT="0" distB="0" distL="0" distR="0">
-            <wp:extent cx="2952750" cy="4932045"/>
+          <wp:anchor distT="0" distB="0" distL="0" distR="0" simplePos="0" relativeHeight="24" behindDoc="0" locked="0" layoutInCell="0" allowOverlap="1">
+            <wp:simplePos x="0" y="0"/>
+            <wp:positionH relativeFrom="column">
+              <wp:align>center</wp:align>
+            </wp:positionH>
+            <wp:positionV relativeFrom="paragraph">
+              <wp:posOffset>635</wp:posOffset>
+            </wp:positionV>
+            <wp:extent cx="5972810" cy="6297295"/>
             <wp:effectExtent l="0" t="0" r="0" b="0"/>
-            <wp:docPr id="8" name="Picture 9"/>
+            <wp:wrapSquare wrapText="largest"/>
+            <wp:docPr id="8" name="Image2"/>
             <wp:cNvGraphicFramePr>
               <a:graphicFrameLocks xmlns:a="http://schemas.openxmlformats.org/drawingml/2006/main" noChangeAspect="1"/>
             </wp:cNvGraphicFramePr>
@@ -2044,7 +2066,7 @@
               <a:graphicData uri="http://schemas.openxmlformats.org/drawingml/2006/picture">
                 <pic:pic xmlns:pic="http://schemas.openxmlformats.org/drawingml/2006/picture">
                   <pic:nvPicPr>
-                    <pic:cNvPr id="8" name="Picture 9"/>
+                    <pic:cNvPr id="8" name="Image2"/>
                     <pic:cNvPicPr>
                       <a:picLocks noChangeAspect="1" noChangeArrowheads="1"/>
                     </pic:cNvPicPr>
@@ -2058,7 +2080,7 @@
                   <pic:spPr bwMode="auto">
                     <a:xfrm>
                       <a:off x="0" y="0"/>
-                      <a:ext cx="2952750" cy="4932045"/>
+                      <a:ext cx="5972810" cy="6297295"/>
                     </a:xfrm>
                     <a:prstGeom prst="rect">
                       <a:avLst/>
@@ -2068,7 +2090,7 @@
                 </pic:pic>
               </a:graphicData>
             </a:graphic>
-          </wp:inline>
+          </wp:anchor>
         </w:drawing>
       </w:r>
     </w:p>
@@ -2095,2601 +2117,55 @@
       <w:pPr>
         <w:pStyle w:val="Normal"/>
         <w:spacing w:before="280" w:after="80"/>
-        <w:rPr/>
-      </w:pPr>
-      <w:r>
         <w:rPr>
           <w:b/>
           <w:color w:val="C0392B"/>
           <w:sz w:val="26"/>
         </w:rPr>
-        <w:t>3.</w:t>
-      </w:r>
+      </w:pPr>
       <w:r>
         <w:rPr>
           <w:b/>
           <w:color w:val="C0392B"/>
           <w:sz w:val="26"/>
         </w:rPr>
-        <w:t>3</w:t>
-      </w:r>
-      <w:r>
+      </w:r>
+    </w:p>
+    <w:p>
+      <w:pPr>
+        <w:pStyle w:val="Normal"/>
+        <w:spacing w:before="280" w:after="80"/>
         <w:rPr>
           <w:b/>
           <w:color w:val="C0392B"/>
           <w:sz w:val="26"/>
         </w:rPr>
-        <w:t xml:space="preserve">  Open Ports Summary</w:t>
-      </w:r>
-    </w:p>
-    <w:tbl>
-      <w:tblPr>
-        <w:tblW w:w="9404" w:type="dxa"/>
-        <w:jc w:val="center"/>
-        <w:tblInd w:w="0" w:type="dxa"/>
-        <w:tblLayout w:type="fixed"/>
-        <w:tblCellMar>
-          <w:top w:w="0" w:type="dxa"/>
-          <w:start w:w="108" w:type="dxa"/>
-          <w:bottom w:w="0" w:type="dxa"/>
-          <w:end w:w="108" w:type="dxa"/>
-        </w:tblCellMar>
-      </w:tblPr>
-      <w:tblGrid>
-        <w:gridCol w:w="2351"/>
-        <w:gridCol w:w="2351"/>
-        <w:gridCol w:w="2351"/>
-        <w:gridCol w:w="2351"/>
-      </w:tblGrid>
-      <w:tr>
-        <w:trPr/>
-        <w:tc>
-          <w:tcPr>
-            <w:tcW w:w="2351" w:type="dxa"/>
-            <w:tcBorders>
-              <w:top w:val="single" w:sz="4" w:space="0" w:color="000000"/>
-              <w:start w:val="single" w:sz="4" w:space="0" w:color="000000"/>
-              <w:bottom w:val="single" w:sz="4" w:space="0" w:color="000000"/>
-              <w:end w:val="single" w:sz="4" w:space="0" w:color="000000"/>
-            </w:tcBorders>
-            <w:shd w:fill="1A1A2E" w:val="clear"/>
-          </w:tcPr>
-          <w:p>
-            <w:pPr>
-              <w:pStyle w:val="Normal"/>
-              <w:widowControl/>
-              <w:spacing w:lineRule="auto" w:line="240" w:before="0" w:after="0"/>
-              <w:jc w:val="center"/>
-              <w:rPr>
-                <w:rFonts w:eastAsia="ＭＳ 明朝"/>
-                <w:b/>
-                <w:color w:val="FFFFFF"/>
-                <w:kern w:val="0"/>
-                <w:sz w:val="20"/>
-                <w:szCs w:val="22"/>
-                <w:lang w:val="en-US" w:eastAsia="en-US" w:bidi="ar-SA"/>
-              </w:rPr>
-            </w:pPr>
-            <w:r>
-              <w:rPr>
-                <w:rFonts w:eastAsia="ＭＳ 明朝"/>
-                <w:b/>
-                <w:color w:val="FFFFFF"/>
-                <w:kern w:val="0"/>
-                <w:sz w:val="20"/>
-                <w:szCs w:val="22"/>
-                <w:lang w:val="en-US" w:eastAsia="en-US" w:bidi="ar-SA"/>
-              </w:rPr>
-              <w:t>Port</w:t>
-            </w:r>
-          </w:p>
-        </w:tc>
-        <w:tc>
-          <w:tcPr>
-            <w:tcW w:w="2351" w:type="dxa"/>
-            <w:tcBorders>
-              <w:top w:val="single" w:sz="4" w:space="0" w:color="000000"/>
-              <w:start w:val="single" w:sz="4" w:space="0" w:color="000000"/>
-              <w:bottom w:val="single" w:sz="4" w:space="0" w:color="000000"/>
-              <w:end w:val="single" w:sz="4" w:space="0" w:color="000000"/>
-            </w:tcBorders>
-            <w:shd w:fill="1A1A2E" w:val="clear"/>
-          </w:tcPr>
-          <w:p>
-            <w:pPr>
-              <w:pStyle w:val="Normal"/>
-              <w:widowControl/>
-              <w:spacing w:lineRule="auto" w:line="240" w:before="0" w:after="0"/>
-              <w:jc w:val="center"/>
-              <w:rPr>
-                <w:rFonts w:eastAsia="ＭＳ 明朝"/>
-                <w:b/>
-                <w:color w:val="FFFFFF"/>
-                <w:kern w:val="0"/>
-                <w:sz w:val="20"/>
-                <w:szCs w:val="22"/>
-                <w:lang w:val="en-US" w:eastAsia="en-US" w:bidi="ar-SA"/>
-              </w:rPr>
-            </w:pPr>
-            <w:r>
-              <w:rPr>
-                <w:rFonts w:eastAsia="ＭＳ 明朝"/>
-                <w:b/>
-                <w:color w:val="FFFFFF"/>
-                <w:kern w:val="0"/>
-                <w:sz w:val="20"/>
-                <w:szCs w:val="22"/>
-                <w:lang w:val="en-US" w:eastAsia="en-US" w:bidi="ar-SA"/>
-              </w:rPr>
-              <w:t>Service</w:t>
-            </w:r>
-          </w:p>
-        </w:tc>
-        <w:tc>
-          <w:tcPr>
-            <w:tcW w:w="2351" w:type="dxa"/>
-            <w:tcBorders>
-              <w:top w:val="single" w:sz="4" w:space="0" w:color="000000"/>
-              <w:start w:val="single" w:sz="4" w:space="0" w:color="000000"/>
-              <w:bottom w:val="single" w:sz="4" w:space="0" w:color="000000"/>
-              <w:end w:val="single" w:sz="4" w:space="0" w:color="000000"/>
-            </w:tcBorders>
-            <w:shd w:fill="1A1A2E" w:val="clear"/>
-          </w:tcPr>
-          <w:p>
-            <w:pPr>
-              <w:pStyle w:val="Normal"/>
-              <w:widowControl/>
-              <w:spacing w:lineRule="auto" w:line="240" w:before="0" w:after="0"/>
-              <w:jc w:val="center"/>
-              <w:rPr>
-                <w:rFonts w:eastAsia="ＭＳ 明朝"/>
-                <w:b/>
-                <w:color w:val="FFFFFF"/>
-                <w:kern w:val="0"/>
-                <w:sz w:val="20"/>
-                <w:szCs w:val="22"/>
-                <w:lang w:val="en-US" w:eastAsia="en-US" w:bidi="ar-SA"/>
-              </w:rPr>
-            </w:pPr>
-            <w:r>
-              <w:rPr>
-                <w:rFonts w:eastAsia="ＭＳ 明朝"/>
-                <w:b/>
-                <w:color w:val="FFFFFF"/>
-                <w:kern w:val="0"/>
-                <w:sz w:val="20"/>
-                <w:szCs w:val="22"/>
-                <w:lang w:val="en-US" w:eastAsia="en-US" w:bidi="ar-SA"/>
-              </w:rPr>
-              <w:t>Version</w:t>
-            </w:r>
-          </w:p>
-        </w:tc>
-        <w:tc>
-          <w:tcPr>
-            <w:tcW w:w="2351" w:type="dxa"/>
-            <w:tcBorders>
-              <w:top w:val="single" w:sz="4" w:space="0" w:color="000000"/>
-              <w:start w:val="single" w:sz="4" w:space="0" w:color="000000"/>
-              <w:bottom w:val="single" w:sz="4" w:space="0" w:color="000000"/>
-              <w:end w:val="single" w:sz="4" w:space="0" w:color="000000"/>
-            </w:tcBorders>
-            <w:shd w:fill="1A1A2E" w:val="clear"/>
-          </w:tcPr>
-          <w:p>
-            <w:pPr>
-              <w:pStyle w:val="Normal"/>
-              <w:widowControl/>
-              <w:spacing w:lineRule="auto" w:line="240" w:before="0" w:after="0"/>
-              <w:jc w:val="center"/>
-              <w:rPr>
-                <w:rFonts w:eastAsia="ＭＳ 明朝"/>
-                <w:b/>
-                <w:color w:val="FFFFFF"/>
-                <w:kern w:val="0"/>
-                <w:sz w:val="20"/>
-                <w:szCs w:val="22"/>
-                <w:lang w:val="en-US" w:eastAsia="en-US" w:bidi="ar-SA"/>
-              </w:rPr>
-            </w:pPr>
-            <w:r>
-              <w:rPr>
-                <w:rFonts w:eastAsia="ＭＳ 明朝"/>
-                <w:b/>
-                <w:color w:val="FFFFFF"/>
-                <w:kern w:val="0"/>
-                <w:sz w:val="20"/>
-                <w:szCs w:val="22"/>
-                <w:lang w:val="en-US" w:eastAsia="en-US" w:bidi="ar-SA"/>
-              </w:rPr>
-              <w:t>Note</w:t>
-            </w:r>
-          </w:p>
-        </w:tc>
-      </w:tr>
-      <w:tr>
-        <w:trPr/>
-        <w:tc>
-          <w:tcPr>
-            <w:tcW w:w="2351" w:type="dxa"/>
-            <w:tcBorders>
-              <w:top w:val="single" w:sz="4" w:space="0" w:color="000000"/>
-              <w:start w:val="single" w:sz="4" w:space="0" w:color="000000"/>
-              <w:bottom w:val="single" w:sz="4" w:space="0" w:color="000000"/>
-              <w:end w:val="single" w:sz="4" w:space="0" w:color="000000"/>
-            </w:tcBorders>
-          </w:tcPr>
-          <w:p>
-            <w:pPr>
-              <w:pStyle w:val="Normal"/>
-              <w:widowControl/>
-              <w:spacing w:lineRule="auto" w:line="240" w:before="0" w:after="0"/>
-              <w:jc w:val="start"/>
-              <w:rPr>
-                <w:rFonts w:eastAsia="ＭＳ 明朝"/>
-                <w:kern w:val="0"/>
-                <w:sz w:val="20"/>
-                <w:szCs w:val="22"/>
-                <w:lang w:val="en-US" w:eastAsia="en-US" w:bidi="ar-SA"/>
-              </w:rPr>
-            </w:pPr>
-            <w:r>
-              <w:rPr>
-                <w:rFonts w:eastAsia="ＭＳ 明朝"/>
-                <w:kern w:val="0"/>
-                <w:sz w:val="20"/>
-                <w:szCs w:val="22"/>
-                <w:lang w:val="en-US" w:eastAsia="en-US" w:bidi="ar-SA"/>
-              </w:rPr>
-              <w:t>21</w:t>
-            </w:r>
-          </w:p>
-        </w:tc>
-        <w:tc>
-          <w:tcPr>
-            <w:tcW w:w="2351" w:type="dxa"/>
-            <w:tcBorders>
-              <w:top w:val="single" w:sz="4" w:space="0" w:color="000000"/>
-              <w:start w:val="single" w:sz="4" w:space="0" w:color="000000"/>
-              <w:bottom w:val="single" w:sz="4" w:space="0" w:color="000000"/>
-              <w:end w:val="single" w:sz="4" w:space="0" w:color="000000"/>
-            </w:tcBorders>
-          </w:tcPr>
-          <w:p>
-            <w:pPr>
-              <w:pStyle w:val="Normal"/>
-              <w:widowControl/>
-              <w:spacing w:lineRule="auto" w:line="240" w:before="0" w:after="0"/>
-              <w:jc w:val="start"/>
-              <w:rPr>
-                <w:rFonts w:eastAsia="ＭＳ 明朝"/>
-                <w:kern w:val="0"/>
-                <w:sz w:val="20"/>
-                <w:szCs w:val="22"/>
-                <w:lang w:val="en-US" w:eastAsia="en-US" w:bidi="ar-SA"/>
-              </w:rPr>
-            </w:pPr>
-            <w:r>
-              <w:rPr>
-                <w:rFonts w:eastAsia="ＭＳ 明朝"/>
-                <w:kern w:val="0"/>
-                <w:sz w:val="20"/>
-                <w:szCs w:val="22"/>
-                <w:lang w:val="en-US" w:eastAsia="en-US" w:bidi="ar-SA"/>
-              </w:rPr>
-              <w:t>FTP</w:t>
-            </w:r>
-          </w:p>
-        </w:tc>
-        <w:tc>
-          <w:tcPr>
-            <w:tcW w:w="2351" w:type="dxa"/>
-            <w:tcBorders>
-              <w:top w:val="single" w:sz="4" w:space="0" w:color="000000"/>
-              <w:start w:val="single" w:sz="4" w:space="0" w:color="000000"/>
-              <w:bottom w:val="single" w:sz="4" w:space="0" w:color="000000"/>
-              <w:end w:val="single" w:sz="4" w:space="0" w:color="000000"/>
-            </w:tcBorders>
-          </w:tcPr>
-          <w:p>
-            <w:pPr>
-              <w:pStyle w:val="Normal"/>
-              <w:widowControl/>
-              <w:spacing w:lineRule="auto" w:line="240" w:before="0" w:after="0"/>
-              <w:jc w:val="start"/>
-              <w:rPr>
-                <w:rFonts w:eastAsia="ＭＳ 明朝"/>
-                <w:kern w:val="0"/>
-                <w:sz w:val="20"/>
-                <w:szCs w:val="22"/>
-                <w:lang w:val="en-US" w:eastAsia="en-US" w:bidi="ar-SA"/>
-              </w:rPr>
-            </w:pPr>
-            <w:r>
-              <w:rPr>
-                <w:rFonts w:eastAsia="ＭＳ 明朝"/>
-                <w:kern w:val="0"/>
-                <w:sz w:val="20"/>
-                <w:szCs w:val="22"/>
-                <w:lang w:val="en-US" w:eastAsia="en-US" w:bidi="ar-SA"/>
-              </w:rPr>
-              <w:t>vsftpd 2.3.4</w:t>
-            </w:r>
-          </w:p>
-        </w:tc>
-        <w:tc>
-          <w:tcPr>
-            <w:tcW w:w="2351" w:type="dxa"/>
-            <w:tcBorders>
-              <w:top w:val="single" w:sz="4" w:space="0" w:color="000000"/>
-              <w:start w:val="single" w:sz="4" w:space="0" w:color="000000"/>
-              <w:bottom w:val="single" w:sz="4" w:space="0" w:color="000000"/>
-              <w:end w:val="single" w:sz="4" w:space="0" w:color="000000"/>
-            </w:tcBorders>
-          </w:tcPr>
-          <w:p>
-            <w:pPr>
-              <w:pStyle w:val="Normal"/>
-              <w:widowControl/>
-              <w:spacing w:lineRule="auto" w:line="240" w:before="0" w:after="0"/>
-              <w:jc w:val="start"/>
-              <w:rPr>
-                <w:rFonts w:eastAsia="ＭＳ 明朝"/>
-                <w:kern w:val="0"/>
-                <w:sz w:val="20"/>
-                <w:szCs w:val="22"/>
-                <w:lang w:val="en-US" w:eastAsia="en-US" w:bidi="ar-SA"/>
-              </w:rPr>
-            </w:pPr>
-            <w:r>
-              <w:rPr>
-                <w:rFonts w:eastAsia="ＭＳ 明朝"/>
-                <w:kern w:val="0"/>
-                <w:sz w:val="20"/>
-                <w:szCs w:val="22"/>
-                <w:lang w:val="en-US" w:eastAsia="en-US" w:bidi="ar-SA"/>
-              </w:rPr>
-              <w:t>Backdoored — CVE-2011-2523</w:t>
-            </w:r>
-          </w:p>
-        </w:tc>
-      </w:tr>
-      <w:tr>
-        <w:trPr/>
-        <w:tc>
-          <w:tcPr>
-            <w:tcW w:w="2351" w:type="dxa"/>
-            <w:tcBorders>
-              <w:top w:val="single" w:sz="4" w:space="0" w:color="000000"/>
-              <w:start w:val="single" w:sz="4" w:space="0" w:color="000000"/>
-              <w:bottom w:val="single" w:sz="4" w:space="0" w:color="000000"/>
-              <w:end w:val="single" w:sz="4" w:space="0" w:color="000000"/>
-            </w:tcBorders>
-          </w:tcPr>
-          <w:p>
-            <w:pPr>
-              <w:pStyle w:val="Normal"/>
-              <w:widowControl/>
-              <w:spacing w:lineRule="auto" w:line="240" w:before="0" w:after="0"/>
-              <w:jc w:val="start"/>
-              <w:rPr>
-                <w:rFonts w:eastAsia="ＭＳ 明朝"/>
-                <w:kern w:val="0"/>
-                <w:sz w:val="20"/>
-                <w:szCs w:val="22"/>
-                <w:lang w:val="en-US" w:eastAsia="en-US" w:bidi="ar-SA"/>
-              </w:rPr>
-            </w:pPr>
-            <w:r>
-              <w:rPr>
-                <w:rFonts w:eastAsia="ＭＳ 明朝"/>
-                <w:kern w:val="0"/>
-                <w:sz w:val="20"/>
-                <w:szCs w:val="22"/>
-                <w:lang w:val="en-US" w:eastAsia="en-US" w:bidi="ar-SA"/>
-              </w:rPr>
-              <w:t>22</w:t>
-            </w:r>
-          </w:p>
-        </w:tc>
-        <w:tc>
-          <w:tcPr>
-            <w:tcW w:w="2351" w:type="dxa"/>
-            <w:tcBorders>
-              <w:top w:val="single" w:sz="4" w:space="0" w:color="000000"/>
-              <w:start w:val="single" w:sz="4" w:space="0" w:color="000000"/>
-              <w:bottom w:val="single" w:sz="4" w:space="0" w:color="000000"/>
-              <w:end w:val="single" w:sz="4" w:space="0" w:color="000000"/>
-            </w:tcBorders>
-          </w:tcPr>
-          <w:p>
-            <w:pPr>
-              <w:pStyle w:val="Normal"/>
-              <w:widowControl/>
-              <w:spacing w:lineRule="auto" w:line="240" w:before="0" w:after="0"/>
-              <w:jc w:val="start"/>
-              <w:rPr>
-                <w:rFonts w:eastAsia="ＭＳ 明朝"/>
-                <w:kern w:val="0"/>
-                <w:sz w:val="20"/>
-                <w:szCs w:val="22"/>
-                <w:lang w:val="en-US" w:eastAsia="en-US" w:bidi="ar-SA"/>
-              </w:rPr>
-            </w:pPr>
-            <w:r>
-              <w:rPr>
-                <w:rFonts w:eastAsia="ＭＳ 明朝"/>
-                <w:kern w:val="0"/>
-                <w:sz w:val="20"/>
-                <w:szCs w:val="22"/>
-                <w:lang w:val="en-US" w:eastAsia="en-US" w:bidi="ar-SA"/>
-              </w:rPr>
-              <w:t>SSH</w:t>
-            </w:r>
-          </w:p>
-        </w:tc>
-        <w:tc>
-          <w:tcPr>
-            <w:tcW w:w="2351" w:type="dxa"/>
-            <w:tcBorders>
-              <w:top w:val="single" w:sz="4" w:space="0" w:color="000000"/>
-              <w:start w:val="single" w:sz="4" w:space="0" w:color="000000"/>
-              <w:bottom w:val="single" w:sz="4" w:space="0" w:color="000000"/>
-              <w:end w:val="single" w:sz="4" w:space="0" w:color="000000"/>
-            </w:tcBorders>
-          </w:tcPr>
-          <w:p>
-            <w:pPr>
-              <w:pStyle w:val="Normal"/>
-              <w:widowControl/>
-              <w:spacing w:lineRule="auto" w:line="240" w:before="0" w:after="0"/>
-              <w:jc w:val="start"/>
-              <w:rPr>
-                <w:rFonts w:eastAsia="ＭＳ 明朝"/>
-                <w:kern w:val="0"/>
-                <w:sz w:val="20"/>
-                <w:szCs w:val="22"/>
-                <w:lang w:val="en-US" w:eastAsia="en-US" w:bidi="ar-SA"/>
-              </w:rPr>
-            </w:pPr>
-            <w:r>
-              <w:rPr>
-                <w:rFonts w:eastAsia="ＭＳ 明朝"/>
-                <w:kern w:val="0"/>
-                <w:sz w:val="20"/>
-                <w:szCs w:val="22"/>
-                <w:lang w:val="en-US" w:eastAsia="en-US" w:bidi="ar-SA"/>
-              </w:rPr>
-              <w:t>OpenSSH 4.7p1</w:t>
-            </w:r>
-          </w:p>
-        </w:tc>
-        <w:tc>
-          <w:tcPr>
-            <w:tcW w:w="2351" w:type="dxa"/>
-            <w:tcBorders>
-              <w:top w:val="single" w:sz="4" w:space="0" w:color="000000"/>
-              <w:start w:val="single" w:sz="4" w:space="0" w:color="000000"/>
-              <w:bottom w:val="single" w:sz="4" w:space="0" w:color="000000"/>
-              <w:end w:val="single" w:sz="4" w:space="0" w:color="000000"/>
-            </w:tcBorders>
-          </w:tcPr>
-          <w:p>
-            <w:pPr>
-              <w:pStyle w:val="Normal"/>
-              <w:widowControl/>
-              <w:spacing w:lineRule="auto" w:line="240" w:before="0" w:after="0"/>
-              <w:jc w:val="start"/>
-              <w:rPr>
-                <w:rFonts w:eastAsia="ＭＳ 明朝"/>
-                <w:kern w:val="0"/>
-                <w:sz w:val="20"/>
-                <w:szCs w:val="22"/>
-                <w:lang w:val="en-US" w:eastAsia="en-US" w:bidi="ar-SA"/>
-              </w:rPr>
-            </w:pPr>
-            <w:r>
-              <w:rPr>
-                <w:rFonts w:eastAsia="ＭＳ 明朝"/>
-                <w:kern w:val="0"/>
-                <w:sz w:val="20"/>
-                <w:szCs w:val="22"/>
-                <w:lang w:val="en-US" w:eastAsia="en-US" w:bidi="ar-SA"/>
-              </w:rPr>
-              <w:t>Outdated version</w:t>
-            </w:r>
-          </w:p>
-        </w:tc>
-      </w:tr>
-      <w:tr>
-        <w:trPr/>
-        <w:tc>
-          <w:tcPr>
-            <w:tcW w:w="2351" w:type="dxa"/>
-            <w:tcBorders>
-              <w:top w:val="single" w:sz="4" w:space="0" w:color="000000"/>
-              <w:start w:val="single" w:sz="4" w:space="0" w:color="000000"/>
-              <w:bottom w:val="single" w:sz="4" w:space="0" w:color="000000"/>
-              <w:end w:val="single" w:sz="4" w:space="0" w:color="000000"/>
-            </w:tcBorders>
-          </w:tcPr>
-          <w:p>
-            <w:pPr>
-              <w:pStyle w:val="Normal"/>
-              <w:widowControl/>
-              <w:spacing w:lineRule="auto" w:line="240" w:before="0" w:after="0"/>
-              <w:jc w:val="start"/>
-              <w:rPr>
-                <w:rFonts w:eastAsia="ＭＳ 明朝"/>
-                <w:kern w:val="0"/>
-                <w:sz w:val="20"/>
-                <w:szCs w:val="22"/>
-                <w:lang w:val="en-US" w:eastAsia="en-US" w:bidi="ar-SA"/>
-              </w:rPr>
-            </w:pPr>
-            <w:r>
-              <w:rPr>
-                <w:rFonts w:eastAsia="ＭＳ 明朝"/>
-                <w:kern w:val="0"/>
-                <w:sz w:val="20"/>
-                <w:szCs w:val="22"/>
-                <w:lang w:val="en-US" w:eastAsia="en-US" w:bidi="ar-SA"/>
-              </w:rPr>
-              <w:t>23</w:t>
-            </w:r>
-          </w:p>
-        </w:tc>
-        <w:tc>
-          <w:tcPr>
-            <w:tcW w:w="2351" w:type="dxa"/>
-            <w:tcBorders>
-              <w:top w:val="single" w:sz="4" w:space="0" w:color="000000"/>
-              <w:start w:val="single" w:sz="4" w:space="0" w:color="000000"/>
-              <w:bottom w:val="single" w:sz="4" w:space="0" w:color="000000"/>
-              <w:end w:val="single" w:sz="4" w:space="0" w:color="000000"/>
-            </w:tcBorders>
-          </w:tcPr>
-          <w:p>
-            <w:pPr>
-              <w:pStyle w:val="Normal"/>
-              <w:widowControl/>
-              <w:spacing w:lineRule="auto" w:line="240" w:before="0" w:after="0"/>
-              <w:jc w:val="start"/>
-              <w:rPr>
-                <w:rFonts w:eastAsia="ＭＳ 明朝"/>
-                <w:kern w:val="0"/>
-                <w:sz w:val="20"/>
-                <w:szCs w:val="22"/>
-                <w:lang w:val="en-US" w:eastAsia="en-US" w:bidi="ar-SA"/>
-              </w:rPr>
-            </w:pPr>
-            <w:r>
-              <w:rPr>
-                <w:rFonts w:eastAsia="ＭＳ 明朝"/>
-                <w:kern w:val="0"/>
-                <w:sz w:val="20"/>
-                <w:szCs w:val="22"/>
-                <w:lang w:val="en-US" w:eastAsia="en-US" w:bidi="ar-SA"/>
-              </w:rPr>
-              <w:t>Telnet</w:t>
-            </w:r>
-          </w:p>
-        </w:tc>
-        <w:tc>
-          <w:tcPr>
-            <w:tcW w:w="2351" w:type="dxa"/>
-            <w:tcBorders>
-              <w:top w:val="single" w:sz="4" w:space="0" w:color="000000"/>
-              <w:start w:val="single" w:sz="4" w:space="0" w:color="000000"/>
-              <w:bottom w:val="single" w:sz="4" w:space="0" w:color="000000"/>
-              <w:end w:val="single" w:sz="4" w:space="0" w:color="000000"/>
-            </w:tcBorders>
-          </w:tcPr>
-          <w:p>
-            <w:pPr>
-              <w:pStyle w:val="Normal"/>
-              <w:widowControl/>
-              <w:spacing w:lineRule="auto" w:line="240" w:before="0" w:after="0"/>
-              <w:jc w:val="start"/>
-              <w:rPr>
-                <w:rFonts w:eastAsia="ＭＳ 明朝"/>
-                <w:kern w:val="0"/>
-                <w:sz w:val="20"/>
-                <w:szCs w:val="22"/>
-                <w:lang w:val="en-US" w:eastAsia="en-US" w:bidi="ar-SA"/>
-              </w:rPr>
-            </w:pPr>
-            <w:r>
-              <w:rPr>
-                <w:rFonts w:eastAsia="ＭＳ 明朝"/>
-                <w:kern w:val="0"/>
-                <w:sz w:val="20"/>
-                <w:szCs w:val="22"/>
-                <w:lang w:val="en-US" w:eastAsia="en-US" w:bidi="ar-SA"/>
-              </w:rPr>
-              <w:t>Linux telnetd</w:t>
-            </w:r>
-          </w:p>
-        </w:tc>
-        <w:tc>
-          <w:tcPr>
-            <w:tcW w:w="2351" w:type="dxa"/>
-            <w:tcBorders>
-              <w:top w:val="single" w:sz="4" w:space="0" w:color="000000"/>
-              <w:start w:val="single" w:sz="4" w:space="0" w:color="000000"/>
-              <w:bottom w:val="single" w:sz="4" w:space="0" w:color="000000"/>
-              <w:end w:val="single" w:sz="4" w:space="0" w:color="000000"/>
-            </w:tcBorders>
-          </w:tcPr>
-          <w:p>
-            <w:pPr>
-              <w:pStyle w:val="Normal"/>
-              <w:widowControl/>
-              <w:spacing w:lineRule="auto" w:line="240" w:before="0" w:after="0"/>
-              <w:jc w:val="start"/>
-              <w:rPr>
-                <w:rFonts w:eastAsia="ＭＳ 明朝"/>
-                <w:kern w:val="0"/>
-                <w:sz w:val="20"/>
-                <w:szCs w:val="22"/>
-                <w:lang w:val="en-US" w:eastAsia="en-US" w:bidi="ar-SA"/>
-              </w:rPr>
-            </w:pPr>
-            <w:r>
-              <w:rPr>
-                <w:rFonts w:eastAsia="ＭＳ 明朝"/>
-                <w:kern w:val="0"/>
-                <w:sz w:val="20"/>
-                <w:szCs w:val="22"/>
-                <w:lang w:val="en-US" w:eastAsia="en-US" w:bidi="ar-SA"/>
-              </w:rPr>
-              <w:t>Cleartext protocol</w:t>
-            </w:r>
-          </w:p>
-        </w:tc>
-      </w:tr>
-      <w:tr>
-        <w:trPr/>
-        <w:tc>
-          <w:tcPr>
-            <w:tcW w:w="2351" w:type="dxa"/>
-            <w:tcBorders>
-              <w:top w:val="single" w:sz="4" w:space="0" w:color="000000"/>
-              <w:start w:val="single" w:sz="4" w:space="0" w:color="000000"/>
-              <w:bottom w:val="single" w:sz="4" w:space="0" w:color="000000"/>
-              <w:end w:val="single" w:sz="4" w:space="0" w:color="000000"/>
-            </w:tcBorders>
-          </w:tcPr>
-          <w:p>
-            <w:pPr>
-              <w:pStyle w:val="Normal"/>
-              <w:widowControl/>
-              <w:spacing w:lineRule="auto" w:line="240" w:before="0" w:after="0"/>
-              <w:jc w:val="start"/>
-              <w:rPr>
-                <w:rFonts w:eastAsia="ＭＳ 明朝"/>
-                <w:kern w:val="0"/>
-                <w:sz w:val="20"/>
-                <w:szCs w:val="22"/>
-                <w:lang w:val="en-US" w:eastAsia="en-US" w:bidi="ar-SA"/>
-              </w:rPr>
-            </w:pPr>
-            <w:r>
-              <w:rPr>
-                <w:rFonts w:eastAsia="ＭＳ 明朝"/>
-                <w:kern w:val="0"/>
-                <w:sz w:val="20"/>
-                <w:szCs w:val="22"/>
-                <w:lang w:val="en-US" w:eastAsia="en-US" w:bidi="ar-SA"/>
-              </w:rPr>
-              <w:t>25</w:t>
-            </w:r>
-          </w:p>
-        </w:tc>
-        <w:tc>
-          <w:tcPr>
-            <w:tcW w:w="2351" w:type="dxa"/>
-            <w:tcBorders>
-              <w:top w:val="single" w:sz="4" w:space="0" w:color="000000"/>
-              <w:start w:val="single" w:sz="4" w:space="0" w:color="000000"/>
-              <w:bottom w:val="single" w:sz="4" w:space="0" w:color="000000"/>
-              <w:end w:val="single" w:sz="4" w:space="0" w:color="000000"/>
-            </w:tcBorders>
-          </w:tcPr>
-          <w:p>
-            <w:pPr>
-              <w:pStyle w:val="Normal"/>
-              <w:widowControl/>
-              <w:spacing w:lineRule="auto" w:line="240" w:before="0" w:after="0"/>
-              <w:jc w:val="start"/>
-              <w:rPr>
-                <w:rFonts w:eastAsia="ＭＳ 明朝"/>
-                <w:kern w:val="0"/>
-                <w:sz w:val="20"/>
-                <w:szCs w:val="22"/>
-                <w:lang w:val="en-US" w:eastAsia="en-US" w:bidi="ar-SA"/>
-              </w:rPr>
-            </w:pPr>
-            <w:r>
-              <w:rPr>
-                <w:rFonts w:eastAsia="ＭＳ 明朝"/>
-                <w:kern w:val="0"/>
-                <w:sz w:val="20"/>
-                <w:szCs w:val="22"/>
-                <w:lang w:val="en-US" w:eastAsia="en-US" w:bidi="ar-SA"/>
-              </w:rPr>
-              <w:t>SMTP</w:t>
-            </w:r>
-          </w:p>
-        </w:tc>
-        <w:tc>
-          <w:tcPr>
-            <w:tcW w:w="2351" w:type="dxa"/>
-            <w:tcBorders>
-              <w:top w:val="single" w:sz="4" w:space="0" w:color="000000"/>
-              <w:start w:val="single" w:sz="4" w:space="0" w:color="000000"/>
-              <w:bottom w:val="single" w:sz="4" w:space="0" w:color="000000"/>
-              <w:end w:val="single" w:sz="4" w:space="0" w:color="000000"/>
-            </w:tcBorders>
-          </w:tcPr>
-          <w:p>
-            <w:pPr>
-              <w:pStyle w:val="Normal"/>
-              <w:widowControl/>
-              <w:spacing w:lineRule="auto" w:line="240" w:before="0" w:after="0"/>
-              <w:jc w:val="start"/>
-              <w:rPr>
-                <w:rFonts w:eastAsia="ＭＳ 明朝"/>
-                <w:kern w:val="0"/>
-                <w:sz w:val="20"/>
-                <w:szCs w:val="22"/>
-                <w:lang w:val="en-US" w:eastAsia="en-US" w:bidi="ar-SA"/>
-              </w:rPr>
-            </w:pPr>
-            <w:r>
-              <w:rPr>
-                <w:rFonts w:eastAsia="ＭＳ 明朝"/>
-                <w:kern w:val="0"/>
-                <w:sz w:val="20"/>
-                <w:szCs w:val="22"/>
-                <w:lang w:val="en-US" w:eastAsia="en-US" w:bidi="ar-SA"/>
-              </w:rPr>
-              <w:t>Postfix smtpd</w:t>
-            </w:r>
-          </w:p>
-        </w:tc>
-        <w:tc>
-          <w:tcPr>
-            <w:tcW w:w="2351" w:type="dxa"/>
-            <w:tcBorders>
-              <w:top w:val="single" w:sz="4" w:space="0" w:color="000000"/>
-              <w:start w:val="single" w:sz="4" w:space="0" w:color="000000"/>
-              <w:bottom w:val="single" w:sz="4" w:space="0" w:color="000000"/>
-              <w:end w:val="single" w:sz="4" w:space="0" w:color="000000"/>
-            </w:tcBorders>
-          </w:tcPr>
-          <w:p>
-            <w:pPr>
-              <w:pStyle w:val="Normal"/>
-              <w:widowControl/>
-              <w:spacing w:lineRule="auto" w:line="240" w:before="0" w:after="0"/>
-              <w:jc w:val="start"/>
-              <w:rPr>
-                <w:rFonts w:eastAsia="ＭＳ 明朝"/>
-                <w:kern w:val="0"/>
-                <w:sz w:val="20"/>
-                <w:szCs w:val="22"/>
-                <w:lang w:val="en-US" w:eastAsia="en-US" w:bidi="ar-SA"/>
-              </w:rPr>
-            </w:pPr>
-            <w:r>
-              <w:rPr>
-                <w:rFonts w:eastAsia="ＭＳ 明朝"/>
-                <w:kern w:val="0"/>
-                <w:sz w:val="20"/>
-                <w:szCs w:val="22"/>
-                <w:lang w:val="en-US" w:eastAsia="en-US" w:bidi="ar-SA"/>
-              </w:rPr>
-              <w:t>20 users enumerated</w:t>
-            </w:r>
-          </w:p>
-        </w:tc>
-      </w:tr>
-      <w:tr>
-        <w:trPr/>
-        <w:tc>
-          <w:tcPr>
-            <w:tcW w:w="2351" w:type="dxa"/>
-            <w:tcBorders>
-              <w:top w:val="single" w:sz="4" w:space="0" w:color="000000"/>
-              <w:start w:val="single" w:sz="4" w:space="0" w:color="000000"/>
-              <w:bottom w:val="single" w:sz="4" w:space="0" w:color="000000"/>
-              <w:end w:val="single" w:sz="4" w:space="0" w:color="000000"/>
-            </w:tcBorders>
-          </w:tcPr>
-          <w:p>
-            <w:pPr>
-              <w:pStyle w:val="Normal"/>
-              <w:widowControl/>
-              <w:spacing w:lineRule="auto" w:line="240" w:before="0" w:after="0"/>
-              <w:jc w:val="start"/>
-              <w:rPr>
-                <w:rFonts w:eastAsia="ＭＳ 明朝"/>
-                <w:kern w:val="0"/>
-                <w:sz w:val="20"/>
-                <w:szCs w:val="22"/>
-                <w:lang w:val="en-US" w:eastAsia="en-US" w:bidi="ar-SA"/>
-              </w:rPr>
-            </w:pPr>
-            <w:r>
-              <w:rPr>
-                <w:rFonts w:eastAsia="ＭＳ 明朝"/>
-                <w:kern w:val="0"/>
-                <w:sz w:val="20"/>
-                <w:szCs w:val="22"/>
-                <w:lang w:val="en-US" w:eastAsia="en-US" w:bidi="ar-SA"/>
-              </w:rPr>
-              <w:t>53</w:t>
-            </w:r>
-          </w:p>
-        </w:tc>
-        <w:tc>
-          <w:tcPr>
-            <w:tcW w:w="2351" w:type="dxa"/>
-            <w:tcBorders>
-              <w:top w:val="single" w:sz="4" w:space="0" w:color="000000"/>
-              <w:start w:val="single" w:sz="4" w:space="0" w:color="000000"/>
-              <w:bottom w:val="single" w:sz="4" w:space="0" w:color="000000"/>
-              <w:end w:val="single" w:sz="4" w:space="0" w:color="000000"/>
-            </w:tcBorders>
-          </w:tcPr>
-          <w:p>
-            <w:pPr>
-              <w:pStyle w:val="Normal"/>
-              <w:widowControl/>
-              <w:spacing w:lineRule="auto" w:line="240" w:before="0" w:after="0"/>
-              <w:jc w:val="start"/>
-              <w:rPr>
-                <w:rFonts w:eastAsia="ＭＳ 明朝"/>
-                <w:kern w:val="0"/>
-                <w:sz w:val="20"/>
-                <w:szCs w:val="22"/>
-                <w:lang w:val="en-US" w:eastAsia="en-US" w:bidi="ar-SA"/>
-              </w:rPr>
-            </w:pPr>
-            <w:r>
-              <w:rPr>
-                <w:rFonts w:eastAsia="ＭＳ 明朝"/>
-                <w:kern w:val="0"/>
-                <w:sz w:val="20"/>
-                <w:szCs w:val="22"/>
-                <w:lang w:val="en-US" w:eastAsia="en-US" w:bidi="ar-SA"/>
-              </w:rPr>
-              <w:t>DNS</w:t>
-            </w:r>
-          </w:p>
-        </w:tc>
-        <w:tc>
-          <w:tcPr>
-            <w:tcW w:w="2351" w:type="dxa"/>
-            <w:tcBorders>
-              <w:top w:val="single" w:sz="4" w:space="0" w:color="000000"/>
-              <w:start w:val="single" w:sz="4" w:space="0" w:color="000000"/>
-              <w:bottom w:val="single" w:sz="4" w:space="0" w:color="000000"/>
-              <w:end w:val="single" w:sz="4" w:space="0" w:color="000000"/>
-            </w:tcBorders>
-          </w:tcPr>
-          <w:p>
-            <w:pPr>
-              <w:pStyle w:val="Normal"/>
-              <w:widowControl/>
-              <w:spacing w:lineRule="auto" w:line="240" w:before="0" w:after="0"/>
-              <w:jc w:val="start"/>
-              <w:rPr>
-                <w:rFonts w:eastAsia="ＭＳ 明朝"/>
-                <w:kern w:val="0"/>
-                <w:sz w:val="20"/>
-                <w:szCs w:val="22"/>
-                <w:lang w:val="en-US" w:eastAsia="en-US" w:bidi="ar-SA"/>
-              </w:rPr>
-            </w:pPr>
-            <w:r>
-              <w:rPr>
-                <w:rFonts w:eastAsia="ＭＳ 明朝"/>
-                <w:kern w:val="0"/>
-                <w:sz w:val="20"/>
-                <w:szCs w:val="22"/>
-                <w:lang w:val="en-US" w:eastAsia="en-US" w:bidi="ar-SA"/>
-              </w:rPr>
-              <w:t>ISC BIND 9.4.2</w:t>
-            </w:r>
-          </w:p>
-        </w:tc>
-        <w:tc>
-          <w:tcPr>
-            <w:tcW w:w="2351" w:type="dxa"/>
-            <w:tcBorders>
-              <w:top w:val="single" w:sz="4" w:space="0" w:color="000000"/>
-              <w:start w:val="single" w:sz="4" w:space="0" w:color="000000"/>
-              <w:bottom w:val="single" w:sz="4" w:space="0" w:color="000000"/>
-              <w:end w:val="single" w:sz="4" w:space="0" w:color="000000"/>
-            </w:tcBorders>
-          </w:tcPr>
-          <w:p>
-            <w:pPr>
-              <w:pStyle w:val="Normal"/>
-              <w:widowControl/>
-              <w:spacing w:lineRule="auto" w:line="240" w:before="0" w:after="0"/>
-              <w:jc w:val="start"/>
-              <w:rPr>
-                <w:rFonts w:eastAsia="ＭＳ 明朝"/>
-                <w:kern w:val="0"/>
-                <w:sz w:val="20"/>
-                <w:szCs w:val="22"/>
-                <w:lang w:val="en-US" w:eastAsia="en-US" w:bidi="ar-SA"/>
-              </w:rPr>
-            </w:pPr>
-            <w:r>
-              <w:rPr>
-                <w:rFonts w:eastAsia="ＭＳ 明朝"/>
-                <w:kern w:val="0"/>
-                <w:sz w:val="20"/>
-                <w:szCs w:val="22"/>
-                <w:lang w:val="en-US" w:eastAsia="en-US" w:bidi="ar-SA"/>
-              </w:rPr>
-              <w:t>Exposed DNS service</w:t>
-            </w:r>
-          </w:p>
-        </w:tc>
-      </w:tr>
-      <w:tr>
-        <w:trPr/>
-        <w:tc>
-          <w:tcPr>
-            <w:tcW w:w="2351" w:type="dxa"/>
-            <w:tcBorders>
-              <w:top w:val="single" w:sz="4" w:space="0" w:color="000000"/>
-              <w:start w:val="single" w:sz="4" w:space="0" w:color="000000"/>
-              <w:bottom w:val="single" w:sz="4" w:space="0" w:color="000000"/>
-              <w:end w:val="single" w:sz="4" w:space="0" w:color="000000"/>
-            </w:tcBorders>
-          </w:tcPr>
-          <w:p>
-            <w:pPr>
-              <w:pStyle w:val="Normal"/>
-              <w:widowControl/>
-              <w:spacing w:lineRule="auto" w:line="240" w:before="0" w:after="0"/>
-              <w:jc w:val="start"/>
-              <w:rPr>
-                <w:rFonts w:eastAsia="ＭＳ 明朝"/>
-                <w:kern w:val="0"/>
-                <w:sz w:val="20"/>
-                <w:szCs w:val="22"/>
-                <w:lang w:val="en-US" w:eastAsia="en-US" w:bidi="ar-SA"/>
-              </w:rPr>
-            </w:pPr>
-            <w:r>
-              <w:rPr>
-                <w:rFonts w:eastAsia="ＭＳ 明朝"/>
-                <w:kern w:val="0"/>
-                <w:sz w:val="20"/>
-                <w:szCs w:val="22"/>
-                <w:lang w:val="en-US" w:eastAsia="en-US" w:bidi="ar-SA"/>
-              </w:rPr>
-              <w:t>80</w:t>
-            </w:r>
-          </w:p>
-        </w:tc>
-        <w:tc>
-          <w:tcPr>
-            <w:tcW w:w="2351" w:type="dxa"/>
-            <w:tcBorders>
-              <w:top w:val="single" w:sz="4" w:space="0" w:color="000000"/>
-              <w:start w:val="single" w:sz="4" w:space="0" w:color="000000"/>
-              <w:bottom w:val="single" w:sz="4" w:space="0" w:color="000000"/>
-              <w:end w:val="single" w:sz="4" w:space="0" w:color="000000"/>
-            </w:tcBorders>
-          </w:tcPr>
-          <w:p>
-            <w:pPr>
-              <w:pStyle w:val="Normal"/>
-              <w:widowControl/>
-              <w:spacing w:lineRule="auto" w:line="240" w:before="0" w:after="0"/>
-              <w:jc w:val="start"/>
-              <w:rPr>
-                <w:rFonts w:eastAsia="ＭＳ 明朝"/>
-                <w:kern w:val="0"/>
-                <w:sz w:val="20"/>
-                <w:szCs w:val="22"/>
-                <w:lang w:val="en-US" w:eastAsia="en-US" w:bidi="ar-SA"/>
-              </w:rPr>
-            </w:pPr>
-            <w:r>
-              <w:rPr>
-                <w:rFonts w:eastAsia="ＭＳ 明朝"/>
-                <w:kern w:val="0"/>
-                <w:sz w:val="20"/>
-                <w:szCs w:val="22"/>
-                <w:lang w:val="en-US" w:eastAsia="en-US" w:bidi="ar-SA"/>
-              </w:rPr>
-              <w:t>HTTP</w:t>
-            </w:r>
-          </w:p>
-        </w:tc>
-        <w:tc>
-          <w:tcPr>
-            <w:tcW w:w="2351" w:type="dxa"/>
-            <w:tcBorders>
-              <w:top w:val="single" w:sz="4" w:space="0" w:color="000000"/>
-              <w:start w:val="single" w:sz="4" w:space="0" w:color="000000"/>
-              <w:bottom w:val="single" w:sz="4" w:space="0" w:color="000000"/>
-              <w:end w:val="single" w:sz="4" w:space="0" w:color="000000"/>
-            </w:tcBorders>
-          </w:tcPr>
-          <w:p>
-            <w:pPr>
-              <w:pStyle w:val="Normal"/>
-              <w:widowControl/>
-              <w:spacing w:lineRule="auto" w:line="240" w:before="0" w:after="0"/>
-              <w:jc w:val="start"/>
-              <w:rPr>
-                <w:rFonts w:eastAsia="ＭＳ 明朝"/>
-                <w:kern w:val="0"/>
-                <w:sz w:val="20"/>
-                <w:szCs w:val="22"/>
-                <w:lang w:val="en-US" w:eastAsia="en-US" w:bidi="ar-SA"/>
-              </w:rPr>
-            </w:pPr>
-            <w:r>
-              <w:rPr>
-                <w:rFonts w:eastAsia="ＭＳ 明朝"/>
-                <w:kern w:val="0"/>
-                <w:sz w:val="20"/>
-                <w:szCs w:val="22"/>
-                <w:lang w:val="en-US" w:eastAsia="en-US" w:bidi="ar-SA"/>
-              </w:rPr>
-              <w:t>Apache 2.2.8 (Ubuntu)</w:t>
-            </w:r>
-          </w:p>
-        </w:tc>
-        <w:tc>
-          <w:tcPr>
-            <w:tcW w:w="2351" w:type="dxa"/>
-            <w:tcBorders>
-              <w:top w:val="single" w:sz="4" w:space="0" w:color="000000"/>
-              <w:start w:val="single" w:sz="4" w:space="0" w:color="000000"/>
-              <w:bottom w:val="single" w:sz="4" w:space="0" w:color="000000"/>
-              <w:end w:val="single" w:sz="4" w:space="0" w:color="000000"/>
-            </w:tcBorders>
-          </w:tcPr>
-          <w:p>
-            <w:pPr>
-              <w:pStyle w:val="Normal"/>
-              <w:widowControl/>
-              <w:spacing w:lineRule="auto" w:line="240" w:before="0" w:after="0"/>
-              <w:jc w:val="start"/>
-              <w:rPr>
-                <w:rFonts w:eastAsia="ＭＳ 明朝"/>
-                <w:kern w:val="0"/>
-                <w:sz w:val="20"/>
-                <w:szCs w:val="22"/>
-                <w:lang w:val="en-US" w:eastAsia="en-US" w:bidi="ar-SA"/>
-              </w:rPr>
-            </w:pPr>
-            <w:r>
-              <w:rPr>
-                <w:rFonts w:eastAsia="ＭＳ 明朝"/>
-                <w:kern w:val="0"/>
-                <w:sz w:val="20"/>
-                <w:szCs w:val="22"/>
-                <w:lang w:val="en-US" w:eastAsia="en-US" w:bidi="ar-SA"/>
-              </w:rPr>
-              <w:t>Version disclosed</w:t>
-            </w:r>
-          </w:p>
-        </w:tc>
-      </w:tr>
-      <w:tr>
-        <w:trPr/>
-        <w:tc>
-          <w:tcPr>
-            <w:tcW w:w="2351" w:type="dxa"/>
-            <w:tcBorders>
-              <w:top w:val="single" w:sz="4" w:space="0" w:color="000000"/>
-              <w:start w:val="single" w:sz="4" w:space="0" w:color="000000"/>
-              <w:bottom w:val="single" w:sz="4" w:space="0" w:color="000000"/>
-              <w:end w:val="single" w:sz="4" w:space="0" w:color="000000"/>
-            </w:tcBorders>
-          </w:tcPr>
-          <w:p>
-            <w:pPr>
-              <w:pStyle w:val="Normal"/>
-              <w:widowControl/>
-              <w:spacing w:lineRule="auto" w:line="240" w:before="0" w:after="0"/>
-              <w:jc w:val="start"/>
-              <w:rPr>
-                <w:rFonts w:eastAsia="ＭＳ 明朝"/>
-                <w:kern w:val="0"/>
-                <w:sz w:val="20"/>
-                <w:szCs w:val="22"/>
-                <w:lang w:val="en-US" w:eastAsia="en-US" w:bidi="ar-SA"/>
-              </w:rPr>
-            </w:pPr>
-            <w:r>
-              <w:rPr>
-                <w:rFonts w:eastAsia="ＭＳ 明朝"/>
-                <w:kern w:val="0"/>
-                <w:sz w:val="20"/>
-                <w:szCs w:val="22"/>
-                <w:lang w:val="en-US" w:eastAsia="en-US" w:bidi="ar-SA"/>
-              </w:rPr>
-              <w:t>111</w:t>
-            </w:r>
-          </w:p>
-        </w:tc>
-        <w:tc>
-          <w:tcPr>
-            <w:tcW w:w="2351" w:type="dxa"/>
-            <w:tcBorders>
-              <w:top w:val="single" w:sz="4" w:space="0" w:color="000000"/>
-              <w:start w:val="single" w:sz="4" w:space="0" w:color="000000"/>
-              <w:bottom w:val="single" w:sz="4" w:space="0" w:color="000000"/>
-              <w:end w:val="single" w:sz="4" w:space="0" w:color="000000"/>
-            </w:tcBorders>
-          </w:tcPr>
-          <w:p>
-            <w:pPr>
-              <w:pStyle w:val="Normal"/>
-              <w:widowControl/>
-              <w:spacing w:lineRule="auto" w:line="240" w:before="0" w:after="0"/>
-              <w:jc w:val="start"/>
-              <w:rPr>
-                <w:rFonts w:eastAsia="ＭＳ 明朝"/>
-                <w:kern w:val="0"/>
-                <w:sz w:val="20"/>
-                <w:szCs w:val="22"/>
-                <w:lang w:val="en-US" w:eastAsia="en-US" w:bidi="ar-SA"/>
-              </w:rPr>
-            </w:pPr>
-            <w:r>
-              <w:rPr>
-                <w:rFonts w:eastAsia="ＭＳ 明朝"/>
-                <w:kern w:val="0"/>
-                <w:sz w:val="20"/>
-                <w:szCs w:val="22"/>
-                <w:lang w:val="en-US" w:eastAsia="en-US" w:bidi="ar-SA"/>
-              </w:rPr>
-              <w:t>RPCBind</w:t>
-            </w:r>
-          </w:p>
-        </w:tc>
-        <w:tc>
-          <w:tcPr>
-            <w:tcW w:w="2351" w:type="dxa"/>
-            <w:tcBorders>
-              <w:top w:val="single" w:sz="4" w:space="0" w:color="000000"/>
-              <w:start w:val="single" w:sz="4" w:space="0" w:color="000000"/>
-              <w:bottom w:val="single" w:sz="4" w:space="0" w:color="000000"/>
-              <w:end w:val="single" w:sz="4" w:space="0" w:color="000000"/>
-            </w:tcBorders>
-          </w:tcPr>
-          <w:p>
-            <w:pPr>
-              <w:pStyle w:val="Normal"/>
-              <w:widowControl/>
-              <w:spacing w:lineRule="auto" w:line="240" w:before="0" w:after="0"/>
-              <w:jc w:val="start"/>
-              <w:rPr>
-                <w:rFonts w:eastAsia="ＭＳ 明朝"/>
-                <w:kern w:val="0"/>
-                <w:sz w:val="20"/>
-                <w:szCs w:val="22"/>
-                <w:lang w:val="en-US" w:eastAsia="en-US" w:bidi="ar-SA"/>
-              </w:rPr>
-            </w:pPr>
-            <w:r>
-              <w:rPr>
-                <w:rFonts w:eastAsia="ＭＳ 明朝"/>
-                <w:kern w:val="0"/>
-                <w:sz w:val="20"/>
-                <w:szCs w:val="22"/>
-                <w:lang w:val="en-US" w:eastAsia="en-US" w:bidi="ar-SA"/>
-              </w:rPr>
-              <w:t>2 (RPC #100000)</w:t>
-            </w:r>
-          </w:p>
-        </w:tc>
-        <w:tc>
-          <w:tcPr>
-            <w:tcW w:w="2351" w:type="dxa"/>
-            <w:tcBorders>
-              <w:top w:val="single" w:sz="4" w:space="0" w:color="000000"/>
-              <w:start w:val="single" w:sz="4" w:space="0" w:color="000000"/>
-              <w:bottom w:val="single" w:sz="4" w:space="0" w:color="000000"/>
-              <w:end w:val="single" w:sz="4" w:space="0" w:color="000000"/>
-            </w:tcBorders>
-          </w:tcPr>
-          <w:p>
-            <w:pPr>
-              <w:pStyle w:val="Normal"/>
-              <w:widowControl/>
-              <w:spacing w:lineRule="auto" w:line="240" w:before="0" w:after="0"/>
-              <w:jc w:val="start"/>
-              <w:rPr>
-                <w:rFonts w:eastAsia="ＭＳ 明朝"/>
-                <w:kern w:val="0"/>
-                <w:sz w:val="20"/>
-                <w:szCs w:val="22"/>
-                <w:lang w:val="en-US" w:eastAsia="en-US" w:bidi="ar-SA"/>
-              </w:rPr>
-            </w:pPr>
-            <w:r>
-              <w:rPr>
-                <w:rFonts w:eastAsia="ＭＳ 明朝"/>
-                <w:kern w:val="0"/>
-                <w:sz w:val="20"/>
-                <w:szCs w:val="22"/>
-                <w:lang w:val="en-US" w:eastAsia="en-US" w:bidi="ar-SA"/>
-              </w:rPr>
-              <w:t>NFS/mountd exposed</w:t>
-            </w:r>
-          </w:p>
-        </w:tc>
-      </w:tr>
-      <w:tr>
-        <w:trPr/>
-        <w:tc>
-          <w:tcPr>
-            <w:tcW w:w="2351" w:type="dxa"/>
-            <w:tcBorders>
-              <w:top w:val="single" w:sz="4" w:space="0" w:color="000000"/>
-              <w:start w:val="single" w:sz="4" w:space="0" w:color="000000"/>
-              <w:bottom w:val="single" w:sz="4" w:space="0" w:color="000000"/>
-              <w:end w:val="single" w:sz="4" w:space="0" w:color="000000"/>
-            </w:tcBorders>
-          </w:tcPr>
-          <w:p>
-            <w:pPr>
-              <w:pStyle w:val="Normal"/>
-              <w:widowControl/>
-              <w:spacing w:lineRule="auto" w:line="240" w:before="0" w:after="0"/>
-              <w:jc w:val="start"/>
-              <w:rPr>
-                <w:rFonts w:eastAsia="ＭＳ 明朝"/>
-                <w:kern w:val="0"/>
-                <w:sz w:val="20"/>
-                <w:szCs w:val="22"/>
-                <w:lang w:val="en-US" w:eastAsia="en-US" w:bidi="ar-SA"/>
-              </w:rPr>
-            </w:pPr>
-            <w:r>
-              <w:rPr>
-                <w:rFonts w:eastAsia="ＭＳ 明朝"/>
-                <w:kern w:val="0"/>
-                <w:sz w:val="20"/>
-                <w:szCs w:val="22"/>
-                <w:lang w:val="en-US" w:eastAsia="en-US" w:bidi="ar-SA"/>
-              </w:rPr>
-              <w:t>139</w:t>
-            </w:r>
-          </w:p>
-        </w:tc>
-        <w:tc>
-          <w:tcPr>
-            <w:tcW w:w="2351" w:type="dxa"/>
-            <w:tcBorders>
-              <w:top w:val="single" w:sz="4" w:space="0" w:color="000000"/>
-              <w:start w:val="single" w:sz="4" w:space="0" w:color="000000"/>
-              <w:bottom w:val="single" w:sz="4" w:space="0" w:color="000000"/>
-              <w:end w:val="single" w:sz="4" w:space="0" w:color="000000"/>
-            </w:tcBorders>
-          </w:tcPr>
-          <w:p>
-            <w:pPr>
-              <w:pStyle w:val="Normal"/>
-              <w:widowControl/>
-              <w:spacing w:lineRule="auto" w:line="240" w:before="0" w:after="0"/>
-              <w:jc w:val="start"/>
-              <w:rPr>
-                <w:rFonts w:eastAsia="ＭＳ 明朝"/>
-                <w:kern w:val="0"/>
-                <w:sz w:val="20"/>
-                <w:szCs w:val="22"/>
-                <w:lang w:val="en-US" w:eastAsia="en-US" w:bidi="ar-SA"/>
-              </w:rPr>
-            </w:pPr>
-            <w:r>
-              <w:rPr>
-                <w:rFonts w:eastAsia="ＭＳ 明朝"/>
-                <w:kern w:val="0"/>
-                <w:sz w:val="20"/>
-                <w:szCs w:val="22"/>
-                <w:lang w:val="en-US" w:eastAsia="en-US" w:bidi="ar-SA"/>
-              </w:rPr>
-              <w:t>SMB</w:t>
-            </w:r>
-          </w:p>
-        </w:tc>
-        <w:tc>
-          <w:tcPr>
-            <w:tcW w:w="2351" w:type="dxa"/>
-            <w:tcBorders>
-              <w:top w:val="single" w:sz="4" w:space="0" w:color="000000"/>
-              <w:start w:val="single" w:sz="4" w:space="0" w:color="000000"/>
-              <w:bottom w:val="single" w:sz="4" w:space="0" w:color="000000"/>
-              <w:end w:val="single" w:sz="4" w:space="0" w:color="000000"/>
-            </w:tcBorders>
-          </w:tcPr>
-          <w:p>
-            <w:pPr>
-              <w:pStyle w:val="Normal"/>
-              <w:widowControl/>
-              <w:spacing w:lineRule="auto" w:line="240" w:before="0" w:after="0"/>
-              <w:jc w:val="start"/>
-              <w:rPr>
-                <w:rFonts w:eastAsia="ＭＳ 明朝"/>
-                <w:kern w:val="0"/>
-                <w:sz w:val="20"/>
-                <w:szCs w:val="22"/>
-                <w:lang w:val="en-US" w:eastAsia="en-US" w:bidi="ar-SA"/>
-              </w:rPr>
-            </w:pPr>
-            <w:r>
-              <w:rPr>
-                <w:rFonts w:eastAsia="ＭＳ 明朝"/>
-                <w:kern w:val="0"/>
-                <w:sz w:val="20"/>
-                <w:szCs w:val="22"/>
-                <w:lang w:val="en-US" w:eastAsia="en-US" w:bidi="ar-SA"/>
-              </w:rPr>
-              <w:t>Samba smbd 3.X–4.X</w:t>
-            </w:r>
-          </w:p>
-        </w:tc>
-        <w:tc>
-          <w:tcPr>
-            <w:tcW w:w="2351" w:type="dxa"/>
-            <w:tcBorders>
-              <w:top w:val="single" w:sz="4" w:space="0" w:color="000000"/>
-              <w:start w:val="single" w:sz="4" w:space="0" w:color="000000"/>
-              <w:bottom w:val="single" w:sz="4" w:space="0" w:color="000000"/>
-              <w:end w:val="single" w:sz="4" w:space="0" w:color="000000"/>
-            </w:tcBorders>
-          </w:tcPr>
-          <w:p>
-            <w:pPr>
-              <w:pStyle w:val="Normal"/>
-              <w:widowControl/>
-              <w:spacing w:lineRule="auto" w:line="240" w:before="0" w:after="0"/>
-              <w:jc w:val="start"/>
-              <w:rPr>
-                <w:rFonts w:eastAsia="ＭＳ 明朝"/>
-                <w:kern w:val="0"/>
-                <w:sz w:val="20"/>
-                <w:szCs w:val="22"/>
-                <w:lang w:val="en-US" w:eastAsia="en-US" w:bidi="ar-SA"/>
-              </w:rPr>
-            </w:pPr>
-            <w:r>
-              <w:rPr>
-                <w:rFonts w:eastAsia="ＭＳ 明朝"/>
-                <w:kern w:val="0"/>
-                <w:sz w:val="20"/>
-                <w:szCs w:val="22"/>
-                <w:lang w:val="en-US" w:eastAsia="en-US" w:bidi="ar-SA"/>
-              </w:rPr>
-              <w:t>Exploitable version</w:t>
-            </w:r>
-          </w:p>
-        </w:tc>
-      </w:tr>
-      <w:tr>
-        <w:trPr/>
-        <w:tc>
-          <w:tcPr>
-            <w:tcW w:w="2351" w:type="dxa"/>
-            <w:tcBorders>
-              <w:top w:val="single" w:sz="4" w:space="0" w:color="000000"/>
-              <w:start w:val="single" w:sz="4" w:space="0" w:color="000000"/>
-              <w:bottom w:val="single" w:sz="4" w:space="0" w:color="000000"/>
-              <w:end w:val="single" w:sz="4" w:space="0" w:color="000000"/>
-            </w:tcBorders>
-          </w:tcPr>
-          <w:p>
-            <w:pPr>
-              <w:pStyle w:val="Normal"/>
-              <w:widowControl/>
-              <w:spacing w:lineRule="auto" w:line="240" w:before="0" w:after="0"/>
-              <w:jc w:val="start"/>
-              <w:rPr>
-                <w:rFonts w:eastAsia="ＭＳ 明朝"/>
-                <w:kern w:val="0"/>
-                <w:sz w:val="20"/>
-                <w:szCs w:val="22"/>
-                <w:lang w:val="en-US" w:eastAsia="en-US" w:bidi="ar-SA"/>
-              </w:rPr>
-            </w:pPr>
-            <w:r>
-              <w:rPr>
-                <w:rFonts w:eastAsia="ＭＳ 明朝"/>
-                <w:kern w:val="0"/>
-                <w:sz w:val="20"/>
-                <w:szCs w:val="22"/>
-                <w:lang w:val="en-US" w:eastAsia="en-US" w:bidi="ar-SA"/>
-              </w:rPr>
-              <w:t>445</w:t>
-            </w:r>
-          </w:p>
-        </w:tc>
-        <w:tc>
-          <w:tcPr>
-            <w:tcW w:w="2351" w:type="dxa"/>
-            <w:tcBorders>
-              <w:top w:val="single" w:sz="4" w:space="0" w:color="000000"/>
-              <w:start w:val="single" w:sz="4" w:space="0" w:color="000000"/>
-              <w:bottom w:val="single" w:sz="4" w:space="0" w:color="000000"/>
-              <w:end w:val="single" w:sz="4" w:space="0" w:color="000000"/>
-            </w:tcBorders>
-          </w:tcPr>
-          <w:p>
-            <w:pPr>
-              <w:pStyle w:val="Normal"/>
-              <w:widowControl/>
-              <w:spacing w:lineRule="auto" w:line="240" w:before="0" w:after="0"/>
-              <w:jc w:val="start"/>
-              <w:rPr>
-                <w:rFonts w:eastAsia="ＭＳ 明朝"/>
-                <w:kern w:val="0"/>
-                <w:sz w:val="20"/>
-                <w:szCs w:val="22"/>
-                <w:lang w:val="en-US" w:eastAsia="en-US" w:bidi="ar-SA"/>
-              </w:rPr>
-            </w:pPr>
-            <w:r>
-              <w:rPr>
-                <w:rFonts w:eastAsia="ＭＳ 明朝"/>
-                <w:kern w:val="0"/>
-                <w:sz w:val="20"/>
-                <w:szCs w:val="22"/>
-                <w:lang w:val="en-US" w:eastAsia="en-US" w:bidi="ar-SA"/>
-              </w:rPr>
-              <w:t>SMB</w:t>
-            </w:r>
-          </w:p>
-        </w:tc>
-        <w:tc>
-          <w:tcPr>
-            <w:tcW w:w="2351" w:type="dxa"/>
-            <w:tcBorders>
-              <w:top w:val="single" w:sz="4" w:space="0" w:color="000000"/>
-              <w:start w:val="single" w:sz="4" w:space="0" w:color="000000"/>
-              <w:bottom w:val="single" w:sz="4" w:space="0" w:color="000000"/>
-              <w:end w:val="single" w:sz="4" w:space="0" w:color="000000"/>
-            </w:tcBorders>
-          </w:tcPr>
-          <w:p>
-            <w:pPr>
-              <w:pStyle w:val="Normal"/>
-              <w:widowControl/>
-              <w:spacing w:lineRule="auto" w:line="240" w:before="0" w:after="0"/>
-              <w:jc w:val="start"/>
-              <w:rPr>
-                <w:rFonts w:eastAsia="ＭＳ 明朝"/>
-                <w:kern w:val="0"/>
-                <w:sz w:val="20"/>
-                <w:szCs w:val="22"/>
-                <w:lang w:val="en-US" w:eastAsia="en-US" w:bidi="ar-SA"/>
-              </w:rPr>
-            </w:pPr>
-            <w:r>
-              <w:rPr>
-                <w:rFonts w:eastAsia="ＭＳ 明朝"/>
-                <w:kern w:val="0"/>
-                <w:sz w:val="20"/>
-                <w:szCs w:val="22"/>
-                <w:lang w:val="en-US" w:eastAsia="en-US" w:bidi="ar-SA"/>
-              </w:rPr>
-              <w:t>Samba smbd 3.X–4.X</w:t>
-            </w:r>
-          </w:p>
-        </w:tc>
-        <w:tc>
-          <w:tcPr>
-            <w:tcW w:w="2351" w:type="dxa"/>
-            <w:tcBorders>
-              <w:top w:val="single" w:sz="4" w:space="0" w:color="000000"/>
-              <w:start w:val="single" w:sz="4" w:space="0" w:color="000000"/>
-              <w:bottom w:val="single" w:sz="4" w:space="0" w:color="000000"/>
-              <w:end w:val="single" w:sz="4" w:space="0" w:color="000000"/>
-            </w:tcBorders>
-          </w:tcPr>
-          <w:p>
-            <w:pPr>
-              <w:pStyle w:val="Normal"/>
-              <w:widowControl/>
-              <w:spacing w:lineRule="auto" w:line="240" w:before="0" w:after="0"/>
-              <w:jc w:val="start"/>
-              <w:rPr>
-                <w:rFonts w:eastAsia="ＭＳ 明朝"/>
-                <w:kern w:val="0"/>
-                <w:sz w:val="20"/>
-                <w:szCs w:val="22"/>
-                <w:lang w:val="en-US" w:eastAsia="en-US" w:bidi="ar-SA"/>
-              </w:rPr>
-            </w:pPr>
-            <w:r>
-              <w:rPr>
-                <w:rFonts w:eastAsia="ＭＳ 明朝"/>
-                <w:kern w:val="0"/>
-                <w:sz w:val="20"/>
-                <w:szCs w:val="22"/>
-                <w:lang w:val="en-US" w:eastAsia="en-US" w:bidi="ar-SA"/>
-              </w:rPr>
-              <w:t>Exploitable version</w:t>
-            </w:r>
-          </w:p>
-        </w:tc>
-      </w:tr>
-      <w:tr>
-        <w:trPr/>
-        <w:tc>
-          <w:tcPr>
-            <w:tcW w:w="2351" w:type="dxa"/>
-            <w:tcBorders>
-              <w:top w:val="single" w:sz="4" w:space="0" w:color="000000"/>
-              <w:start w:val="single" w:sz="4" w:space="0" w:color="000000"/>
-              <w:bottom w:val="single" w:sz="4" w:space="0" w:color="000000"/>
-              <w:end w:val="single" w:sz="4" w:space="0" w:color="000000"/>
-            </w:tcBorders>
-          </w:tcPr>
-          <w:p>
-            <w:pPr>
-              <w:pStyle w:val="Normal"/>
-              <w:widowControl/>
-              <w:spacing w:lineRule="auto" w:line="240" w:before="0" w:after="0"/>
-              <w:jc w:val="start"/>
-              <w:rPr>
-                <w:rFonts w:eastAsia="ＭＳ 明朝"/>
-                <w:kern w:val="0"/>
-                <w:sz w:val="20"/>
-                <w:szCs w:val="22"/>
-                <w:lang w:val="en-US" w:eastAsia="en-US" w:bidi="ar-SA"/>
-              </w:rPr>
-            </w:pPr>
-            <w:r>
-              <w:rPr>
-                <w:rFonts w:eastAsia="ＭＳ 明朝"/>
-                <w:kern w:val="0"/>
-                <w:sz w:val="20"/>
-                <w:szCs w:val="22"/>
-                <w:lang w:val="en-US" w:eastAsia="en-US" w:bidi="ar-SA"/>
-              </w:rPr>
-              <w:t>1524</w:t>
-            </w:r>
-          </w:p>
-        </w:tc>
-        <w:tc>
-          <w:tcPr>
-            <w:tcW w:w="2351" w:type="dxa"/>
-            <w:tcBorders>
-              <w:top w:val="single" w:sz="4" w:space="0" w:color="000000"/>
-              <w:start w:val="single" w:sz="4" w:space="0" w:color="000000"/>
-              <w:bottom w:val="single" w:sz="4" w:space="0" w:color="000000"/>
-              <w:end w:val="single" w:sz="4" w:space="0" w:color="000000"/>
-            </w:tcBorders>
-          </w:tcPr>
-          <w:p>
-            <w:pPr>
-              <w:pStyle w:val="Normal"/>
-              <w:widowControl/>
-              <w:spacing w:lineRule="auto" w:line="240" w:before="0" w:after="0"/>
-              <w:jc w:val="start"/>
-              <w:rPr>
-                <w:rFonts w:eastAsia="ＭＳ 明朝"/>
-                <w:kern w:val="0"/>
-                <w:sz w:val="20"/>
-                <w:szCs w:val="22"/>
-                <w:lang w:val="en-US" w:eastAsia="en-US" w:bidi="ar-SA"/>
-              </w:rPr>
-            </w:pPr>
-            <w:r>
-              <w:rPr>
-                <w:rFonts w:eastAsia="ＭＳ 明朝"/>
-                <w:kern w:val="0"/>
-                <w:sz w:val="20"/>
-                <w:szCs w:val="22"/>
-                <w:lang w:val="en-US" w:eastAsia="en-US" w:bidi="ar-SA"/>
-              </w:rPr>
-              <w:t>Bindshell</w:t>
-            </w:r>
-          </w:p>
-        </w:tc>
-        <w:tc>
-          <w:tcPr>
-            <w:tcW w:w="2351" w:type="dxa"/>
-            <w:tcBorders>
-              <w:top w:val="single" w:sz="4" w:space="0" w:color="000000"/>
-              <w:start w:val="single" w:sz="4" w:space="0" w:color="000000"/>
-              <w:bottom w:val="single" w:sz="4" w:space="0" w:color="000000"/>
-              <w:end w:val="single" w:sz="4" w:space="0" w:color="000000"/>
-            </w:tcBorders>
-          </w:tcPr>
-          <w:p>
-            <w:pPr>
-              <w:pStyle w:val="Normal"/>
-              <w:widowControl/>
-              <w:spacing w:lineRule="auto" w:line="240" w:before="0" w:after="0"/>
-              <w:jc w:val="start"/>
-              <w:rPr>
-                <w:rFonts w:eastAsia="ＭＳ 明朝"/>
-                <w:kern w:val="0"/>
-                <w:sz w:val="20"/>
-                <w:szCs w:val="22"/>
-                <w:lang w:val="en-US" w:eastAsia="en-US" w:bidi="ar-SA"/>
-              </w:rPr>
-            </w:pPr>
-            <w:r>
-              <w:rPr>
-                <w:rFonts w:eastAsia="ＭＳ 明朝"/>
-                <w:kern w:val="0"/>
-                <w:sz w:val="20"/>
-                <w:szCs w:val="22"/>
-                <w:lang w:val="en-US" w:eastAsia="en-US" w:bidi="ar-SA"/>
-              </w:rPr>
-              <w:t>Root shell</w:t>
-            </w:r>
-          </w:p>
-        </w:tc>
-        <w:tc>
-          <w:tcPr>
-            <w:tcW w:w="2351" w:type="dxa"/>
-            <w:tcBorders>
-              <w:top w:val="single" w:sz="4" w:space="0" w:color="000000"/>
-              <w:start w:val="single" w:sz="4" w:space="0" w:color="000000"/>
-              <w:bottom w:val="single" w:sz="4" w:space="0" w:color="000000"/>
-              <w:end w:val="single" w:sz="4" w:space="0" w:color="000000"/>
-            </w:tcBorders>
-          </w:tcPr>
-          <w:p>
-            <w:pPr>
-              <w:pStyle w:val="Normal"/>
-              <w:widowControl/>
-              <w:spacing w:lineRule="auto" w:line="240" w:before="0" w:after="0"/>
-              <w:jc w:val="start"/>
-              <w:rPr>
-                <w:rFonts w:eastAsia="ＭＳ 明朝"/>
-                <w:kern w:val="0"/>
-                <w:sz w:val="20"/>
-                <w:szCs w:val="22"/>
-                <w:lang w:val="en-US" w:eastAsia="en-US" w:bidi="ar-SA"/>
-              </w:rPr>
-            </w:pPr>
-            <w:r>
-              <w:rPr>
-                <w:rFonts w:eastAsia="ＭＳ 明朝"/>
-                <w:kern w:val="0"/>
-                <w:sz w:val="20"/>
-                <w:szCs w:val="22"/>
-                <w:lang w:val="en-US" w:eastAsia="en-US" w:bidi="ar-SA"/>
-              </w:rPr>
-              <w:t>Direct root access</w:t>
-            </w:r>
-          </w:p>
-        </w:tc>
-      </w:tr>
-      <w:tr>
-        <w:trPr/>
-        <w:tc>
-          <w:tcPr>
-            <w:tcW w:w="2351" w:type="dxa"/>
-            <w:tcBorders>
-              <w:top w:val="single" w:sz="4" w:space="0" w:color="000000"/>
-              <w:start w:val="single" w:sz="4" w:space="0" w:color="000000"/>
-              <w:bottom w:val="single" w:sz="4" w:space="0" w:color="000000"/>
-              <w:end w:val="single" w:sz="4" w:space="0" w:color="000000"/>
-            </w:tcBorders>
-          </w:tcPr>
-          <w:p>
-            <w:pPr>
-              <w:pStyle w:val="Normal"/>
-              <w:widowControl/>
-              <w:spacing w:lineRule="auto" w:line="240" w:before="0" w:after="0"/>
-              <w:jc w:val="start"/>
-              <w:rPr>
-                <w:rFonts w:eastAsia="ＭＳ 明朝"/>
-                <w:kern w:val="0"/>
-                <w:sz w:val="20"/>
-                <w:szCs w:val="22"/>
-                <w:lang w:val="en-US" w:eastAsia="en-US" w:bidi="ar-SA"/>
-              </w:rPr>
-            </w:pPr>
-            <w:r>
-              <w:rPr>
-                <w:rFonts w:eastAsia="ＭＳ 明朝"/>
-                <w:kern w:val="0"/>
-                <w:sz w:val="20"/>
-                <w:szCs w:val="22"/>
-                <w:lang w:val="en-US" w:eastAsia="en-US" w:bidi="ar-SA"/>
-              </w:rPr>
-              <w:t>2049</w:t>
-            </w:r>
-          </w:p>
-        </w:tc>
-        <w:tc>
-          <w:tcPr>
-            <w:tcW w:w="2351" w:type="dxa"/>
-            <w:tcBorders>
-              <w:top w:val="single" w:sz="4" w:space="0" w:color="000000"/>
-              <w:start w:val="single" w:sz="4" w:space="0" w:color="000000"/>
-              <w:bottom w:val="single" w:sz="4" w:space="0" w:color="000000"/>
-              <w:end w:val="single" w:sz="4" w:space="0" w:color="000000"/>
-            </w:tcBorders>
-          </w:tcPr>
-          <w:p>
-            <w:pPr>
-              <w:pStyle w:val="Normal"/>
-              <w:widowControl/>
-              <w:spacing w:lineRule="auto" w:line="240" w:before="0" w:after="0"/>
-              <w:jc w:val="start"/>
-              <w:rPr>
-                <w:rFonts w:eastAsia="ＭＳ 明朝"/>
-                <w:kern w:val="0"/>
-                <w:sz w:val="20"/>
-                <w:szCs w:val="22"/>
-                <w:lang w:val="en-US" w:eastAsia="en-US" w:bidi="ar-SA"/>
-              </w:rPr>
-            </w:pPr>
-            <w:r>
-              <w:rPr>
-                <w:rFonts w:eastAsia="ＭＳ 明朝"/>
-                <w:kern w:val="0"/>
-                <w:sz w:val="20"/>
-                <w:szCs w:val="22"/>
-                <w:lang w:val="en-US" w:eastAsia="en-US" w:bidi="ar-SA"/>
-              </w:rPr>
-              <w:t>NFS</w:t>
-            </w:r>
-          </w:p>
-        </w:tc>
-        <w:tc>
-          <w:tcPr>
-            <w:tcW w:w="2351" w:type="dxa"/>
-            <w:tcBorders>
-              <w:top w:val="single" w:sz="4" w:space="0" w:color="000000"/>
-              <w:start w:val="single" w:sz="4" w:space="0" w:color="000000"/>
-              <w:bottom w:val="single" w:sz="4" w:space="0" w:color="000000"/>
-              <w:end w:val="single" w:sz="4" w:space="0" w:color="000000"/>
-            </w:tcBorders>
-          </w:tcPr>
-          <w:p>
-            <w:pPr>
-              <w:pStyle w:val="Normal"/>
-              <w:widowControl/>
-              <w:spacing w:lineRule="auto" w:line="240" w:before="0" w:after="0"/>
-              <w:jc w:val="start"/>
-              <w:rPr>
-                <w:rFonts w:eastAsia="ＭＳ 明朝"/>
-                <w:kern w:val="0"/>
-                <w:sz w:val="20"/>
-                <w:szCs w:val="22"/>
-                <w:lang w:val="en-US" w:eastAsia="en-US" w:bidi="ar-SA"/>
-              </w:rPr>
-            </w:pPr>
-            <w:r>
-              <w:rPr>
-                <w:rFonts w:eastAsia="ＭＳ 明朝"/>
-                <w:kern w:val="0"/>
-                <w:sz w:val="20"/>
-                <w:szCs w:val="22"/>
-                <w:lang w:val="en-US" w:eastAsia="en-US" w:bidi="ar-SA"/>
-              </w:rPr>
-              <w:t>2-4 (RPC #100003)</w:t>
-            </w:r>
-          </w:p>
-        </w:tc>
-        <w:tc>
-          <w:tcPr>
-            <w:tcW w:w="2351" w:type="dxa"/>
-            <w:tcBorders>
-              <w:top w:val="single" w:sz="4" w:space="0" w:color="000000"/>
-              <w:start w:val="single" w:sz="4" w:space="0" w:color="000000"/>
-              <w:bottom w:val="single" w:sz="4" w:space="0" w:color="000000"/>
-              <w:end w:val="single" w:sz="4" w:space="0" w:color="000000"/>
-            </w:tcBorders>
-          </w:tcPr>
-          <w:p>
-            <w:pPr>
-              <w:pStyle w:val="Normal"/>
-              <w:widowControl/>
-              <w:spacing w:lineRule="auto" w:line="240" w:before="0" w:after="0"/>
-              <w:jc w:val="start"/>
-              <w:rPr>
-                <w:rFonts w:eastAsia="ＭＳ 明朝"/>
-                <w:kern w:val="0"/>
-                <w:sz w:val="20"/>
-                <w:szCs w:val="22"/>
-                <w:lang w:val="en-US" w:eastAsia="en-US" w:bidi="ar-SA"/>
-              </w:rPr>
-            </w:pPr>
-            <w:r>
-              <w:rPr>
-                <w:rFonts w:eastAsia="ＭＳ 明朝"/>
-                <w:kern w:val="0"/>
-                <w:sz w:val="20"/>
-                <w:szCs w:val="22"/>
-                <w:lang w:val="en-US" w:eastAsia="en-US" w:bidi="ar-SA"/>
-              </w:rPr>
-              <w:t>No access control</w:t>
-            </w:r>
-          </w:p>
-        </w:tc>
-      </w:tr>
-      <w:tr>
-        <w:trPr/>
-        <w:tc>
-          <w:tcPr>
-            <w:tcW w:w="2351" w:type="dxa"/>
-            <w:tcBorders>
-              <w:top w:val="single" w:sz="4" w:space="0" w:color="000000"/>
-              <w:start w:val="single" w:sz="4" w:space="0" w:color="000000"/>
-              <w:bottom w:val="single" w:sz="4" w:space="0" w:color="000000"/>
-              <w:end w:val="single" w:sz="4" w:space="0" w:color="000000"/>
-            </w:tcBorders>
-          </w:tcPr>
-          <w:p>
-            <w:pPr>
-              <w:pStyle w:val="Normal"/>
-              <w:widowControl/>
-              <w:spacing w:lineRule="auto" w:line="240" w:before="0" w:after="0"/>
-              <w:jc w:val="start"/>
-              <w:rPr>
-                <w:rFonts w:eastAsia="ＭＳ 明朝"/>
-                <w:kern w:val="0"/>
-                <w:sz w:val="20"/>
-                <w:szCs w:val="22"/>
-                <w:lang w:val="en-US" w:eastAsia="en-US" w:bidi="ar-SA"/>
-              </w:rPr>
-            </w:pPr>
-            <w:r>
-              <w:rPr>
-                <w:rFonts w:eastAsia="ＭＳ 明朝"/>
-                <w:kern w:val="0"/>
-                <w:sz w:val="20"/>
-                <w:szCs w:val="22"/>
-                <w:lang w:val="en-US" w:eastAsia="en-US" w:bidi="ar-SA"/>
-              </w:rPr>
-              <w:t>3306</w:t>
-            </w:r>
-          </w:p>
-        </w:tc>
-        <w:tc>
-          <w:tcPr>
-            <w:tcW w:w="2351" w:type="dxa"/>
-            <w:tcBorders>
-              <w:top w:val="single" w:sz="4" w:space="0" w:color="000000"/>
-              <w:start w:val="single" w:sz="4" w:space="0" w:color="000000"/>
-              <w:bottom w:val="single" w:sz="4" w:space="0" w:color="000000"/>
-              <w:end w:val="single" w:sz="4" w:space="0" w:color="000000"/>
-            </w:tcBorders>
-          </w:tcPr>
-          <w:p>
-            <w:pPr>
-              <w:pStyle w:val="Normal"/>
-              <w:widowControl/>
-              <w:spacing w:lineRule="auto" w:line="240" w:before="0" w:after="0"/>
-              <w:jc w:val="start"/>
-              <w:rPr>
-                <w:rFonts w:eastAsia="ＭＳ 明朝"/>
-                <w:kern w:val="0"/>
-                <w:sz w:val="20"/>
-                <w:szCs w:val="22"/>
-                <w:lang w:val="en-US" w:eastAsia="en-US" w:bidi="ar-SA"/>
-              </w:rPr>
-            </w:pPr>
-            <w:r>
-              <w:rPr>
-                <w:rFonts w:eastAsia="ＭＳ 明朝"/>
-                <w:kern w:val="0"/>
-                <w:sz w:val="20"/>
-                <w:szCs w:val="22"/>
-                <w:lang w:val="en-US" w:eastAsia="en-US" w:bidi="ar-SA"/>
-              </w:rPr>
-              <w:t>MySQL</w:t>
-            </w:r>
-          </w:p>
-        </w:tc>
-        <w:tc>
-          <w:tcPr>
-            <w:tcW w:w="2351" w:type="dxa"/>
-            <w:tcBorders>
-              <w:top w:val="single" w:sz="4" w:space="0" w:color="000000"/>
-              <w:start w:val="single" w:sz="4" w:space="0" w:color="000000"/>
-              <w:bottom w:val="single" w:sz="4" w:space="0" w:color="000000"/>
-              <w:end w:val="single" w:sz="4" w:space="0" w:color="000000"/>
-            </w:tcBorders>
-          </w:tcPr>
-          <w:p>
-            <w:pPr>
-              <w:pStyle w:val="Normal"/>
-              <w:widowControl/>
-              <w:spacing w:lineRule="auto" w:line="240" w:before="0" w:after="0"/>
-              <w:jc w:val="start"/>
-              <w:rPr>
-                <w:rFonts w:eastAsia="ＭＳ 明朝"/>
-                <w:kern w:val="0"/>
-                <w:sz w:val="20"/>
-                <w:szCs w:val="22"/>
-                <w:lang w:val="en-US" w:eastAsia="en-US" w:bidi="ar-SA"/>
-              </w:rPr>
-            </w:pPr>
-            <w:r>
-              <w:rPr>
-                <w:rFonts w:eastAsia="ＭＳ 明朝"/>
-                <w:kern w:val="0"/>
-                <w:sz w:val="20"/>
-                <w:szCs w:val="22"/>
-                <w:lang w:val="en-US" w:eastAsia="en-US" w:bidi="ar-SA"/>
-              </w:rPr>
-              <w:t>MySQL 5.0.51a</w:t>
-            </w:r>
-          </w:p>
-        </w:tc>
-        <w:tc>
-          <w:tcPr>
-            <w:tcW w:w="2351" w:type="dxa"/>
-            <w:tcBorders>
-              <w:top w:val="single" w:sz="4" w:space="0" w:color="000000"/>
-              <w:start w:val="single" w:sz="4" w:space="0" w:color="000000"/>
-              <w:bottom w:val="single" w:sz="4" w:space="0" w:color="000000"/>
-              <w:end w:val="single" w:sz="4" w:space="0" w:color="000000"/>
-            </w:tcBorders>
-          </w:tcPr>
-          <w:p>
-            <w:pPr>
-              <w:pStyle w:val="Normal"/>
-              <w:widowControl/>
-              <w:spacing w:lineRule="auto" w:line="240" w:before="0" w:after="0"/>
-              <w:jc w:val="start"/>
-              <w:rPr>
-                <w:rFonts w:eastAsia="ＭＳ 明朝"/>
-                <w:kern w:val="0"/>
-                <w:sz w:val="20"/>
-                <w:szCs w:val="22"/>
-                <w:lang w:val="en-US" w:eastAsia="en-US" w:bidi="ar-SA"/>
-              </w:rPr>
-            </w:pPr>
-            <w:r>
-              <w:rPr>
-                <w:rFonts w:eastAsia="ＭＳ 明朝"/>
-                <w:kern w:val="0"/>
-                <w:sz w:val="20"/>
-                <w:szCs w:val="22"/>
-                <w:lang w:val="en-US" w:eastAsia="en-US" w:bidi="ar-SA"/>
-              </w:rPr>
-              <w:t>No auth by default</w:t>
-            </w:r>
-          </w:p>
-        </w:tc>
-      </w:tr>
-      <w:tr>
-        <w:trPr/>
-        <w:tc>
-          <w:tcPr>
-            <w:tcW w:w="2351" w:type="dxa"/>
-            <w:tcBorders>
-              <w:top w:val="single" w:sz="4" w:space="0" w:color="000000"/>
-              <w:start w:val="single" w:sz="4" w:space="0" w:color="000000"/>
-              <w:bottom w:val="single" w:sz="4" w:space="0" w:color="000000"/>
-              <w:end w:val="single" w:sz="4" w:space="0" w:color="000000"/>
-            </w:tcBorders>
-          </w:tcPr>
-          <w:p>
-            <w:pPr>
-              <w:pStyle w:val="Normal"/>
-              <w:widowControl/>
-              <w:spacing w:lineRule="auto" w:line="240" w:before="0" w:after="0"/>
-              <w:jc w:val="start"/>
-              <w:rPr>
-                <w:rFonts w:eastAsia="ＭＳ 明朝"/>
-                <w:kern w:val="0"/>
-                <w:sz w:val="20"/>
-                <w:szCs w:val="22"/>
-                <w:lang w:val="en-US" w:eastAsia="en-US" w:bidi="ar-SA"/>
-              </w:rPr>
-            </w:pPr>
-            <w:r>
-              <w:rPr>
-                <w:rFonts w:eastAsia="ＭＳ 明朝"/>
-                <w:kern w:val="0"/>
-                <w:sz w:val="20"/>
-                <w:szCs w:val="22"/>
-                <w:lang w:val="en-US" w:eastAsia="en-US" w:bidi="ar-SA"/>
-              </w:rPr>
-              <w:t>5432</w:t>
-            </w:r>
-          </w:p>
-        </w:tc>
-        <w:tc>
-          <w:tcPr>
-            <w:tcW w:w="2351" w:type="dxa"/>
-            <w:tcBorders>
-              <w:top w:val="single" w:sz="4" w:space="0" w:color="000000"/>
-              <w:start w:val="single" w:sz="4" w:space="0" w:color="000000"/>
-              <w:bottom w:val="single" w:sz="4" w:space="0" w:color="000000"/>
-              <w:end w:val="single" w:sz="4" w:space="0" w:color="000000"/>
-            </w:tcBorders>
-          </w:tcPr>
-          <w:p>
-            <w:pPr>
-              <w:pStyle w:val="Normal"/>
-              <w:widowControl/>
-              <w:spacing w:lineRule="auto" w:line="240" w:before="0" w:after="0"/>
-              <w:jc w:val="start"/>
-              <w:rPr>
-                <w:rFonts w:eastAsia="ＭＳ 明朝"/>
-                <w:kern w:val="0"/>
-                <w:sz w:val="20"/>
-                <w:szCs w:val="22"/>
-                <w:lang w:val="en-US" w:eastAsia="en-US" w:bidi="ar-SA"/>
-              </w:rPr>
-            </w:pPr>
-            <w:r>
-              <w:rPr>
-                <w:rFonts w:eastAsia="ＭＳ 明朝"/>
-                <w:kern w:val="0"/>
-                <w:sz w:val="20"/>
-                <w:szCs w:val="22"/>
-                <w:lang w:val="en-US" w:eastAsia="en-US" w:bidi="ar-SA"/>
-              </w:rPr>
-              <w:t>PostgreSQL</w:t>
-            </w:r>
-          </w:p>
-        </w:tc>
-        <w:tc>
-          <w:tcPr>
-            <w:tcW w:w="2351" w:type="dxa"/>
-            <w:tcBorders>
-              <w:top w:val="single" w:sz="4" w:space="0" w:color="000000"/>
-              <w:start w:val="single" w:sz="4" w:space="0" w:color="000000"/>
-              <w:bottom w:val="single" w:sz="4" w:space="0" w:color="000000"/>
-              <w:end w:val="single" w:sz="4" w:space="0" w:color="000000"/>
-            </w:tcBorders>
-          </w:tcPr>
-          <w:p>
-            <w:pPr>
-              <w:pStyle w:val="Normal"/>
-              <w:widowControl/>
-              <w:spacing w:lineRule="auto" w:line="240" w:before="0" w:after="0"/>
-              <w:jc w:val="start"/>
-              <w:rPr>
-                <w:rFonts w:eastAsia="ＭＳ 明朝"/>
-                <w:kern w:val="0"/>
-                <w:sz w:val="20"/>
-                <w:szCs w:val="22"/>
-                <w:lang w:val="en-US" w:eastAsia="en-US" w:bidi="ar-SA"/>
-              </w:rPr>
-            </w:pPr>
-            <w:r>
-              <w:rPr>
-                <w:rFonts w:eastAsia="ＭＳ 明朝"/>
-                <w:kern w:val="0"/>
-                <w:sz w:val="20"/>
-                <w:szCs w:val="22"/>
-                <w:lang w:val="en-US" w:eastAsia="en-US" w:bidi="ar-SA"/>
-              </w:rPr>
-              <w:t>PostgreSQL 8.3.0</w:t>
-            </w:r>
-          </w:p>
-        </w:tc>
-        <w:tc>
-          <w:tcPr>
-            <w:tcW w:w="2351" w:type="dxa"/>
-            <w:tcBorders>
-              <w:top w:val="single" w:sz="4" w:space="0" w:color="000000"/>
-              <w:start w:val="single" w:sz="4" w:space="0" w:color="000000"/>
-              <w:bottom w:val="single" w:sz="4" w:space="0" w:color="000000"/>
-              <w:end w:val="single" w:sz="4" w:space="0" w:color="000000"/>
-            </w:tcBorders>
-          </w:tcPr>
-          <w:p>
-            <w:pPr>
-              <w:pStyle w:val="Normal"/>
-              <w:widowControl/>
-              <w:spacing w:lineRule="auto" w:line="240" w:before="0" w:after="0"/>
-              <w:jc w:val="start"/>
-              <w:rPr>
-                <w:rFonts w:eastAsia="ＭＳ 明朝"/>
-                <w:kern w:val="0"/>
-                <w:sz w:val="20"/>
-                <w:szCs w:val="22"/>
-                <w:lang w:val="en-US" w:eastAsia="en-US" w:bidi="ar-SA"/>
-              </w:rPr>
-            </w:pPr>
-            <w:r>
-              <w:rPr>
-                <w:rFonts w:eastAsia="ＭＳ 明朝"/>
-                <w:kern w:val="0"/>
-                <w:sz w:val="20"/>
-                <w:szCs w:val="22"/>
-                <w:lang w:val="en-US" w:eastAsia="en-US" w:bidi="ar-SA"/>
-              </w:rPr>
-              <w:t>Database exposed</w:t>
-            </w:r>
-          </w:p>
-        </w:tc>
-      </w:tr>
-      <w:tr>
-        <w:trPr/>
-        <w:tc>
-          <w:tcPr>
-            <w:tcW w:w="2351" w:type="dxa"/>
-            <w:tcBorders>
-              <w:top w:val="single" w:sz="4" w:space="0" w:color="000000"/>
-              <w:start w:val="single" w:sz="4" w:space="0" w:color="000000"/>
-              <w:bottom w:val="single" w:sz="4" w:space="0" w:color="000000"/>
-              <w:end w:val="single" w:sz="4" w:space="0" w:color="000000"/>
-            </w:tcBorders>
-          </w:tcPr>
-          <w:p>
-            <w:pPr>
-              <w:pStyle w:val="Normal"/>
-              <w:widowControl/>
-              <w:spacing w:lineRule="auto" w:line="240" w:before="0" w:after="0"/>
-              <w:jc w:val="start"/>
-              <w:rPr>
-                <w:rFonts w:eastAsia="ＭＳ 明朝"/>
-                <w:kern w:val="0"/>
-                <w:sz w:val="20"/>
-                <w:szCs w:val="22"/>
-                <w:lang w:val="en-US" w:eastAsia="en-US" w:bidi="ar-SA"/>
-              </w:rPr>
-            </w:pPr>
-            <w:r>
-              <w:rPr>
-                <w:rFonts w:eastAsia="ＭＳ 明朝"/>
-                <w:kern w:val="0"/>
-                <w:sz w:val="20"/>
-                <w:szCs w:val="22"/>
-                <w:lang w:val="en-US" w:eastAsia="en-US" w:bidi="ar-SA"/>
-              </w:rPr>
-              <w:t>5900</w:t>
-            </w:r>
-          </w:p>
-        </w:tc>
-        <w:tc>
-          <w:tcPr>
-            <w:tcW w:w="2351" w:type="dxa"/>
-            <w:tcBorders>
-              <w:top w:val="single" w:sz="4" w:space="0" w:color="000000"/>
-              <w:start w:val="single" w:sz="4" w:space="0" w:color="000000"/>
-              <w:bottom w:val="single" w:sz="4" w:space="0" w:color="000000"/>
-              <w:end w:val="single" w:sz="4" w:space="0" w:color="000000"/>
-            </w:tcBorders>
-          </w:tcPr>
-          <w:p>
-            <w:pPr>
-              <w:pStyle w:val="Normal"/>
-              <w:widowControl/>
-              <w:spacing w:lineRule="auto" w:line="240" w:before="0" w:after="0"/>
-              <w:jc w:val="start"/>
-              <w:rPr>
-                <w:rFonts w:eastAsia="ＭＳ 明朝"/>
-                <w:kern w:val="0"/>
-                <w:sz w:val="20"/>
-                <w:szCs w:val="22"/>
-                <w:lang w:val="en-US" w:eastAsia="en-US" w:bidi="ar-SA"/>
-              </w:rPr>
-            </w:pPr>
-            <w:r>
-              <w:rPr>
-                <w:rFonts w:eastAsia="ＭＳ 明朝"/>
-                <w:kern w:val="0"/>
-                <w:sz w:val="20"/>
-                <w:szCs w:val="22"/>
-                <w:lang w:val="en-US" w:eastAsia="en-US" w:bidi="ar-SA"/>
-              </w:rPr>
-              <w:t>VNC</w:t>
-            </w:r>
-          </w:p>
-        </w:tc>
-        <w:tc>
-          <w:tcPr>
-            <w:tcW w:w="2351" w:type="dxa"/>
-            <w:tcBorders>
-              <w:top w:val="single" w:sz="4" w:space="0" w:color="000000"/>
-              <w:start w:val="single" w:sz="4" w:space="0" w:color="000000"/>
-              <w:bottom w:val="single" w:sz="4" w:space="0" w:color="000000"/>
-              <w:end w:val="single" w:sz="4" w:space="0" w:color="000000"/>
-            </w:tcBorders>
-          </w:tcPr>
-          <w:p>
-            <w:pPr>
-              <w:pStyle w:val="Normal"/>
-              <w:widowControl/>
-              <w:spacing w:lineRule="auto" w:line="240" w:before="0" w:after="0"/>
-              <w:jc w:val="start"/>
-              <w:rPr>
-                <w:rFonts w:eastAsia="ＭＳ 明朝"/>
-                <w:kern w:val="0"/>
-                <w:sz w:val="20"/>
-                <w:szCs w:val="22"/>
-                <w:lang w:val="en-US" w:eastAsia="en-US" w:bidi="ar-SA"/>
-              </w:rPr>
-            </w:pPr>
-            <w:r>
-              <w:rPr>
-                <w:rFonts w:eastAsia="ＭＳ 明朝"/>
-                <w:kern w:val="0"/>
-                <w:sz w:val="20"/>
-                <w:szCs w:val="22"/>
-                <w:lang w:val="en-US" w:eastAsia="en-US" w:bidi="ar-SA"/>
-              </w:rPr>
-              <w:t>Protocol 3.3</w:t>
-            </w:r>
-          </w:p>
-        </w:tc>
-        <w:tc>
-          <w:tcPr>
-            <w:tcW w:w="2351" w:type="dxa"/>
-            <w:tcBorders>
-              <w:top w:val="single" w:sz="4" w:space="0" w:color="000000"/>
-              <w:start w:val="single" w:sz="4" w:space="0" w:color="000000"/>
-              <w:bottom w:val="single" w:sz="4" w:space="0" w:color="000000"/>
-              <w:end w:val="single" w:sz="4" w:space="0" w:color="000000"/>
-            </w:tcBorders>
-          </w:tcPr>
-          <w:p>
-            <w:pPr>
-              <w:pStyle w:val="Normal"/>
-              <w:widowControl/>
-              <w:spacing w:lineRule="auto" w:line="240" w:before="0" w:after="0"/>
-              <w:jc w:val="start"/>
-              <w:rPr>
-                <w:rFonts w:eastAsia="ＭＳ 明朝"/>
-                <w:kern w:val="0"/>
-                <w:sz w:val="20"/>
-                <w:szCs w:val="22"/>
-                <w:lang w:val="en-US" w:eastAsia="en-US" w:bidi="ar-SA"/>
-              </w:rPr>
-            </w:pPr>
-            <w:r>
-              <w:rPr>
-                <w:rFonts w:eastAsia="ＭＳ 明朝"/>
-                <w:kern w:val="0"/>
-                <w:sz w:val="20"/>
-                <w:szCs w:val="22"/>
-                <w:lang w:val="en-US" w:eastAsia="en-US" w:bidi="ar-SA"/>
-              </w:rPr>
-              <w:t>Remote desktop open</w:t>
-            </w:r>
-          </w:p>
-        </w:tc>
-      </w:tr>
-      <w:tr>
-        <w:trPr/>
-        <w:tc>
-          <w:tcPr>
-            <w:tcW w:w="2351" w:type="dxa"/>
-            <w:tcBorders>
-              <w:top w:val="single" w:sz="4" w:space="0" w:color="000000"/>
-              <w:start w:val="single" w:sz="4" w:space="0" w:color="000000"/>
-              <w:bottom w:val="single" w:sz="4" w:space="0" w:color="000000"/>
-              <w:end w:val="single" w:sz="4" w:space="0" w:color="000000"/>
-            </w:tcBorders>
-          </w:tcPr>
-          <w:p>
-            <w:pPr>
-              <w:pStyle w:val="Normal"/>
-              <w:widowControl/>
-              <w:spacing w:lineRule="auto" w:line="240" w:before="0" w:after="0"/>
-              <w:jc w:val="start"/>
-              <w:rPr>
-                <w:rFonts w:eastAsia="ＭＳ 明朝"/>
-                <w:kern w:val="0"/>
-                <w:sz w:val="20"/>
-                <w:szCs w:val="22"/>
-                <w:lang w:val="en-US" w:eastAsia="en-US" w:bidi="ar-SA"/>
-              </w:rPr>
-            </w:pPr>
-            <w:r>
-              <w:rPr>
-                <w:rFonts w:eastAsia="ＭＳ 明朝"/>
-                <w:kern w:val="0"/>
-                <w:sz w:val="20"/>
-                <w:szCs w:val="22"/>
-                <w:lang w:val="en-US" w:eastAsia="en-US" w:bidi="ar-SA"/>
-              </w:rPr>
-              <w:t>6667</w:t>
-            </w:r>
-          </w:p>
-        </w:tc>
-        <w:tc>
-          <w:tcPr>
-            <w:tcW w:w="2351" w:type="dxa"/>
-            <w:tcBorders>
-              <w:top w:val="single" w:sz="4" w:space="0" w:color="000000"/>
-              <w:start w:val="single" w:sz="4" w:space="0" w:color="000000"/>
-              <w:bottom w:val="single" w:sz="4" w:space="0" w:color="000000"/>
-              <w:end w:val="single" w:sz="4" w:space="0" w:color="000000"/>
-            </w:tcBorders>
-          </w:tcPr>
-          <w:p>
-            <w:pPr>
-              <w:pStyle w:val="Normal"/>
-              <w:widowControl/>
-              <w:spacing w:lineRule="auto" w:line="240" w:before="0" w:after="0"/>
-              <w:jc w:val="start"/>
-              <w:rPr>
-                <w:rFonts w:eastAsia="ＭＳ 明朝"/>
-                <w:kern w:val="0"/>
-                <w:sz w:val="20"/>
-                <w:szCs w:val="22"/>
-                <w:lang w:val="en-US" w:eastAsia="en-US" w:bidi="ar-SA"/>
-              </w:rPr>
-            </w:pPr>
-            <w:r>
-              <w:rPr>
-                <w:rFonts w:eastAsia="ＭＳ 明朝"/>
-                <w:kern w:val="0"/>
-                <w:sz w:val="20"/>
-                <w:szCs w:val="22"/>
-                <w:lang w:val="en-US" w:eastAsia="en-US" w:bidi="ar-SA"/>
-              </w:rPr>
-              <w:t>IRC</w:t>
-            </w:r>
-          </w:p>
-        </w:tc>
-        <w:tc>
-          <w:tcPr>
-            <w:tcW w:w="2351" w:type="dxa"/>
-            <w:tcBorders>
-              <w:top w:val="single" w:sz="4" w:space="0" w:color="000000"/>
-              <w:start w:val="single" w:sz="4" w:space="0" w:color="000000"/>
-              <w:bottom w:val="single" w:sz="4" w:space="0" w:color="000000"/>
-              <w:end w:val="single" w:sz="4" w:space="0" w:color="000000"/>
-            </w:tcBorders>
-          </w:tcPr>
-          <w:p>
-            <w:pPr>
-              <w:pStyle w:val="Normal"/>
-              <w:widowControl/>
-              <w:spacing w:lineRule="auto" w:line="240" w:before="0" w:after="0"/>
-              <w:jc w:val="start"/>
-              <w:rPr>
-                <w:rFonts w:eastAsia="ＭＳ 明朝"/>
-                <w:kern w:val="0"/>
-                <w:sz w:val="20"/>
-                <w:szCs w:val="22"/>
-                <w:lang w:val="en-US" w:eastAsia="en-US" w:bidi="ar-SA"/>
-              </w:rPr>
-            </w:pPr>
-            <w:r>
-              <w:rPr>
-                <w:rFonts w:eastAsia="ＭＳ 明朝"/>
-                <w:kern w:val="0"/>
-                <w:sz w:val="20"/>
-                <w:szCs w:val="22"/>
-                <w:lang w:val="en-US" w:eastAsia="en-US" w:bidi="ar-SA"/>
-              </w:rPr>
-              <w:t>UnrealIRCd</w:t>
-            </w:r>
-          </w:p>
-        </w:tc>
-        <w:tc>
-          <w:tcPr>
-            <w:tcW w:w="2351" w:type="dxa"/>
-            <w:tcBorders>
-              <w:top w:val="single" w:sz="4" w:space="0" w:color="000000"/>
-              <w:start w:val="single" w:sz="4" w:space="0" w:color="000000"/>
-              <w:bottom w:val="single" w:sz="4" w:space="0" w:color="000000"/>
-              <w:end w:val="single" w:sz="4" w:space="0" w:color="000000"/>
-            </w:tcBorders>
-          </w:tcPr>
-          <w:p>
-            <w:pPr>
-              <w:pStyle w:val="Normal"/>
-              <w:widowControl/>
-              <w:spacing w:lineRule="auto" w:line="240" w:before="0" w:after="0"/>
-              <w:jc w:val="start"/>
-              <w:rPr>
-                <w:rFonts w:eastAsia="ＭＳ 明朝"/>
-                <w:kern w:val="0"/>
-                <w:sz w:val="20"/>
-                <w:szCs w:val="22"/>
-                <w:lang w:val="en-US" w:eastAsia="en-US" w:bidi="ar-SA"/>
-              </w:rPr>
-            </w:pPr>
-            <w:r>
-              <w:rPr>
-                <w:rFonts w:eastAsia="ＭＳ 明朝"/>
-                <w:kern w:val="0"/>
-                <w:sz w:val="20"/>
-                <w:szCs w:val="22"/>
-                <w:lang w:val="en-US" w:eastAsia="en-US" w:bidi="ar-SA"/>
-              </w:rPr>
-              <w:t>Known vulnerable</w:t>
-            </w:r>
-          </w:p>
-        </w:tc>
-      </w:tr>
-      <w:tr>
-        <w:trPr/>
-        <w:tc>
-          <w:tcPr>
-            <w:tcW w:w="2351" w:type="dxa"/>
-            <w:tcBorders>
-              <w:top w:val="single" w:sz="4" w:space="0" w:color="000000"/>
-              <w:start w:val="single" w:sz="4" w:space="0" w:color="000000"/>
-              <w:bottom w:val="single" w:sz="4" w:space="0" w:color="000000"/>
-              <w:end w:val="single" w:sz="4" w:space="0" w:color="000000"/>
-            </w:tcBorders>
-          </w:tcPr>
-          <w:p>
-            <w:pPr>
-              <w:pStyle w:val="Normal"/>
-              <w:widowControl/>
-              <w:spacing w:lineRule="auto" w:line="240" w:before="0" w:after="0"/>
-              <w:jc w:val="start"/>
-              <w:rPr>
-                <w:rFonts w:eastAsia="ＭＳ 明朝"/>
-                <w:kern w:val="0"/>
-                <w:sz w:val="20"/>
-                <w:szCs w:val="22"/>
-                <w:lang w:val="en-US" w:eastAsia="en-US" w:bidi="ar-SA"/>
-              </w:rPr>
-            </w:pPr>
-            <w:r>
-              <w:rPr>
-                <w:rFonts w:eastAsia="ＭＳ 明朝"/>
-                <w:kern w:val="0"/>
-                <w:sz w:val="20"/>
-                <w:szCs w:val="22"/>
-                <w:lang w:val="en-US" w:eastAsia="en-US" w:bidi="ar-SA"/>
-              </w:rPr>
-              <w:t>8180</w:t>
-            </w:r>
-          </w:p>
-        </w:tc>
-        <w:tc>
-          <w:tcPr>
-            <w:tcW w:w="2351" w:type="dxa"/>
-            <w:tcBorders>
-              <w:top w:val="single" w:sz="4" w:space="0" w:color="000000"/>
-              <w:start w:val="single" w:sz="4" w:space="0" w:color="000000"/>
-              <w:bottom w:val="single" w:sz="4" w:space="0" w:color="000000"/>
-              <w:end w:val="single" w:sz="4" w:space="0" w:color="000000"/>
-            </w:tcBorders>
-          </w:tcPr>
-          <w:p>
-            <w:pPr>
-              <w:pStyle w:val="Normal"/>
-              <w:widowControl/>
-              <w:spacing w:lineRule="auto" w:line="240" w:before="0" w:after="0"/>
-              <w:jc w:val="start"/>
-              <w:rPr>
-                <w:rFonts w:eastAsia="ＭＳ 明朝"/>
-                <w:kern w:val="0"/>
-                <w:sz w:val="20"/>
-                <w:szCs w:val="22"/>
-                <w:lang w:val="en-US" w:eastAsia="en-US" w:bidi="ar-SA"/>
-              </w:rPr>
-            </w:pPr>
-            <w:r>
-              <w:rPr>
-                <w:rFonts w:eastAsia="ＭＳ 明朝"/>
-                <w:kern w:val="0"/>
-                <w:sz w:val="20"/>
-                <w:szCs w:val="22"/>
-                <w:lang w:val="en-US" w:eastAsia="en-US" w:bidi="ar-SA"/>
-              </w:rPr>
-              <w:t>HTTP</w:t>
-            </w:r>
-          </w:p>
-        </w:tc>
-        <w:tc>
-          <w:tcPr>
-            <w:tcW w:w="2351" w:type="dxa"/>
-            <w:tcBorders>
-              <w:top w:val="single" w:sz="4" w:space="0" w:color="000000"/>
-              <w:start w:val="single" w:sz="4" w:space="0" w:color="000000"/>
-              <w:bottom w:val="single" w:sz="4" w:space="0" w:color="000000"/>
-              <w:end w:val="single" w:sz="4" w:space="0" w:color="000000"/>
-            </w:tcBorders>
-          </w:tcPr>
-          <w:p>
-            <w:pPr>
-              <w:pStyle w:val="Normal"/>
-              <w:widowControl/>
-              <w:spacing w:lineRule="auto" w:line="240" w:before="0" w:after="0"/>
-              <w:jc w:val="start"/>
-              <w:rPr>
-                <w:rFonts w:eastAsia="ＭＳ 明朝"/>
-                <w:kern w:val="0"/>
-                <w:sz w:val="20"/>
-                <w:szCs w:val="22"/>
-                <w:lang w:val="en-US" w:eastAsia="en-US" w:bidi="ar-SA"/>
-              </w:rPr>
-            </w:pPr>
-            <w:r>
-              <w:rPr>
-                <w:rFonts w:eastAsia="ＭＳ 明朝"/>
-                <w:kern w:val="0"/>
-                <w:sz w:val="20"/>
-                <w:szCs w:val="22"/>
-                <w:lang w:val="en-US" w:eastAsia="en-US" w:bidi="ar-SA"/>
-              </w:rPr>
-              <w:t>Apache Tomcat JSP 1.1</w:t>
-            </w:r>
-          </w:p>
-        </w:tc>
-        <w:tc>
-          <w:tcPr>
-            <w:tcW w:w="2351" w:type="dxa"/>
-            <w:tcBorders>
-              <w:top w:val="single" w:sz="4" w:space="0" w:color="000000"/>
-              <w:start w:val="single" w:sz="4" w:space="0" w:color="000000"/>
-              <w:bottom w:val="single" w:sz="4" w:space="0" w:color="000000"/>
-              <w:end w:val="single" w:sz="4" w:space="0" w:color="000000"/>
-            </w:tcBorders>
-          </w:tcPr>
-          <w:p>
-            <w:pPr>
-              <w:pStyle w:val="Normal"/>
-              <w:widowControl/>
-              <w:spacing w:lineRule="auto" w:line="240" w:before="0" w:after="0"/>
-              <w:jc w:val="start"/>
-              <w:rPr>
-                <w:rFonts w:eastAsia="ＭＳ 明朝"/>
-                <w:kern w:val="0"/>
-                <w:sz w:val="20"/>
-                <w:szCs w:val="22"/>
-                <w:lang w:val="en-US" w:eastAsia="en-US" w:bidi="ar-SA"/>
-              </w:rPr>
-            </w:pPr>
-            <w:r>
-              <w:rPr>
-                <w:rFonts w:eastAsia="ＭＳ 明朝"/>
-                <w:kern w:val="0"/>
-                <w:sz w:val="20"/>
-                <w:szCs w:val="22"/>
-                <w:lang w:val="en-US" w:eastAsia="en-US" w:bidi="ar-SA"/>
-              </w:rPr>
-              <w:t>Management interface</w:t>
-            </w:r>
-          </w:p>
-        </w:tc>
-      </w:tr>
-    </w:tbl>
+      </w:pPr>
+      <w:r>
+        <w:rPr>
+          <w:b/>
+          <w:color w:val="C0392B"/>
+          <w:sz w:val="26"/>
+        </w:rPr>
+      </w:r>
+    </w:p>
     <w:p>
       <w:pPr>
         <w:pStyle w:val="Normal"/>
         <w:spacing w:before="280" w:after="80"/>
-        <w:rPr/>
-      </w:pPr>
-      <w:r>
         <w:rPr>
           <w:b/>
           <w:color w:val="C0392B"/>
           <w:sz w:val="26"/>
         </w:rPr>
-        <w:t>3.</w:t>
-      </w:r>
+      </w:pPr>
       <w:r>
         <w:rPr>
           <w:b/>
           <w:color w:val="C0392B"/>
           <w:sz w:val="26"/>
         </w:rPr>
-        <w:t>4</w:t>
-      </w:r>
-      <w:r>
-        <w:rPr>
-          <w:b/>
-          <w:color w:val="C0392B"/>
-          <w:sz w:val="26"/>
-        </w:rPr>
-        <w:t xml:space="preserve">  FTP Service Scan (Port 21)</w:t>
+        <w:t>3.4  FTP Service Scan (Port 21)</w:t>
       </w:r>
     </w:p>
     <w:p>
@@ -4700,7 +2176,7 @@
       </w:pPr>
       <w:r>
         <w:rPr/>
-        <w:t>A detailed scan of port 21 revealed vsftpd 2.3.4 running with anonymous login allowed. The -A flag was used to get full service and OS detail.</w:t>
+        <w:t>A detailed scan of port 21 revealed vsftpd 2.3.4 running with anonymous login allowed.</w:t>
       </w:r>
     </w:p>
     <w:p>
@@ -4783,23 +2259,7 @@
           <w:color w:val="C0392B"/>
           <w:sz w:val="26"/>
         </w:rPr>
-        <w:t>3.</w:t>
-      </w:r>
-      <w:r>
-        <w:rPr>
-          <w:b/>
-          <w:color w:val="C0392B"/>
-          <w:sz w:val="26"/>
-        </w:rPr>
-        <w:t>5</w:t>
-      </w:r>
-      <w:r>
-        <w:rPr>
-          <w:b/>
-          <w:color w:val="C0392B"/>
-          <w:sz w:val="26"/>
-        </w:rPr>
-        <w:t xml:space="preserve">  Vulnerability Detection — vsftpd Backdoor</w:t>
+        <w:t>3.5  Vulnerability Detection — vsftpd Backdoor</w:t>
       </w:r>
     </w:p>
     <w:p>
@@ -4810,7 +2270,7 @@
       </w:pPr>
       <w:r>
         <w:rPr/>
-        <w:t>Running the Nmap vuln script against port 21 confirmed that vsftpd 2.3.4 contains the known backdoor vulnerability CVE-2011-2523. Nmap explicitly flagged it as VULNERABLE and exploitable.</w:t>
+        <w:t xml:space="preserve">Running the Nmap vuln script against port 21 confirmed that vsftpd 2.3.4 contains the known backdoor vulnerability CVE-2011-2523. </w:t>
       </w:r>
     </w:p>
     <w:p>
@@ -4893,23 +2353,7 @@
           <w:color w:val="C0392B"/>
           <w:sz w:val="26"/>
         </w:rPr>
-        <w:t>3.</w:t>
-      </w:r>
-      <w:r>
-        <w:rPr>
-          <w:b/>
-          <w:color w:val="C0392B"/>
-          <w:sz w:val="26"/>
-        </w:rPr>
-        <w:t>6</w:t>
-      </w:r>
-      <w:r>
-        <w:rPr>
-          <w:b/>
-          <w:color w:val="C0392B"/>
-          <w:sz w:val="26"/>
-        </w:rPr>
-        <w:t xml:space="preserve">  FTP Anonymous Login Verification</w:t>
+        <w:t>3.6  FTP Anonymous Login Verification</w:t>
       </w:r>
     </w:p>
     <w:p>
@@ -4992,23 +2436,7 @@
           <w:color w:val="C0392B"/>
           <w:sz w:val="26"/>
         </w:rPr>
-        <w:t>3.</w:t>
-      </w:r>
-      <w:r>
-        <w:rPr>
-          <w:b/>
-          <w:color w:val="C0392B"/>
-          <w:sz w:val="26"/>
-        </w:rPr>
-        <w:t>7</w:t>
-      </w:r>
-      <w:r>
-        <w:rPr>
-          <w:b/>
-          <w:color w:val="C0392B"/>
-          <w:sz w:val="26"/>
-        </w:rPr>
-        <w:t xml:space="preserve">  SMTP User Enumeration (Port 25)</w:t>
+        <w:t>3.7  SMTP User Enumeration (Port 25)</w:t>
       </w:r>
     </w:p>
     <w:p>
@@ -5415,7 +2843,15 @@
       </w:pPr>
       <w:r>
         <w:rPr/>
-        <w:t>Wireshark was used to capture live network traffic on the vmnet1 (Host-Only) interface during active interaction with the target. The goal was to observe how different protocols behave at the packet level, identify cleartext credential exposure, and understand what information is visible to anyone on the same network segment.</w:t>
+        <w:t xml:space="preserve">Wireshark was used to capture live network traffic on the vmnet1 (Host-Only) interface during active interaction with the target. The goal was to observe </w:t>
+      </w:r>
+      <w:r>
+        <w:rPr/>
+        <w:t>and</w:t>
+      </w:r>
+      <w:r>
+        <w:rPr/>
+        <w:t xml:space="preserve"> identify cleartext credential exposure, and understand what information is visible to anyone on the same network segment.</w:t>
       </w:r>
     </w:p>
     <w:p>
@@ -5684,7 +3120,17 @@
       </w:pPr>
       <w:r>
         <w:rPr/>
-        <w:t>FTP login packets were captured and inspected. The USER and PASS commands are sent in cleartext — the username "anonymous" and password "pass" are directly readable in the packet detail pane without any decryption.</w:t>
+        <w:t>FTP login packets were captured and inspected. The USER and PASS commands are sent in cleartext — the username "anonymous" and password "pass" are directly readable.</w:t>
+      </w:r>
+    </w:p>
+    <w:p>
+      <w:pPr>
+        <w:pStyle w:val="Normal"/>
+        <w:spacing w:before="0" w:after="120"/>
+        <w:rPr/>
+      </w:pPr>
+      <w:r>
+        <w:rPr/>
       </w:r>
     </w:p>
     <w:p>
@@ -5850,7 +3296,7 @@
       </w:pPr>
       <w:r>
         <w:rPr/>
-        <w:t>A Telnet connection from the target to the host was captured. The packet detail shows the Telnet negotiation (Terminal Type, Speed, X Display) in readable form. Every command in a Telnet session is transmitted as plaintext, making it trivial to read any session data.</w:t>
+        <w:t>A Telnet connection from the target to the host was captured. Every command in a Telnet session is transmitted as plaintext.</w:t>
       </w:r>
     </w:p>
     <w:p>
@@ -7670,7 +5116,15 @@
           <w:color w:val="C0392B"/>
           <w:sz w:val="26"/>
         </w:rPr>
-        <w:t>5.3  Root Shell Obtained</w:t>
+        <w:t xml:space="preserve">5.3  Root Shell Obtained </w:t>
+      </w:r>
+      <w:r>
+        <w:rPr>
+          <w:b/>
+          <w:color w:val="C0392B"/>
+          <w:sz w:val="26"/>
+        </w:rPr>
+        <w:t>in Three Different Protocol</w:t>
       </w:r>
     </w:p>
     <w:p>
@@ -7681,7 +5135,6 @@
       </w:pPr>
       <w:r>
         <w:rPr/>
-        <w:t>After the exploit ran, a command shell session opened. The id command confirmed root access (uid=0). The ls command showed the full filesystem. The uname -a confirmed the target OS.</w:t>
       </w:r>
     </w:p>
     <w:p>
@@ -7749,153 +5202,8 @@
           <w:color w:val="888888"/>
           <w:sz w:val="18"/>
         </w:rPr>
-        <w:t>Figure 22 — Root shell on Metasploitable: id = root, whoami = root, uname -a confirms OS</w:t>
-      </w:r>
-    </w:p>
-    <w:p>
-      <w:pPr>
-        <w:pStyle w:val="Normal"/>
-        <w:spacing w:before="280" w:after="80"/>
-        <w:rPr>
-          <w:b/>
-          <w:color w:val="C0392B"/>
-          <w:sz w:val="26"/>
-        </w:rPr>
-      </w:pPr>
-      <w:r>
-        <w:rPr>
-          <w:b/>
-          <w:color w:val="C0392B"/>
-          <w:sz w:val="26"/>
-        </w:rPr>
-      </w:r>
-    </w:p>
-    <w:p>
-      <w:pPr>
-        <w:pStyle w:val="Normal"/>
-        <w:spacing w:before="280" w:after="80"/>
-        <w:rPr>
-          <w:b/>
-          <w:color w:val="C0392B"/>
-          <w:sz w:val="26"/>
-        </w:rPr>
-      </w:pPr>
-      <w:r>
-        <w:rPr>
-          <w:b/>
-          <w:color w:val="C0392B"/>
-          <w:sz w:val="26"/>
-        </w:rPr>
-      </w:r>
-    </w:p>
-    <w:p>
-      <w:pPr>
-        <w:pStyle w:val="Normal"/>
-        <w:spacing w:before="280" w:after="80"/>
-        <w:rPr>
-          <w:b/>
-          <w:color w:val="C0392B"/>
-          <w:sz w:val="26"/>
-        </w:rPr>
-      </w:pPr>
-      <w:r>
-        <w:rPr>
-          <w:b/>
-          <w:color w:val="C0392B"/>
-          <w:sz w:val="26"/>
-        </w:rPr>
-      </w:r>
-    </w:p>
-    <w:p>
-      <w:pPr>
-        <w:pStyle w:val="Normal"/>
-        <w:spacing w:before="280" w:after="80"/>
-        <w:rPr>
-          <w:b/>
-          <w:color w:val="C0392B"/>
-          <w:sz w:val="26"/>
-        </w:rPr>
-      </w:pPr>
-      <w:r>
-        <w:rPr>
-          <w:b/>
-          <w:color w:val="C0392B"/>
-          <w:sz w:val="26"/>
-        </w:rPr>
-      </w:r>
-    </w:p>
-    <w:p>
-      <w:pPr>
-        <w:pStyle w:val="Normal"/>
-        <w:spacing w:before="280" w:after="80"/>
-        <w:rPr>
-          <w:b/>
-          <w:color w:val="C0392B"/>
-          <w:sz w:val="26"/>
-        </w:rPr>
-      </w:pPr>
-      <w:r>
-        <w:rPr>
-          <w:b/>
-          <w:color w:val="C0392B"/>
-          <w:sz w:val="26"/>
-        </w:rPr>
-      </w:r>
-    </w:p>
-    <w:p>
-      <w:pPr>
-        <w:pStyle w:val="Normal"/>
-        <w:spacing w:before="280" w:after="80"/>
-        <w:rPr>
-          <w:b/>
-          <w:color w:val="C0392B"/>
-          <w:sz w:val="26"/>
-        </w:rPr>
-      </w:pPr>
-      <w:r>
-        <w:rPr>
-          <w:b/>
-          <w:color w:val="C0392B"/>
-          <w:sz w:val="26"/>
-        </w:rPr>
-      </w:r>
-    </w:p>
-    <w:p>
-      <w:pPr>
-        <w:pStyle w:val="Normal"/>
-        <w:spacing w:before="280" w:after="80"/>
-        <w:rPr>
-          <w:b/>
-          <w:color w:val="C0392B"/>
-          <w:sz w:val="26"/>
-        </w:rPr>
-      </w:pPr>
-      <w:r>
-        <w:rPr>
-          <w:b/>
-          <w:color w:val="C0392B"/>
-          <w:sz w:val="26"/>
-        </w:rPr>
-        <w:t>5.4  SSH Login to Metasploitable</w:t>
-      </w:r>
-    </w:p>
-    <w:p>
-      <w:pPr>
-        <w:pStyle w:val="Normal"/>
-        <w:spacing w:before="0" w:after="120"/>
-        <w:rPr/>
-      </w:pPr>
-      <w:r>
-        <w:rPr/>
-        <w:t>In addition to the exploit, SSH login was also tested using the default credentials (msfadmin / msfadmin) to confirm service access and further validate the attack surface.</w:t>
-      </w:r>
-    </w:p>
-    <w:p>
-      <w:pPr>
-        <w:pStyle w:val="Normal"/>
-        <w:jc w:val="center"/>
-        <w:rPr/>
-      </w:pPr>
+        <w:t xml:space="preserve">Figure 22 — Root shell  </w:t>
+      </w:r>
       <w:r>
         <w:rPr/>
         <w:drawing>
@@ -7955,7 +5263,23 @@
           <w:color w:val="888888"/>
           <w:sz w:val="18"/>
         </w:rPr>
-        <w:t>Figure 23 — SSH login to Metasploitable: Ubuntu 8.04 banner, successful authentication</w:t>
+        <w:t xml:space="preserve">Figure 23 — </w:t>
+      </w:r>
+      <w:r>
+        <w:rPr>
+          <w:i/>
+          <w:color w:val="888888"/>
+          <w:sz w:val="18"/>
+        </w:rPr>
+        <w:t>rsh</w:t>
+      </w:r>
+      <w:r>
+        <w:rPr>
+          <w:i/>
+          <w:color w:val="888888"/>
+          <w:sz w:val="18"/>
+        </w:rPr>
+        <w:t xml:space="preserve"> login to Metasploitable, successful authentication</w:t>
       </w:r>
     </w:p>
     <w:p>
@@ -8023,7 +5347,15 @@
           <w:color w:val="888888"/>
           <w:sz w:val="18"/>
         </w:rPr>
-        <w:t>Figure 24 — SSH session active on Metasploitable as msfadmin</w:t>
+        <w:t xml:space="preserve">Figure 24 — </w:t>
+      </w:r>
+      <w:r>
+        <w:rPr>
+          <w:i/>
+          <w:color w:val="888888"/>
+          <w:sz w:val="18"/>
+        </w:rPr>
+        <w:t>rlogin using root user via rlogin tool</w:t>
       </w:r>
     </w:p>
     <w:p>
@@ -8075,9 +5407,9 @@
       </w:tblPr>
       <w:tblGrid>
         <w:gridCol w:w="2351"/>
+        <w:gridCol w:w="2350"/>
         <w:gridCol w:w="2351"/>
-        <w:gridCol w:w="2351"/>
-        <w:gridCol w:w="2847"/>
+        <w:gridCol w:w="2848"/>
       </w:tblGrid>
       <w:tr>
         <w:trPr/>
@@ -8124,7 +5456,7 @@
         </w:tc>
         <w:tc>
           <w:tcPr>
-            <w:tcW w:w="2351" w:type="dxa"/>
+            <w:tcW w:w="2350" w:type="dxa"/>
             <w:tcBorders>
               <w:top w:val="single" w:sz="4" w:space="0" w:color="000000"/>
               <w:start w:val="single" w:sz="4" w:space="0" w:color="000000"/>
@@ -8206,7 +5538,7 @@
         </w:tc>
         <w:tc>
           <w:tcPr>
-            <w:tcW w:w="2847" w:type="dxa"/>
+            <w:tcW w:w="2848" w:type="dxa"/>
             <w:tcBorders>
               <w:top w:val="single" w:sz="4" w:space="0" w:color="000000"/>
               <w:start w:val="single" w:sz="4" w:space="0" w:color="000000"/>
@@ -8286,6 +5618,42 @@
         </w:tc>
         <w:tc>
           <w:tcPr>
+            <w:tcW w:w="2350" w:type="dxa"/>
+            <w:tcBorders>
+              <w:top w:val="single" w:sz="4" w:space="0" w:color="000000"/>
+              <w:start w:val="single" w:sz="4" w:space="0" w:color="000000"/>
+              <w:bottom w:val="single" w:sz="4" w:space="0" w:color="000000"/>
+              <w:end w:val="single" w:sz="4" w:space="0" w:color="000000"/>
+            </w:tcBorders>
+          </w:tcPr>
+          <w:p>
+            <w:pPr>
+              <w:pStyle w:val="Normal"/>
+              <w:widowControl/>
+              <w:spacing w:lineRule="auto" w:line="240" w:before="0" w:after="0"/>
+              <w:jc w:val="start"/>
+              <w:rPr>
+                <w:rFonts w:eastAsia="ＭＳ 明朝"/>
+                <w:kern w:val="0"/>
+                <w:sz w:val="20"/>
+                <w:szCs w:val="22"/>
+                <w:lang w:val="en-US" w:eastAsia="en-US" w:bidi="ar-SA"/>
+              </w:rPr>
+            </w:pPr>
+            <w:r>
+              <w:rPr>
+                <w:rFonts w:eastAsia="ＭＳ 明朝"/>
+                <w:kern w:val="0"/>
+                <w:sz w:val="20"/>
+                <w:szCs w:val="22"/>
+                <w:lang w:val="en-US" w:eastAsia="en-US" w:bidi="ar-SA"/>
+              </w:rPr>
+              <w:t>vsftpd 2.3.4 backdoor — unauthenticated root RCE (CVE-2011-2523)</w:t>
+            </w:r>
+          </w:p>
+        </w:tc>
+        <w:tc>
+          <w:tcPr>
             <w:tcW w:w="2351" w:type="dxa"/>
             <w:tcBorders>
               <w:top w:val="single" w:sz="4" w:space="0" w:color="000000"/>
@@ -8316,49 +5684,13 @@
                 <w:szCs w:val="22"/>
                 <w:lang w:val="en-US" w:eastAsia="en-US" w:bidi="ar-SA"/>
               </w:rPr>
-              <w:t>vsftpd 2.3.4 backdoor — unauthenticated root RCE (CVE-2011-2523)</w:t>
-            </w:r>
-          </w:p>
-        </w:tc>
-        <w:tc>
-          <w:tcPr>
-            <w:tcW w:w="2351" w:type="dxa"/>
-            <w:tcBorders>
-              <w:top w:val="single" w:sz="4" w:space="0" w:color="000000"/>
-              <w:start w:val="single" w:sz="4" w:space="0" w:color="000000"/>
-              <w:bottom w:val="single" w:sz="4" w:space="0" w:color="000000"/>
-              <w:end w:val="single" w:sz="4" w:space="0" w:color="000000"/>
-            </w:tcBorders>
-          </w:tcPr>
-          <w:p>
-            <w:pPr>
-              <w:pStyle w:val="Normal"/>
-              <w:widowControl/>
-              <w:spacing w:lineRule="auto" w:line="240" w:before="0" w:after="0"/>
-              <w:jc w:val="start"/>
-              <w:rPr>
-                <w:rFonts w:eastAsia="ＭＳ 明朝"/>
-                <w:kern w:val="0"/>
-                <w:sz w:val="20"/>
-                <w:szCs w:val="22"/>
-                <w:lang w:val="en-US" w:eastAsia="en-US" w:bidi="ar-SA"/>
-              </w:rPr>
-            </w:pPr>
-            <w:r>
-              <w:rPr>
-                <w:rFonts w:eastAsia="ＭＳ 明朝"/>
-                <w:kern w:val="0"/>
-                <w:sz w:val="20"/>
-                <w:szCs w:val="22"/>
-                <w:lang w:val="en-US" w:eastAsia="en-US" w:bidi="ar-SA"/>
-              </w:rPr>
               <w:t>Nmap + Metasploit</w:t>
             </w:r>
           </w:p>
         </w:tc>
         <w:tc>
           <w:tcPr>
-            <w:tcW w:w="2847" w:type="dxa"/>
+            <w:tcW w:w="2848" w:type="dxa"/>
             <w:tcBorders>
               <w:top w:val="single" w:sz="4" w:space="0" w:color="000000"/>
               <w:start w:val="single" w:sz="4" w:space="0" w:color="000000"/>
@@ -8433,6 +5765,42 @@
         </w:tc>
         <w:tc>
           <w:tcPr>
+            <w:tcW w:w="2350" w:type="dxa"/>
+            <w:tcBorders>
+              <w:top w:val="single" w:sz="4" w:space="0" w:color="000000"/>
+              <w:start w:val="single" w:sz="4" w:space="0" w:color="000000"/>
+              <w:bottom w:val="single" w:sz="4" w:space="0" w:color="000000"/>
+              <w:end w:val="single" w:sz="4" w:space="0" w:color="000000"/>
+            </w:tcBorders>
+          </w:tcPr>
+          <w:p>
+            <w:pPr>
+              <w:pStyle w:val="Normal"/>
+              <w:widowControl/>
+              <w:spacing w:lineRule="auto" w:line="240" w:before="0" w:after="0"/>
+              <w:jc w:val="start"/>
+              <w:rPr>
+                <w:rFonts w:eastAsia="ＭＳ 明朝"/>
+                <w:kern w:val="0"/>
+                <w:sz w:val="20"/>
+                <w:szCs w:val="22"/>
+                <w:lang w:val="en-US" w:eastAsia="en-US" w:bidi="ar-SA"/>
+              </w:rPr>
+            </w:pPr>
+            <w:r>
+              <w:rPr>
+                <w:rFonts w:eastAsia="ＭＳ 明朝"/>
+                <w:kern w:val="0"/>
+                <w:sz w:val="20"/>
+                <w:szCs w:val="22"/>
+                <w:lang w:val="en-US" w:eastAsia="en-US" w:bidi="ar-SA"/>
+              </w:rPr>
+              <w:t>Root bind shell open on port 1524</w:t>
+            </w:r>
+          </w:p>
+        </w:tc>
+        <w:tc>
+          <w:tcPr>
             <w:tcW w:w="2351" w:type="dxa"/>
             <w:tcBorders>
               <w:top w:val="single" w:sz="4" w:space="0" w:color="000000"/>
@@ -8463,49 +5831,13 @@
                 <w:szCs w:val="22"/>
                 <w:lang w:val="en-US" w:eastAsia="en-US" w:bidi="ar-SA"/>
               </w:rPr>
-              <w:t>Root bind shell open on port 1524</w:t>
-            </w:r>
-          </w:p>
-        </w:tc>
-        <w:tc>
-          <w:tcPr>
-            <w:tcW w:w="2351" w:type="dxa"/>
-            <w:tcBorders>
-              <w:top w:val="single" w:sz="4" w:space="0" w:color="000000"/>
-              <w:start w:val="single" w:sz="4" w:space="0" w:color="000000"/>
-              <w:bottom w:val="single" w:sz="4" w:space="0" w:color="000000"/>
-              <w:end w:val="single" w:sz="4" w:space="0" w:color="000000"/>
-            </w:tcBorders>
-          </w:tcPr>
-          <w:p>
-            <w:pPr>
-              <w:pStyle w:val="Normal"/>
-              <w:widowControl/>
-              <w:spacing w:lineRule="auto" w:line="240" w:before="0" w:after="0"/>
-              <w:jc w:val="start"/>
-              <w:rPr>
-                <w:rFonts w:eastAsia="ＭＳ 明朝"/>
-                <w:kern w:val="0"/>
-                <w:sz w:val="20"/>
-                <w:szCs w:val="22"/>
-                <w:lang w:val="en-US" w:eastAsia="en-US" w:bidi="ar-SA"/>
-              </w:rPr>
-            </w:pPr>
-            <w:r>
-              <w:rPr>
-                <w:rFonts w:eastAsia="ＭＳ 明朝"/>
-                <w:kern w:val="0"/>
-                <w:sz w:val="20"/>
-                <w:szCs w:val="22"/>
-                <w:lang w:val="en-US" w:eastAsia="en-US" w:bidi="ar-SA"/>
-              </w:rPr>
               <w:t>Nmap</w:t>
             </w:r>
           </w:p>
         </w:tc>
         <w:tc>
           <w:tcPr>
-            <w:tcW w:w="2847" w:type="dxa"/>
+            <w:tcW w:w="2848" w:type="dxa"/>
             <w:tcBorders>
               <w:top w:val="single" w:sz="4" w:space="0" w:color="000000"/>
               <w:start w:val="single" w:sz="4" w:space="0" w:color="000000"/>
@@ -8580,6 +5912,42 @@
         </w:tc>
         <w:tc>
           <w:tcPr>
+            <w:tcW w:w="2350" w:type="dxa"/>
+            <w:tcBorders>
+              <w:top w:val="single" w:sz="4" w:space="0" w:color="000000"/>
+              <w:start w:val="single" w:sz="4" w:space="0" w:color="000000"/>
+              <w:bottom w:val="single" w:sz="4" w:space="0" w:color="000000"/>
+              <w:end w:val="single" w:sz="4" w:space="0" w:color="000000"/>
+            </w:tcBorders>
+          </w:tcPr>
+          <w:p>
+            <w:pPr>
+              <w:pStyle w:val="Normal"/>
+              <w:widowControl/>
+              <w:spacing w:lineRule="auto" w:line="240" w:before="0" w:after="0"/>
+              <w:jc w:val="start"/>
+              <w:rPr>
+                <w:rFonts w:eastAsia="ＭＳ 明朝"/>
+                <w:kern w:val="0"/>
+                <w:sz w:val="20"/>
+                <w:szCs w:val="22"/>
+                <w:lang w:val="en-US" w:eastAsia="en-US" w:bidi="ar-SA"/>
+              </w:rPr>
+            </w:pPr>
+            <w:r>
+              <w:rPr>
+                <w:rFonts w:eastAsia="ＭＳ 明朝"/>
+                <w:kern w:val="0"/>
+                <w:sz w:val="20"/>
+                <w:szCs w:val="22"/>
+                <w:lang w:val="en-US" w:eastAsia="en-US" w:bidi="ar-SA"/>
+              </w:rPr>
+              <w:t>Samba 3.0.20 — known exploitable SMB version</w:t>
+            </w:r>
+          </w:p>
+        </w:tc>
+        <w:tc>
+          <w:tcPr>
             <w:tcW w:w="2351" w:type="dxa"/>
             <w:tcBorders>
               <w:top w:val="single" w:sz="4" w:space="0" w:color="000000"/>
@@ -8610,49 +5978,13 @@
                 <w:szCs w:val="22"/>
                 <w:lang w:val="en-US" w:eastAsia="en-US" w:bidi="ar-SA"/>
               </w:rPr>
-              <w:t>Samba 3.0.20 — known exploitable SMB version</w:t>
-            </w:r>
-          </w:p>
-        </w:tc>
-        <w:tc>
-          <w:tcPr>
-            <w:tcW w:w="2351" w:type="dxa"/>
-            <w:tcBorders>
-              <w:top w:val="single" w:sz="4" w:space="0" w:color="000000"/>
-              <w:start w:val="single" w:sz="4" w:space="0" w:color="000000"/>
-              <w:bottom w:val="single" w:sz="4" w:space="0" w:color="000000"/>
-              <w:end w:val="single" w:sz="4" w:space="0" w:color="000000"/>
-            </w:tcBorders>
-          </w:tcPr>
-          <w:p>
-            <w:pPr>
-              <w:pStyle w:val="Normal"/>
-              <w:widowControl/>
-              <w:spacing w:lineRule="auto" w:line="240" w:before="0" w:after="0"/>
-              <w:jc w:val="start"/>
-              <w:rPr>
-                <w:rFonts w:eastAsia="ＭＳ 明朝"/>
-                <w:kern w:val="0"/>
-                <w:sz w:val="20"/>
-                <w:szCs w:val="22"/>
-                <w:lang w:val="en-US" w:eastAsia="en-US" w:bidi="ar-SA"/>
-              </w:rPr>
-            </w:pPr>
-            <w:r>
-              <w:rPr>
-                <w:rFonts w:eastAsia="ＭＳ 明朝"/>
-                <w:kern w:val="0"/>
-                <w:sz w:val="20"/>
-                <w:szCs w:val="22"/>
-                <w:lang w:val="en-US" w:eastAsia="en-US" w:bidi="ar-SA"/>
-              </w:rPr>
               <w:t>Nmap</w:t>
             </w:r>
           </w:p>
         </w:tc>
         <w:tc>
           <w:tcPr>
-            <w:tcW w:w="2847" w:type="dxa"/>
+            <w:tcW w:w="2848" w:type="dxa"/>
             <w:tcBorders>
               <w:top w:val="single" w:sz="4" w:space="0" w:color="000000"/>
               <w:start w:val="single" w:sz="4" w:space="0" w:color="000000"/>
@@ -8727,6 +6059,42 @@
         </w:tc>
         <w:tc>
           <w:tcPr>
+            <w:tcW w:w="2350" w:type="dxa"/>
+            <w:tcBorders>
+              <w:top w:val="single" w:sz="4" w:space="0" w:color="000000"/>
+              <w:start w:val="single" w:sz="4" w:space="0" w:color="000000"/>
+              <w:bottom w:val="single" w:sz="4" w:space="0" w:color="000000"/>
+              <w:end w:val="single" w:sz="4" w:space="0" w:color="000000"/>
+            </w:tcBorders>
+          </w:tcPr>
+          <w:p>
+            <w:pPr>
+              <w:pStyle w:val="Normal"/>
+              <w:widowControl/>
+              <w:spacing w:lineRule="auto" w:line="240" w:before="0" w:after="0"/>
+              <w:jc w:val="start"/>
+              <w:rPr>
+                <w:rFonts w:eastAsia="ＭＳ 明朝"/>
+                <w:kern w:val="0"/>
+                <w:sz w:val="20"/>
+                <w:szCs w:val="22"/>
+                <w:lang w:val="en-US" w:eastAsia="en-US" w:bidi="ar-SA"/>
+              </w:rPr>
+            </w:pPr>
+            <w:r>
+              <w:rPr>
+                <w:rFonts w:eastAsia="ＭＳ 明朝"/>
+                <w:kern w:val="0"/>
+                <w:sz w:val="20"/>
+                <w:szCs w:val="22"/>
+                <w:lang w:val="en-US" w:eastAsia="en-US" w:bidi="ar-SA"/>
+              </w:rPr>
+              <w:t>FTP transmits credentials in cleartext</w:t>
+            </w:r>
+          </w:p>
+        </w:tc>
+        <w:tc>
+          <w:tcPr>
             <w:tcW w:w="2351" w:type="dxa"/>
             <w:tcBorders>
               <w:top w:val="single" w:sz="4" w:space="0" w:color="000000"/>
@@ -8757,49 +6125,13 @@
                 <w:szCs w:val="22"/>
                 <w:lang w:val="en-US" w:eastAsia="en-US" w:bidi="ar-SA"/>
               </w:rPr>
-              <w:t>FTP transmits credentials in cleartext</w:t>
-            </w:r>
-          </w:p>
-        </w:tc>
-        <w:tc>
-          <w:tcPr>
-            <w:tcW w:w="2351" w:type="dxa"/>
-            <w:tcBorders>
-              <w:top w:val="single" w:sz="4" w:space="0" w:color="000000"/>
-              <w:start w:val="single" w:sz="4" w:space="0" w:color="000000"/>
-              <w:bottom w:val="single" w:sz="4" w:space="0" w:color="000000"/>
-              <w:end w:val="single" w:sz="4" w:space="0" w:color="000000"/>
-            </w:tcBorders>
-          </w:tcPr>
-          <w:p>
-            <w:pPr>
-              <w:pStyle w:val="Normal"/>
-              <w:widowControl/>
-              <w:spacing w:lineRule="auto" w:line="240" w:before="0" w:after="0"/>
-              <w:jc w:val="start"/>
-              <w:rPr>
-                <w:rFonts w:eastAsia="ＭＳ 明朝"/>
-                <w:kern w:val="0"/>
-                <w:sz w:val="20"/>
-                <w:szCs w:val="22"/>
-                <w:lang w:val="en-US" w:eastAsia="en-US" w:bidi="ar-SA"/>
-              </w:rPr>
-            </w:pPr>
-            <w:r>
-              <w:rPr>
-                <w:rFonts w:eastAsia="ＭＳ 明朝"/>
-                <w:kern w:val="0"/>
-                <w:sz w:val="20"/>
-                <w:szCs w:val="22"/>
-                <w:lang w:val="en-US" w:eastAsia="en-US" w:bidi="ar-SA"/>
-              </w:rPr>
               <w:t>Wireshark</w:t>
             </w:r>
           </w:p>
         </w:tc>
         <w:tc>
           <w:tcPr>
-            <w:tcW w:w="2847" w:type="dxa"/>
+            <w:tcW w:w="2848" w:type="dxa"/>
             <w:tcBorders>
               <w:top w:val="single" w:sz="4" w:space="0" w:color="000000"/>
               <w:start w:val="single" w:sz="4" w:space="0" w:color="000000"/>
@@ -8874,6 +6206,42 @@
         </w:tc>
         <w:tc>
           <w:tcPr>
+            <w:tcW w:w="2350" w:type="dxa"/>
+            <w:tcBorders>
+              <w:top w:val="single" w:sz="4" w:space="0" w:color="000000"/>
+              <w:start w:val="single" w:sz="4" w:space="0" w:color="000000"/>
+              <w:bottom w:val="single" w:sz="4" w:space="0" w:color="000000"/>
+              <w:end w:val="single" w:sz="4" w:space="0" w:color="000000"/>
+            </w:tcBorders>
+          </w:tcPr>
+          <w:p>
+            <w:pPr>
+              <w:pStyle w:val="Normal"/>
+              <w:widowControl/>
+              <w:spacing w:lineRule="auto" w:line="240" w:before="0" w:after="0"/>
+              <w:jc w:val="start"/>
+              <w:rPr>
+                <w:rFonts w:eastAsia="ＭＳ 明朝"/>
+                <w:kern w:val="0"/>
+                <w:sz w:val="20"/>
+                <w:szCs w:val="22"/>
+                <w:lang w:val="en-US" w:eastAsia="en-US" w:bidi="ar-SA"/>
+              </w:rPr>
+            </w:pPr>
+            <w:r>
+              <w:rPr>
+                <w:rFonts w:eastAsia="ＭＳ 明朝"/>
+                <w:kern w:val="0"/>
+                <w:sz w:val="20"/>
+                <w:szCs w:val="22"/>
+                <w:lang w:val="en-US" w:eastAsia="en-US" w:bidi="ar-SA"/>
+              </w:rPr>
+              <w:t>Telnet active — full session visible without encryption</w:t>
+            </w:r>
+          </w:p>
+        </w:tc>
+        <w:tc>
+          <w:tcPr>
             <w:tcW w:w="2351" w:type="dxa"/>
             <w:tcBorders>
               <w:top w:val="single" w:sz="4" w:space="0" w:color="000000"/>
@@ -8904,49 +6272,13 @@
                 <w:szCs w:val="22"/>
                 <w:lang w:val="en-US" w:eastAsia="en-US" w:bidi="ar-SA"/>
               </w:rPr>
-              <w:t>Telnet active — full session visible without encryption</w:t>
-            </w:r>
-          </w:p>
-        </w:tc>
-        <w:tc>
-          <w:tcPr>
-            <w:tcW w:w="2351" w:type="dxa"/>
-            <w:tcBorders>
-              <w:top w:val="single" w:sz="4" w:space="0" w:color="000000"/>
-              <w:start w:val="single" w:sz="4" w:space="0" w:color="000000"/>
-              <w:bottom w:val="single" w:sz="4" w:space="0" w:color="000000"/>
-              <w:end w:val="single" w:sz="4" w:space="0" w:color="000000"/>
-            </w:tcBorders>
-          </w:tcPr>
-          <w:p>
-            <w:pPr>
-              <w:pStyle w:val="Normal"/>
-              <w:widowControl/>
-              <w:spacing w:lineRule="auto" w:line="240" w:before="0" w:after="0"/>
-              <w:jc w:val="start"/>
-              <w:rPr>
-                <w:rFonts w:eastAsia="ＭＳ 明朝"/>
-                <w:kern w:val="0"/>
-                <w:sz w:val="20"/>
-                <w:szCs w:val="22"/>
-                <w:lang w:val="en-US" w:eastAsia="en-US" w:bidi="ar-SA"/>
-              </w:rPr>
-            </w:pPr>
-            <w:r>
-              <w:rPr>
-                <w:rFonts w:eastAsia="ＭＳ 明朝"/>
-                <w:kern w:val="0"/>
-                <w:sz w:val="20"/>
-                <w:szCs w:val="22"/>
-                <w:lang w:val="en-US" w:eastAsia="en-US" w:bidi="ar-SA"/>
-              </w:rPr>
               <w:t>Wireshark + Nmap</w:t>
             </w:r>
           </w:p>
         </w:tc>
         <w:tc>
           <w:tcPr>
-            <w:tcW w:w="2847" w:type="dxa"/>
+            <w:tcW w:w="2848" w:type="dxa"/>
             <w:tcBorders>
               <w:top w:val="single" w:sz="4" w:space="0" w:color="000000"/>
               <w:start w:val="single" w:sz="4" w:space="0" w:color="000000"/>
@@ -9021,6 +6353,42 @@
         </w:tc>
         <w:tc>
           <w:tcPr>
+            <w:tcW w:w="2350" w:type="dxa"/>
+            <w:tcBorders>
+              <w:top w:val="single" w:sz="4" w:space="0" w:color="000000"/>
+              <w:start w:val="single" w:sz="4" w:space="0" w:color="000000"/>
+              <w:bottom w:val="single" w:sz="4" w:space="0" w:color="000000"/>
+              <w:end w:val="single" w:sz="4" w:space="0" w:color="000000"/>
+            </w:tcBorders>
+          </w:tcPr>
+          <w:p>
+            <w:pPr>
+              <w:pStyle w:val="Normal"/>
+              <w:widowControl/>
+              <w:spacing w:lineRule="auto" w:line="240" w:before="0" w:after="0"/>
+              <w:jc w:val="start"/>
+              <w:rPr>
+                <w:rFonts w:eastAsia="ＭＳ 明朝"/>
+                <w:kern w:val="0"/>
+                <w:sz w:val="20"/>
+                <w:szCs w:val="22"/>
+                <w:lang w:val="en-US" w:eastAsia="en-US" w:bidi="ar-SA"/>
+              </w:rPr>
+            </w:pPr>
+            <w:r>
+              <w:rPr>
+                <w:rFonts w:eastAsia="ＭＳ 明朝"/>
+                <w:kern w:val="0"/>
+                <w:sz w:val="20"/>
+                <w:szCs w:val="22"/>
+                <w:lang w:val="en-US" w:eastAsia="en-US" w:bidi="ar-SA"/>
+              </w:rPr>
+              <w:t>MySQL listening with no authentication required</w:t>
+            </w:r>
+          </w:p>
+        </w:tc>
+        <w:tc>
+          <w:tcPr>
             <w:tcW w:w="2351" w:type="dxa"/>
             <w:tcBorders>
               <w:top w:val="single" w:sz="4" w:space="0" w:color="000000"/>
@@ -9051,49 +6419,13 @@
                 <w:szCs w:val="22"/>
                 <w:lang w:val="en-US" w:eastAsia="en-US" w:bidi="ar-SA"/>
               </w:rPr>
-              <w:t>MySQL listening with no authentication required</w:t>
-            </w:r>
-          </w:p>
-        </w:tc>
-        <w:tc>
-          <w:tcPr>
-            <w:tcW w:w="2351" w:type="dxa"/>
-            <w:tcBorders>
-              <w:top w:val="single" w:sz="4" w:space="0" w:color="000000"/>
-              <w:start w:val="single" w:sz="4" w:space="0" w:color="000000"/>
-              <w:bottom w:val="single" w:sz="4" w:space="0" w:color="000000"/>
-              <w:end w:val="single" w:sz="4" w:space="0" w:color="000000"/>
-            </w:tcBorders>
-          </w:tcPr>
-          <w:p>
-            <w:pPr>
-              <w:pStyle w:val="Normal"/>
-              <w:widowControl/>
-              <w:spacing w:lineRule="auto" w:line="240" w:before="0" w:after="0"/>
-              <w:jc w:val="start"/>
-              <w:rPr>
-                <w:rFonts w:eastAsia="ＭＳ 明朝"/>
-                <w:kern w:val="0"/>
-                <w:sz w:val="20"/>
-                <w:szCs w:val="22"/>
-                <w:lang w:val="en-US" w:eastAsia="en-US" w:bidi="ar-SA"/>
-              </w:rPr>
-            </w:pPr>
-            <w:r>
-              <w:rPr>
-                <w:rFonts w:eastAsia="ＭＳ 明朝"/>
-                <w:kern w:val="0"/>
-                <w:sz w:val="20"/>
-                <w:szCs w:val="22"/>
-                <w:lang w:val="en-US" w:eastAsia="en-US" w:bidi="ar-SA"/>
-              </w:rPr>
               <w:t>Nmap</w:t>
             </w:r>
           </w:p>
         </w:tc>
         <w:tc>
           <w:tcPr>
-            <w:tcW w:w="2847" w:type="dxa"/>
+            <w:tcW w:w="2848" w:type="dxa"/>
             <w:tcBorders>
               <w:top w:val="single" w:sz="4" w:space="0" w:color="000000"/>
               <w:start w:val="single" w:sz="4" w:space="0" w:color="000000"/>
@@ -9168,6 +6500,42 @@
         </w:tc>
         <w:tc>
           <w:tcPr>
+            <w:tcW w:w="2350" w:type="dxa"/>
+            <w:tcBorders>
+              <w:top w:val="single" w:sz="4" w:space="0" w:color="000000"/>
+              <w:start w:val="single" w:sz="4" w:space="0" w:color="000000"/>
+              <w:bottom w:val="single" w:sz="4" w:space="0" w:color="000000"/>
+              <w:end w:val="single" w:sz="4" w:space="0" w:color="000000"/>
+            </w:tcBorders>
+          </w:tcPr>
+          <w:p>
+            <w:pPr>
+              <w:pStyle w:val="Normal"/>
+              <w:widowControl/>
+              <w:spacing w:lineRule="auto" w:line="240" w:before="0" w:after="0"/>
+              <w:jc w:val="start"/>
+              <w:rPr>
+                <w:rFonts w:eastAsia="ＭＳ 明朝"/>
+                <w:kern w:val="0"/>
+                <w:sz w:val="20"/>
+                <w:szCs w:val="22"/>
+                <w:lang w:val="en-US" w:eastAsia="en-US" w:bidi="ar-SA"/>
+              </w:rPr>
+            </w:pPr>
+            <w:r>
+              <w:rPr>
+                <w:rFonts w:eastAsia="ＭＳ 明朝"/>
+                <w:kern w:val="0"/>
+                <w:sz w:val="20"/>
+                <w:szCs w:val="22"/>
+                <w:lang w:val="en-US" w:eastAsia="en-US" w:bidi="ar-SA"/>
+              </w:rPr>
+              <w:t>SMTP service exposed — 20 valid users enumerated</w:t>
+            </w:r>
+          </w:p>
+        </w:tc>
+        <w:tc>
+          <w:tcPr>
             <w:tcW w:w="2351" w:type="dxa"/>
             <w:tcBorders>
               <w:top w:val="single" w:sz="4" w:space="0" w:color="000000"/>
@@ -9198,49 +6566,13 @@
                 <w:szCs w:val="22"/>
                 <w:lang w:val="en-US" w:eastAsia="en-US" w:bidi="ar-SA"/>
               </w:rPr>
-              <w:t>SMTP service exposed — 20 valid users enumerated</w:t>
-            </w:r>
-          </w:p>
-        </w:tc>
-        <w:tc>
-          <w:tcPr>
-            <w:tcW w:w="2351" w:type="dxa"/>
-            <w:tcBorders>
-              <w:top w:val="single" w:sz="4" w:space="0" w:color="000000"/>
-              <w:start w:val="single" w:sz="4" w:space="0" w:color="000000"/>
-              <w:bottom w:val="single" w:sz="4" w:space="0" w:color="000000"/>
-              <w:end w:val="single" w:sz="4" w:space="0" w:color="000000"/>
-            </w:tcBorders>
-          </w:tcPr>
-          <w:p>
-            <w:pPr>
-              <w:pStyle w:val="Normal"/>
-              <w:widowControl/>
-              <w:spacing w:lineRule="auto" w:line="240" w:before="0" w:after="0"/>
-              <w:jc w:val="start"/>
-              <w:rPr>
-                <w:rFonts w:eastAsia="ＭＳ 明朝"/>
-                <w:kern w:val="0"/>
-                <w:sz w:val="20"/>
-                <w:szCs w:val="22"/>
-                <w:lang w:val="en-US" w:eastAsia="en-US" w:bidi="ar-SA"/>
-              </w:rPr>
-            </w:pPr>
-            <w:r>
-              <w:rPr>
-                <w:rFonts w:eastAsia="ＭＳ 明朝"/>
-                <w:kern w:val="0"/>
-                <w:sz w:val="20"/>
-                <w:szCs w:val="22"/>
-                <w:lang w:val="en-US" w:eastAsia="en-US" w:bidi="ar-SA"/>
-              </w:rPr>
               <w:t>smtp-user-enum</w:t>
             </w:r>
           </w:p>
         </w:tc>
         <w:tc>
           <w:tcPr>
-            <w:tcW w:w="2847" w:type="dxa"/>
+            <w:tcW w:w="2848" w:type="dxa"/>
             <w:tcBorders>
               <w:top w:val="single" w:sz="4" w:space="0" w:color="000000"/>
               <w:start w:val="single" w:sz="4" w:space="0" w:color="000000"/>
@@ -9315,6 +6647,42 @@
         </w:tc>
         <w:tc>
           <w:tcPr>
+            <w:tcW w:w="2350" w:type="dxa"/>
+            <w:tcBorders>
+              <w:top w:val="single" w:sz="4" w:space="0" w:color="000000"/>
+              <w:start w:val="single" w:sz="4" w:space="0" w:color="000000"/>
+              <w:bottom w:val="single" w:sz="4" w:space="0" w:color="000000"/>
+              <w:end w:val="single" w:sz="4" w:space="0" w:color="000000"/>
+            </w:tcBorders>
+          </w:tcPr>
+          <w:p>
+            <w:pPr>
+              <w:pStyle w:val="Normal"/>
+              <w:widowControl/>
+              <w:spacing w:lineRule="auto" w:line="240" w:before="0" w:after="0"/>
+              <w:jc w:val="start"/>
+              <w:rPr>
+                <w:rFonts w:eastAsia="ＭＳ 明朝"/>
+                <w:kern w:val="0"/>
+                <w:sz w:val="20"/>
+                <w:szCs w:val="22"/>
+                <w:lang w:val="en-US" w:eastAsia="en-US" w:bidi="ar-SA"/>
+              </w:rPr>
+            </w:pPr>
+            <w:r>
+              <w:rPr>
+                <w:rFonts w:eastAsia="ＭＳ 明朝"/>
+                <w:kern w:val="0"/>
+                <w:sz w:val="20"/>
+                <w:szCs w:val="22"/>
+                <w:lang w:val="en-US" w:eastAsia="en-US" w:bidi="ar-SA"/>
+              </w:rPr>
+              <w:t>Apache HTTP server version disclosed in response headers</w:t>
+            </w:r>
+          </w:p>
+        </w:tc>
+        <w:tc>
+          <w:tcPr>
             <w:tcW w:w="2351" w:type="dxa"/>
             <w:tcBorders>
               <w:top w:val="single" w:sz="4" w:space="0" w:color="000000"/>
@@ -9345,49 +6713,13 @@
                 <w:szCs w:val="22"/>
                 <w:lang w:val="en-US" w:eastAsia="en-US" w:bidi="ar-SA"/>
               </w:rPr>
-              <w:t>Apache HTTP server version disclosed in response headers</w:t>
-            </w:r>
-          </w:p>
-        </w:tc>
-        <w:tc>
-          <w:tcPr>
-            <w:tcW w:w="2351" w:type="dxa"/>
-            <w:tcBorders>
-              <w:top w:val="single" w:sz="4" w:space="0" w:color="000000"/>
-              <w:start w:val="single" w:sz="4" w:space="0" w:color="000000"/>
-              <w:bottom w:val="single" w:sz="4" w:space="0" w:color="000000"/>
-              <w:end w:val="single" w:sz="4" w:space="0" w:color="000000"/>
-            </w:tcBorders>
-          </w:tcPr>
-          <w:p>
-            <w:pPr>
-              <w:pStyle w:val="Normal"/>
-              <w:widowControl/>
-              <w:spacing w:lineRule="auto" w:line="240" w:before="0" w:after="0"/>
-              <w:jc w:val="start"/>
-              <w:rPr>
-                <w:rFonts w:eastAsia="ＭＳ 明朝"/>
-                <w:kern w:val="0"/>
-                <w:sz w:val="20"/>
-                <w:szCs w:val="22"/>
-                <w:lang w:val="en-US" w:eastAsia="en-US" w:bidi="ar-SA"/>
-              </w:rPr>
-            </w:pPr>
-            <w:r>
-              <w:rPr>
-                <w:rFonts w:eastAsia="ＭＳ 明朝"/>
-                <w:kern w:val="0"/>
-                <w:sz w:val="20"/>
-                <w:szCs w:val="22"/>
-                <w:lang w:val="en-US" w:eastAsia="en-US" w:bidi="ar-SA"/>
-              </w:rPr>
               <w:t>Wireshark</w:t>
             </w:r>
           </w:p>
         </w:tc>
         <w:tc>
           <w:tcPr>
-            <w:tcW w:w="2847" w:type="dxa"/>
+            <w:tcW w:w="2848" w:type="dxa"/>
             <w:tcBorders>
               <w:top w:val="single" w:sz="4" w:space="0" w:color="000000"/>
               <w:start w:val="single" w:sz="4" w:space="0" w:color="000000"/>
@@ -9462,6 +6794,42 @@
         </w:tc>
         <w:tc>
           <w:tcPr>
+            <w:tcW w:w="2350" w:type="dxa"/>
+            <w:tcBorders>
+              <w:top w:val="single" w:sz="4" w:space="0" w:color="000000"/>
+              <w:start w:val="single" w:sz="4" w:space="0" w:color="000000"/>
+              <w:bottom w:val="single" w:sz="4" w:space="0" w:color="000000"/>
+              <w:end w:val="single" w:sz="4" w:space="0" w:color="000000"/>
+            </w:tcBorders>
+          </w:tcPr>
+          <w:p>
+            <w:pPr>
+              <w:pStyle w:val="Normal"/>
+              <w:widowControl/>
+              <w:spacing w:lineRule="auto" w:line="240" w:before="0" w:after="0"/>
+              <w:jc w:val="start"/>
+              <w:rPr>
+                <w:rFonts w:eastAsia="ＭＳ 明朝"/>
+                <w:kern w:val="0"/>
+                <w:sz w:val="20"/>
+                <w:szCs w:val="22"/>
+                <w:lang w:val="en-US" w:eastAsia="en-US" w:bidi="ar-SA"/>
+              </w:rPr>
+            </w:pPr>
+            <w:r>
+              <w:rPr>
+                <w:rFonts w:eastAsia="ＭＳ 明朝"/>
+                <w:kern w:val="0"/>
+                <w:sz w:val="20"/>
+                <w:szCs w:val="22"/>
+                <w:lang w:val="en-US" w:eastAsia="en-US" w:bidi="ar-SA"/>
+              </w:rPr>
+              <w:t>NFS share exposed with no access restrictions</w:t>
+            </w:r>
+          </w:p>
+        </w:tc>
+        <w:tc>
+          <w:tcPr>
             <w:tcW w:w="2351" w:type="dxa"/>
             <w:tcBorders>
               <w:top w:val="single" w:sz="4" w:space="0" w:color="000000"/>
@@ -9492,49 +6860,13 @@
                 <w:szCs w:val="22"/>
                 <w:lang w:val="en-US" w:eastAsia="en-US" w:bidi="ar-SA"/>
               </w:rPr>
-              <w:t>NFS share exposed with no access restrictions</w:t>
-            </w:r>
-          </w:p>
-        </w:tc>
-        <w:tc>
-          <w:tcPr>
-            <w:tcW w:w="2351" w:type="dxa"/>
-            <w:tcBorders>
-              <w:top w:val="single" w:sz="4" w:space="0" w:color="000000"/>
-              <w:start w:val="single" w:sz="4" w:space="0" w:color="000000"/>
-              <w:bottom w:val="single" w:sz="4" w:space="0" w:color="000000"/>
-              <w:end w:val="single" w:sz="4" w:space="0" w:color="000000"/>
-            </w:tcBorders>
-          </w:tcPr>
-          <w:p>
-            <w:pPr>
-              <w:pStyle w:val="Normal"/>
-              <w:widowControl/>
-              <w:spacing w:lineRule="auto" w:line="240" w:before="0" w:after="0"/>
-              <w:jc w:val="start"/>
-              <w:rPr>
-                <w:rFonts w:eastAsia="ＭＳ 明朝"/>
-                <w:kern w:val="0"/>
-                <w:sz w:val="20"/>
-                <w:szCs w:val="22"/>
-                <w:lang w:val="en-US" w:eastAsia="en-US" w:bidi="ar-SA"/>
-              </w:rPr>
-            </w:pPr>
-            <w:r>
-              <w:rPr>
-                <w:rFonts w:eastAsia="ＭＳ 明朝"/>
-                <w:kern w:val="0"/>
-                <w:sz w:val="20"/>
-                <w:szCs w:val="22"/>
-                <w:lang w:val="en-US" w:eastAsia="en-US" w:bidi="ar-SA"/>
-              </w:rPr>
               <w:t>Nmap</w:t>
             </w:r>
           </w:p>
         </w:tc>
         <w:tc>
           <w:tcPr>
-            <w:tcW w:w="2847" w:type="dxa"/>
+            <w:tcW w:w="2848" w:type="dxa"/>
             <w:tcBorders>
               <w:top w:val="single" w:sz="4" w:space="0" w:color="000000"/>
               <w:start w:val="single" w:sz="4" w:space="0" w:color="000000"/>
@@ -9611,6 +6943,42 @@
         </w:tc>
         <w:tc>
           <w:tcPr>
+            <w:tcW w:w="2350" w:type="dxa"/>
+            <w:tcBorders>
+              <w:top w:val="single" w:sz="4" w:space="0" w:color="000000"/>
+              <w:start w:val="single" w:sz="4" w:space="0" w:color="000000"/>
+              <w:bottom w:val="single" w:sz="4" w:space="0" w:color="000000"/>
+              <w:end w:val="single" w:sz="4" w:space="0" w:color="000000"/>
+            </w:tcBorders>
+          </w:tcPr>
+          <w:p>
+            <w:pPr>
+              <w:pStyle w:val="Normal"/>
+              <w:widowControl/>
+              <w:spacing w:lineRule="auto" w:line="240" w:before="0" w:after="0"/>
+              <w:jc w:val="start"/>
+              <w:rPr>
+                <w:rFonts w:eastAsia="ＭＳ 明朝"/>
+                <w:kern w:val="0"/>
+                <w:sz w:val="20"/>
+                <w:szCs w:val="22"/>
+                <w:lang w:val="en-US" w:eastAsia="en-US" w:bidi="ar-SA"/>
+              </w:rPr>
+            </w:pPr>
+            <w:r>
+              <w:rPr>
+                <w:rFonts w:eastAsia="ＭＳ 明朝"/>
+                <w:kern w:val="0"/>
+                <w:sz w:val="20"/>
+                <w:szCs w:val="22"/>
+                <w:lang w:val="en-US" w:eastAsia="en-US" w:bidi="ar-SA"/>
+              </w:rPr>
+              <w:t>VNC remote desktop exposed on port 5900</w:t>
+            </w:r>
+          </w:p>
+        </w:tc>
+        <w:tc>
+          <w:tcPr>
             <w:tcW w:w="2351" w:type="dxa"/>
             <w:tcBorders>
               <w:top w:val="single" w:sz="4" w:space="0" w:color="000000"/>
@@ -9641,49 +7009,13 @@
                 <w:szCs w:val="22"/>
                 <w:lang w:val="en-US" w:eastAsia="en-US" w:bidi="ar-SA"/>
               </w:rPr>
-              <w:t>VNC remote desktop exposed on port 5900</w:t>
-            </w:r>
-          </w:p>
-        </w:tc>
-        <w:tc>
-          <w:tcPr>
-            <w:tcW w:w="2351" w:type="dxa"/>
-            <w:tcBorders>
-              <w:top w:val="single" w:sz="4" w:space="0" w:color="000000"/>
-              <w:start w:val="single" w:sz="4" w:space="0" w:color="000000"/>
-              <w:bottom w:val="single" w:sz="4" w:space="0" w:color="000000"/>
-              <w:end w:val="single" w:sz="4" w:space="0" w:color="000000"/>
-            </w:tcBorders>
-          </w:tcPr>
-          <w:p>
-            <w:pPr>
-              <w:pStyle w:val="Normal"/>
-              <w:widowControl/>
-              <w:spacing w:lineRule="auto" w:line="240" w:before="0" w:after="0"/>
-              <w:jc w:val="start"/>
-              <w:rPr>
-                <w:rFonts w:eastAsia="ＭＳ 明朝"/>
-                <w:kern w:val="0"/>
-                <w:sz w:val="20"/>
-                <w:szCs w:val="22"/>
-                <w:lang w:val="en-US" w:eastAsia="en-US" w:bidi="ar-SA"/>
-              </w:rPr>
-            </w:pPr>
-            <w:r>
-              <w:rPr>
-                <w:rFonts w:eastAsia="ＭＳ 明朝"/>
-                <w:kern w:val="0"/>
-                <w:sz w:val="20"/>
-                <w:szCs w:val="22"/>
-                <w:lang w:val="en-US" w:eastAsia="en-US" w:bidi="ar-SA"/>
-              </w:rPr>
               <w:t>Nmap</w:t>
             </w:r>
           </w:p>
         </w:tc>
         <w:tc>
           <w:tcPr>
-            <w:tcW w:w="2847" w:type="dxa"/>
+            <w:tcW w:w="2848" w:type="dxa"/>
             <w:tcBorders>
               <w:top w:val="single" w:sz="4" w:space="0" w:color="000000"/>
               <w:start w:val="single" w:sz="4" w:space="0" w:color="000000"/>
@@ -9734,15 +7066,7 @@
           <w:color w:val="C0392B"/>
           <w:sz w:val="30"/>
         </w:rPr>
-        <w:t>7</w:t>
-      </w:r>
-      <w:r>
-        <w:rPr>
-          <w:b/>
-          <w:color w:val="C0392B"/>
-          <w:sz w:val="30"/>
-        </w:rPr>
-        <w:t>. Conclusion</w:t>
+        <w:t>7. Conclusion</w:t>
       </w:r>
     </w:p>
     <w:p>
@@ -9753,7 +7077,24 @@
       </w:pPr>
       <w:r>
         <w:rPr/>
-        <w:t>This assessment covered the three core areas of practical security work. The lab was built on VMware Workstation using a Host-Only network, keeping all activity isolated. Nmap revealed a wide attack surface on the Metasploitable target — 16+ open services, several running dangerously outdated software with known CVEs.</w:t>
+        <w:t>This assessment covered the three core areas of practical security work. The lab was built on VMware Workstation using a Host-Only network, keeping all activity isolated. Nmap revealed 16+ open services, several running dangerously outdated software with known CVEs. Wireshark confirmed how much sensitive information leaks over unencrypted protocols.</w:t>
+      </w:r>
+    </w:p>
+    <w:p>
+      <w:pPr>
+        <w:pStyle w:val="Normal"/>
+        <w:spacing w:before="400" w:after="200"/>
+        <w:rPr>
+          <w:b/>
+          <w:sz w:val="24"/>
+        </w:rPr>
+      </w:pPr>
+      <w:r>
+        <w:rPr>
+          <w:b/>
+          <w:sz w:val="24"/>
+        </w:rPr>
+        <w:t>Declaration</w:t>
       </w:r>
     </w:p>
     <w:p>
@@ -9764,43 +7105,7 @@
       </w:pPr>
       <w:r>
         <w:rPr/>
-        <w:t>Wireshark confirmed how much sensitive information leaks over unencrypted protocols. FTP and Telnet both exposed credentials in plaintext — a critical finding in any real engagement. The exploitation phase demonstrated a full attack chain: the vsftpd 2.3.4 backdoor was exploited via Metasploit to obtain an unauthenticated root shell in under two minutes.</w:t>
-      </w:r>
-    </w:p>
-    <w:p>
-      <w:pPr>
-        <w:pStyle w:val="Normal"/>
-        <w:spacing w:before="400" w:after="200"/>
-        <w:rPr>
-          <w:b/>
-          <w:sz w:val="24"/>
-        </w:rPr>
-      </w:pPr>
-      <w:r>
-        <w:rPr>
-          <w:b/>
-          <w:sz w:val="24"/>
-        </w:rPr>
-        <w:t>Declaration</w:t>
-      </w:r>
-    </w:p>
-    <w:p>
-      <w:pPr>
-        <w:pStyle w:val="Normal"/>
-        <w:spacing w:before="0" w:after="120"/>
-        <w:rPr/>
-      </w:pPr>
-      <w:r>
-        <w:rPr/>
-        <w:t xml:space="preserve">I confirm that this submission is my own work, completed as per WILA guidelines. All tasks were performed within </w:t>
-      </w:r>
-      <w:r>
-        <w:rPr/>
-        <w:t>a</w:t>
-      </w:r>
-      <w:r>
-        <w:rPr/>
-        <w:t xml:space="preserve"> controlled lab environment.</w:t>
+        <w:t>I confirm that this submission is my own work, completed as per WILA guidelines. All tasks were performed within a controlled lab environment.</w:t>
       </w:r>
     </w:p>
     <w:sectPr>
@@ -9821,125 +7126,6 @@
   <w:abstractNum w:abstractNumId="1">
     <w:lvl w:ilvl="0">
       <w:start w:val="1"/>
-      <w:numFmt w:val="none"/>
-      <w:suff w:val="nothing"/>
-      <w:lvlText w:val="%1"/>
-      <w:lvlJc w:val="start"/>
-      <w:pPr>
-        <w:tabs>
-          <w:tab w:val="num" w:pos="0"/>
-        </w:tabs>
-        <w:ind w:start="0" w:hanging="0"/>
-      </w:pPr>
-    </w:lvl>
-    <w:lvl w:ilvl="1">
-      <w:start w:val="1"/>
-      <w:numFmt w:val="none"/>
-      <w:suff w:val="nothing"/>
-      <w:lvlText w:val="%2"/>
-      <w:lvlJc w:val="start"/>
-      <w:pPr>
-        <w:tabs>
-          <w:tab w:val="num" w:pos="0"/>
-        </w:tabs>
-        <w:ind w:start="0" w:hanging="0"/>
-      </w:pPr>
-    </w:lvl>
-    <w:lvl w:ilvl="2">
-      <w:start w:val="1"/>
-      <w:numFmt w:val="none"/>
-      <w:suff w:val="nothing"/>
-      <w:lvlText w:val="%3"/>
-      <w:lvlJc w:val="start"/>
-      <w:pPr>
-        <w:tabs>
-          <w:tab w:val="num" w:pos="0"/>
-        </w:tabs>
-        <w:ind w:start="0" w:hanging="0"/>
-      </w:pPr>
-    </w:lvl>
-    <w:lvl w:ilvl="3">
-      <w:start w:val="1"/>
-      <w:numFmt w:val="none"/>
-      <w:suff w:val="nothing"/>
-      <w:lvlText w:val="%4"/>
-      <w:lvlJc w:val="start"/>
-      <w:pPr>
-        <w:tabs>
-          <w:tab w:val="num" w:pos="0"/>
-        </w:tabs>
-        <w:ind w:start="0" w:hanging="0"/>
-      </w:pPr>
-    </w:lvl>
-    <w:lvl w:ilvl="4">
-      <w:start w:val="1"/>
-      <w:numFmt w:val="none"/>
-      <w:suff w:val="nothing"/>
-      <w:lvlText w:val="%5"/>
-      <w:lvlJc w:val="start"/>
-      <w:pPr>
-        <w:tabs>
-          <w:tab w:val="num" w:pos="0"/>
-        </w:tabs>
-        <w:ind w:start="0" w:hanging="0"/>
-      </w:pPr>
-    </w:lvl>
-    <w:lvl w:ilvl="5">
-      <w:start w:val="1"/>
-      <w:numFmt w:val="none"/>
-      <w:suff w:val="nothing"/>
-      <w:lvlText w:val="%6"/>
-      <w:lvlJc w:val="start"/>
-      <w:pPr>
-        <w:tabs>
-          <w:tab w:val="num" w:pos="0"/>
-        </w:tabs>
-        <w:ind w:start="0" w:hanging="0"/>
-      </w:pPr>
-    </w:lvl>
-    <w:lvl w:ilvl="6">
-      <w:start w:val="1"/>
-      <w:numFmt w:val="none"/>
-      <w:suff w:val="nothing"/>
-      <w:lvlText w:val="%7"/>
-      <w:lvlJc w:val="start"/>
-      <w:pPr>
-        <w:tabs>
-          <w:tab w:val="num" w:pos="0"/>
-        </w:tabs>
-        <w:ind w:start="0" w:hanging="0"/>
-      </w:pPr>
-    </w:lvl>
-    <w:lvl w:ilvl="7">
-      <w:start w:val="1"/>
-      <w:numFmt w:val="none"/>
-      <w:suff w:val="nothing"/>
-      <w:lvlText w:val="%8"/>
-      <w:lvlJc w:val="start"/>
-      <w:pPr>
-        <w:tabs>
-          <w:tab w:val="num" w:pos="0"/>
-        </w:tabs>
-        <w:ind w:start="0" w:hanging="0"/>
-      </w:pPr>
-    </w:lvl>
-    <w:lvl w:ilvl="8">
-      <w:start w:val="1"/>
-      <w:numFmt w:val="none"/>
-      <w:suff w:val="nothing"/>
-      <w:lvlText w:val="%9"/>
-      <w:lvlJc w:val="start"/>
-      <w:pPr>
-        <w:tabs>
-          <w:tab w:val="num" w:pos="0"/>
-        </w:tabs>
-        <w:ind w:start="0" w:hanging="0"/>
-      </w:pPr>
-    </w:lvl>
-  </w:abstractNum>
-  <w:abstractNum w:abstractNumId="2">
-    <w:lvl w:ilvl="0">
-      <w:start w:val="1"/>
       <w:numFmt w:val="bullet"/>
       <w:lvlText w:val=""/>
       <w:lvlJc w:val="start"/>
@@ -9964,6 +7150,7 @@
         </w:tabs>
         <w:ind w:start="1080" w:hanging="360"/>
       </w:pPr>
+      <w:rPr/>
     </w:lvl>
     <w:lvl w:ilvl="2">
       <w:start w:val="1"/>
@@ -9976,6 +7163,7 @@
         </w:tabs>
         <w:ind w:start="1440" w:hanging="360"/>
       </w:pPr>
+      <w:rPr/>
     </w:lvl>
     <w:lvl w:ilvl="3">
       <w:start w:val="1"/>
@@ -9988,6 +7176,7 @@
         </w:tabs>
         <w:ind w:start="1800" w:hanging="360"/>
       </w:pPr>
+      <w:rPr/>
     </w:lvl>
     <w:lvl w:ilvl="4">
       <w:start w:val="1"/>
@@ -10000,6 +7189,7 @@
         </w:tabs>
         <w:ind w:start="2160" w:hanging="360"/>
       </w:pPr>
+      <w:rPr/>
     </w:lvl>
     <w:lvl w:ilvl="5">
       <w:start w:val="1"/>
@@ -10012,6 +7202,7 @@
         </w:tabs>
         <w:ind w:start="2520" w:hanging="360"/>
       </w:pPr>
+      <w:rPr/>
     </w:lvl>
     <w:lvl w:ilvl="6">
       <w:start w:val="1"/>
@@ -10024,6 +7215,7 @@
         </w:tabs>
         <w:ind w:start="2880" w:hanging="360"/>
       </w:pPr>
+      <w:rPr/>
     </w:lvl>
     <w:lvl w:ilvl="7">
       <w:start w:val="1"/>
@@ -10036,6 +7228,7 @@
         </w:tabs>
         <w:ind w:start="3240" w:hanging="360"/>
       </w:pPr>
+      <w:rPr/>
     </w:lvl>
     <w:lvl w:ilvl="8">
       <w:start w:val="1"/>
@@ -10048,9 +7241,10 @@
         </w:tabs>
         <w:ind w:start="3600" w:hanging="360"/>
       </w:pPr>
+      <w:rPr/>
     </w:lvl>
   </w:abstractNum>
-  <w:abstractNum w:abstractNumId="3">
+  <w:abstractNum w:abstractNumId="2">
     <w:lvl w:ilvl="0">
       <w:start w:val="1"/>
       <w:numFmt w:val="bullet"/>
@@ -10077,6 +7271,7 @@
         </w:tabs>
         <w:ind w:start="1080" w:hanging="360"/>
       </w:pPr>
+      <w:rPr/>
     </w:lvl>
     <w:lvl w:ilvl="2">
       <w:start w:val="1"/>
@@ -10089,6 +7284,7 @@
         </w:tabs>
         <w:ind w:start="1440" w:hanging="360"/>
       </w:pPr>
+      <w:rPr/>
     </w:lvl>
     <w:lvl w:ilvl="3">
       <w:start w:val="1"/>
@@ -10101,6 +7297,7 @@
         </w:tabs>
         <w:ind w:start="1800" w:hanging="360"/>
       </w:pPr>
+      <w:rPr/>
     </w:lvl>
     <w:lvl w:ilvl="4">
       <w:start w:val="1"/>
@@ -10113,6 +7310,7 @@
         </w:tabs>
         <w:ind w:start="2160" w:hanging="360"/>
       </w:pPr>
+      <w:rPr/>
     </w:lvl>
     <w:lvl w:ilvl="5">
       <w:start w:val="1"/>
@@ -10125,6 +7323,7 @@
         </w:tabs>
         <w:ind w:start="2520" w:hanging="360"/>
       </w:pPr>
+      <w:rPr/>
     </w:lvl>
     <w:lvl w:ilvl="6">
       <w:start w:val="1"/>
@@ -10137,6 +7336,7 @@
         </w:tabs>
         <w:ind w:start="2880" w:hanging="360"/>
       </w:pPr>
+      <w:rPr/>
     </w:lvl>
     <w:lvl w:ilvl="7">
       <w:start w:val="1"/>
@@ -10149,6 +7349,7 @@
         </w:tabs>
         <w:ind w:start="3240" w:hanging="360"/>
       </w:pPr>
+      <w:rPr/>
     </w:lvl>
     <w:lvl w:ilvl="8">
       <w:start w:val="1"/>
@@ -10161,9 +7362,10 @@
         </w:tabs>
         <w:ind w:start="3600" w:hanging="360"/>
       </w:pPr>
+      <w:rPr/>
     </w:lvl>
   </w:abstractNum>
-  <w:abstractNum w:abstractNumId="4">
+  <w:abstractNum w:abstractNumId="3">
     <w:lvl w:ilvl="0">
       <w:start w:val="1"/>
       <w:numFmt w:val="bullet"/>
@@ -10190,6 +7392,7 @@
         </w:tabs>
         <w:ind w:start="1080" w:hanging="360"/>
       </w:pPr>
+      <w:rPr/>
     </w:lvl>
     <w:lvl w:ilvl="2">
       <w:start w:val="1"/>
@@ -10202,6 +7405,7 @@
         </w:tabs>
         <w:ind w:start="1440" w:hanging="360"/>
       </w:pPr>
+      <w:rPr/>
     </w:lvl>
     <w:lvl w:ilvl="3">
       <w:start w:val="1"/>
@@ -10214,6 +7418,7 @@
         </w:tabs>
         <w:ind w:start="1800" w:hanging="360"/>
       </w:pPr>
+      <w:rPr/>
     </w:lvl>
     <w:lvl w:ilvl="4">
       <w:start w:val="1"/>
@@ -10226,6 +7431,7 @@
         </w:tabs>
         <w:ind w:start="2160" w:hanging="360"/>
       </w:pPr>
+      <w:rPr/>
     </w:lvl>
     <w:lvl w:ilvl="5">
       <w:start w:val="1"/>
@@ -10238,6 +7444,7 @@
         </w:tabs>
         <w:ind w:start="2520" w:hanging="360"/>
       </w:pPr>
+      <w:rPr/>
     </w:lvl>
     <w:lvl w:ilvl="6">
       <w:start w:val="1"/>
@@ -10250,6 +7457,7 @@
         </w:tabs>
         <w:ind w:start="2880" w:hanging="360"/>
       </w:pPr>
+      <w:rPr/>
     </w:lvl>
     <w:lvl w:ilvl="7">
       <w:start w:val="1"/>
@@ -10262,6 +7470,7 @@
         </w:tabs>
         <w:ind w:start="3240" w:hanging="360"/>
       </w:pPr>
+      <w:rPr/>
     </w:lvl>
     <w:lvl w:ilvl="8">
       <w:start w:val="1"/>
@@ -10274,6 +7483,126 @@
         </w:tabs>
         <w:ind w:start="3600" w:hanging="360"/>
       </w:pPr>
+      <w:rPr/>
+    </w:lvl>
+  </w:abstractNum>
+  <w:abstractNum w:abstractNumId="4">
+    <w:lvl w:ilvl="0">
+      <w:start w:val="1"/>
+      <w:numFmt w:val="decimal"/>
+      <w:lvlText w:val="%1."/>
+      <w:lvlJc w:val="start"/>
+      <w:pPr>
+        <w:tabs>
+          <w:tab w:val="num" w:pos="360"/>
+        </w:tabs>
+        <w:ind w:start="360" w:hanging="360"/>
+      </w:pPr>
+      <w:rPr/>
+    </w:lvl>
+    <w:lvl w:ilvl="1">
+      <w:start w:val="1"/>
+      <w:numFmt w:val="decimal"/>
+      <w:lvlText w:val="%2."/>
+      <w:lvlJc w:val="start"/>
+      <w:pPr>
+        <w:tabs>
+          <w:tab w:val="num" w:pos="1080"/>
+        </w:tabs>
+        <w:ind w:start="1080" w:hanging="360"/>
+      </w:pPr>
+      <w:rPr/>
+    </w:lvl>
+    <w:lvl w:ilvl="2">
+      <w:start w:val="1"/>
+      <w:numFmt w:val="decimal"/>
+      <w:lvlText w:val="%3."/>
+      <w:lvlJc w:val="start"/>
+      <w:pPr>
+        <w:tabs>
+          <w:tab w:val="num" w:pos="1440"/>
+        </w:tabs>
+        <w:ind w:start="1440" w:hanging="360"/>
+      </w:pPr>
+      <w:rPr/>
+    </w:lvl>
+    <w:lvl w:ilvl="3">
+      <w:start w:val="1"/>
+      <w:numFmt w:val="decimal"/>
+      <w:lvlText w:val="%4."/>
+      <w:lvlJc w:val="start"/>
+      <w:pPr>
+        <w:tabs>
+          <w:tab w:val="num" w:pos="1800"/>
+        </w:tabs>
+        <w:ind w:start="1800" w:hanging="360"/>
+      </w:pPr>
+      <w:rPr/>
+    </w:lvl>
+    <w:lvl w:ilvl="4">
+      <w:start w:val="1"/>
+      <w:numFmt w:val="decimal"/>
+      <w:lvlText w:val="%5."/>
+      <w:lvlJc w:val="start"/>
+      <w:pPr>
+        <w:tabs>
+          <w:tab w:val="num" w:pos="2160"/>
+        </w:tabs>
+        <w:ind w:start="2160" w:hanging="360"/>
+      </w:pPr>
+      <w:rPr/>
+    </w:lvl>
+    <w:lvl w:ilvl="5">
+      <w:start w:val="1"/>
+      <w:numFmt w:val="decimal"/>
+      <w:lvlText w:val="%6."/>
+      <w:lvlJc w:val="start"/>
+      <w:pPr>
+        <w:tabs>
+          <w:tab w:val="num" w:pos="2520"/>
+        </w:tabs>
+        <w:ind w:start="2520" w:hanging="360"/>
+      </w:pPr>
+      <w:rPr/>
+    </w:lvl>
+    <w:lvl w:ilvl="6">
+      <w:start w:val="1"/>
+      <w:numFmt w:val="decimal"/>
+      <w:lvlText w:val="%7."/>
+      <w:lvlJc w:val="start"/>
+      <w:pPr>
+        <w:tabs>
+          <w:tab w:val="num" w:pos="2880"/>
+        </w:tabs>
+        <w:ind w:start="2880" w:hanging="360"/>
+      </w:pPr>
+      <w:rPr/>
+    </w:lvl>
+    <w:lvl w:ilvl="7">
+      <w:start w:val="1"/>
+      <w:numFmt w:val="decimal"/>
+      <w:lvlText w:val="%8."/>
+      <w:lvlJc w:val="start"/>
+      <w:pPr>
+        <w:tabs>
+          <w:tab w:val="num" w:pos="3240"/>
+        </w:tabs>
+        <w:ind w:start="3240" w:hanging="360"/>
+      </w:pPr>
+      <w:rPr/>
+    </w:lvl>
+    <w:lvl w:ilvl="8">
+      <w:start w:val="1"/>
+      <w:numFmt w:val="decimal"/>
+      <w:lvlText w:val="%9."/>
+      <w:lvlJc w:val="start"/>
+      <w:pPr>
+        <w:tabs>
+          <w:tab w:val="num" w:pos="3600"/>
+        </w:tabs>
+        <w:ind w:start="3600" w:hanging="360"/>
+      </w:pPr>
+      <w:rPr/>
     </w:lvl>
   </w:abstractNum>
   <w:abstractNum w:abstractNumId="5">
@@ -10284,9 +7613,9 @@
       <w:lvlJc w:val="start"/>
       <w:pPr>
         <w:tabs>
-          <w:tab w:val="num" w:pos="360"/>
+          <w:tab w:val="num" w:pos="720"/>
         </w:tabs>
-        <w:ind w:start="360" w:hanging="360"/>
+        <w:ind w:start="720" w:hanging="360"/>
       </w:pPr>
       <w:rPr/>
     </w:lvl>
@@ -10301,6 +7630,7 @@
         </w:tabs>
         <w:ind w:start="1080" w:hanging="360"/>
       </w:pPr>
+      <w:rPr/>
     </w:lvl>
     <w:lvl w:ilvl="2">
       <w:start w:val="1"/>
@@ -10313,6 +7643,7 @@
         </w:tabs>
         <w:ind w:start="1440" w:hanging="360"/>
       </w:pPr>
+      <w:rPr/>
     </w:lvl>
     <w:lvl w:ilvl="3">
       <w:start w:val="1"/>
@@ -10325,6 +7656,7 @@
         </w:tabs>
         <w:ind w:start="1800" w:hanging="360"/>
       </w:pPr>
+      <w:rPr/>
     </w:lvl>
     <w:lvl w:ilvl="4">
       <w:start w:val="1"/>
@@ -10337,6 +7669,7 @@
         </w:tabs>
         <w:ind w:start="2160" w:hanging="360"/>
       </w:pPr>
+      <w:rPr/>
     </w:lvl>
     <w:lvl w:ilvl="5">
       <w:start w:val="1"/>
@@ -10349,6 +7682,7 @@
         </w:tabs>
         <w:ind w:start="2520" w:hanging="360"/>
       </w:pPr>
+      <w:rPr/>
     </w:lvl>
     <w:lvl w:ilvl="6">
       <w:start w:val="1"/>
@@ -10361,6 +7695,7 @@
         </w:tabs>
         <w:ind w:start="2880" w:hanging="360"/>
       </w:pPr>
+      <w:rPr/>
     </w:lvl>
     <w:lvl w:ilvl="7">
       <w:start w:val="1"/>
@@ -10373,6 +7708,7 @@
         </w:tabs>
         <w:ind w:start="3240" w:hanging="360"/>
       </w:pPr>
+      <w:rPr/>
     </w:lvl>
     <w:lvl w:ilvl="8">
       <w:start w:val="1"/>
@@ -10385,6 +7721,7 @@
         </w:tabs>
         <w:ind w:start="3600" w:hanging="360"/>
       </w:pPr>
+      <w:rPr/>
     </w:lvl>
   </w:abstractNum>
   <w:abstractNum w:abstractNumId="6">
@@ -10395,9 +7732,9 @@
       <w:lvlJc w:val="start"/>
       <w:pPr>
         <w:tabs>
-          <w:tab w:val="num" w:pos="720"/>
+          <w:tab w:val="num" w:pos="1080"/>
         </w:tabs>
-        <w:ind w:start="720" w:hanging="360"/>
+        <w:ind w:start="1080" w:hanging="360"/>
       </w:pPr>
       <w:rPr/>
     </w:lvl>
@@ -10412,6 +7749,7 @@
         </w:tabs>
         <w:ind w:start="1080" w:hanging="360"/>
       </w:pPr>
+      <w:rPr/>
     </w:lvl>
     <w:lvl w:ilvl="2">
       <w:start w:val="1"/>
@@ -10424,6 +7762,7 @@
         </w:tabs>
         <w:ind w:start="1440" w:hanging="360"/>
       </w:pPr>
+      <w:rPr/>
     </w:lvl>
     <w:lvl w:ilvl="3">
       <w:start w:val="1"/>
@@ -10436,6 +7775,7 @@
         </w:tabs>
         <w:ind w:start="1800" w:hanging="360"/>
       </w:pPr>
+      <w:rPr/>
     </w:lvl>
     <w:lvl w:ilvl="4">
       <w:start w:val="1"/>
@@ -10448,6 +7788,7 @@
         </w:tabs>
         <w:ind w:start="2160" w:hanging="360"/>
       </w:pPr>
+      <w:rPr/>
     </w:lvl>
     <w:lvl w:ilvl="5">
       <w:start w:val="1"/>
@@ -10460,6 +7801,7 @@
         </w:tabs>
         <w:ind w:start="2520" w:hanging="360"/>
       </w:pPr>
+      <w:rPr/>
     </w:lvl>
     <w:lvl w:ilvl="6">
       <w:start w:val="1"/>
@@ -10472,6 +7814,7 @@
         </w:tabs>
         <w:ind w:start="2880" w:hanging="360"/>
       </w:pPr>
+      <w:rPr/>
     </w:lvl>
     <w:lvl w:ilvl="7">
       <w:start w:val="1"/>
@@ -10484,6 +7827,7 @@
         </w:tabs>
         <w:ind w:start="3240" w:hanging="360"/>
       </w:pPr>
+      <w:rPr/>
     </w:lvl>
     <w:lvl w:ilvl="8">
       <w:start w:val="1"/>
@@ -10496,116 +7840,125 @@
         </w:tabs>
         <w:ind w:start="3600" w:hanging="360"/>
       </w:pPr>
+      <w:rPr/>
     </w:lvl>
   </w:abstractNum>
   <w:abstractNum w:abstractNumId="7">
     <w:lvl w:ilvl="0">
       <w:start w:val="1"/>
-      <w:numFmt w:val="decimal"/>
-      <w:lvlText w:val="%1."/>
+      <w:numFmt w:val="none"/>
+      <w:suff w:val="nothing"/>
+      <w:lvlText w:val=""/>
       <w:lvlJc w:val="start"/>
       <w:pPr>
         <w:tabs>
-          <w:tab w:val="num" w:pos="1080"/>
+          <w:tab w:val="num" w:pos="0"/>
         </w:tabs>
-        <w:ind w:start="1080" w:hanging="360"/>
-      </w:pPr>
-      <w:rPr/>
+        <w:ind w:start="0" w:hanging="0"/>
+      </w:pPr>
     </w:lvl>
     <w:lvl w:ilvl="1">
       <w:start w:val="1"/>
-      <w:numFmt w:val="decimal"/>
-      <w:lvlText w:val="%2."/>
+      <w:numFmt w:val="none"/>
+      <w:suff w:val="nothing"/>
+      <w:lvlText w:val=""/>
       <w:lvlJc w:val="start"/>
       <w:pPr>
         <w:tabs>
-          <w:tab w:val="num" w:pos="1080"/>
+          <w:tab w:val="num" w:pos="0"/>
         </w:tabs>
-        <w:ind w:start="1080" w:hanging="360"/>
+        <w:ind w:start="0" w:hanging="0"/>
       </w:pPr>
     </w:lvl>
     <w:lvl w:ilvl="2">
       <w:start w:val="1"/>
-      <w:numFmt w:val="decimal"/>
-      <w:lvlText w:val="%3."/>
+      <w:numFmt w:val="none"/>
+      <w:suff w:val="nothing"/>
+      <w:lvlText w:val=""/>
       <w:lvlJc w:val="start"/>
       <w:pPr>
         <w:tabs>
-          <w:tab w:val="num" w:pos="1440"/>
+          <w:tab w:val="num" w:pos="0"/>
         </w:tabs>
-        <w:ind w:start="1440" w:hanging="360"/>
+        <w:ind w:start="0" w:hanging="0"/>
       </w:pPr>
     </w:lvl>
     <w:lvl w:ilvl="3">
       <w:start w:val="1"/>
-      <w:numFmt w:val="decimal"/>
-      <w:lvlText w:val="%4."/>
+      <w:numFmt w:val="none"/>
+      <w:suff w:val="nothing"/>
+      <w:lvlText w:val=""/>
       <w:lvlJc w:val="start"/>
       <w:pPr>
         <w:tabs>
-          <w:tab w:val="num" w:pos="1800"/>
+          <w:tab w:val="num" w:pos="0"/>
         </w:tabs>
-        <w:ind w:start="1800" w:hanging="360"/>
+        <w:ind w:start="0" w:hanging="0"/>
       </w:pPr>
     </w:lvl>
     <w:lvl w:ilvl="4">
       <w:start w:val="1"/>
-      <w:numFmt w:val="decimal"/>
-      <w:lvlText w:val="%5."/>
+      <w:numFmt w:val="none"/>
+      <w:suff w:val="nothing"/>
+      <w:lvlText w:val=""/>
       <w:lvlJc w:val="start"/>
       <w:pPr>
         <w:tabs>
-          <w:tab w:val="num" w:pos="2160"/>
+          <w:tab w:val="num" w:pos="0"/>
         </w:tabs>
-        <w:ind w:start="2160" w:hanging="360"/>
+        <w:ind w:start="0" w:hanging="0"/>
       </w:pPr>
     </w:lvl>
     <w:lvl w:ilvl="5">
       <w:start w:val="1"/>
-      <w:numFmt w:val="decimal"/>
-      <w:lvlText w:val="%6."/>
+      <w:numFmt w:val="none"/>
+      <w:suff w:val="nothing"/>
+      <w:lvlText w:val=""/>
       <w:lvlJc w:val="start"/>
       <w:pPr>
         <w:tabs>
-          <w:tab w:val="num" w:pos="2520"/>
+          <w:tab w:val="num" w:pos="0"/>
         </w:tabs>
-        <w:ind w:start="2520" w:hanging="360"/>
+        <w:ind w:start="0" w:hanging="0"/>
       </w:pPr>
     </w:lvl>
     <w:lvl w:ilvl="6">
       <w:start w:val="1"/>
-      <w:numFmt w:val="decimal"/>
-      <w:lvlText w:val="%7."/>
+      <w:numFmt w:val="none"/>
+      <w:suff w:val="nothing"/>
+      <w:lvlText w:val=""/>
       <w:lvlJc w:val="start"/>
       <w:pPr>
         <w:tabs>
-          <w:tab w:val="num" w:pos="2880"/>
+          <w:tab w:val="num" w:pos="0"/>
         </w:tabs>
-        <w:ind w:start="2880" w:hanging="360"/>
+        <w:ind w:start="0" w:hanging="0"/>
       </w:pPr>
     </w:lvl>
     <w:lvl w:ilvl="7">
       <w:start w:val="1"/>
-      <w:numFmt w:val="decimal"/>
-      <w:lvlText w:val="%8."/>
+      <w:numFmt w:val="none"/>
+      <w:suff w:val="nothing"/>
+      <w:lvlText w:val=""/>
       <w:lvlJc w:val="start"/>
       <w:pPr>
         <w:tabs>
-          <w:tab w:val="num" w:pos="3240"/>
+          <w:tab w:val="num" w:pos="0"/>
         </w:tabs>
-        <w:ind w:start="3240" w:hanging="360"/>
+        <w:ind w:start="0" w:hanging="0"/>
       </w:pPr>
     </w:lvl>
     <w:lvl w:ilvl="8">
       <w:start w:val="1"/>
-      <w:numFmt w:val="decimal"/>
-      <w:lvlText w:val="%9."/>
+      <w:numFmt w:val="none"/>
+      <w:suff w:val="nothing"/>
+      <w:lvlText w:val=""/>
       <w:lvlJc w:val="start"/>
       <w:pPr>
         <w:tabs>
-          <w:tab w:val="num" w:pos="3600"/>
+          <w:tab w:val="num" w:pos="0"/>
         </w:tabs>
-        <w:ind w:start="3600" w:hanging="360"/>
+        <w:ind w:start="0" w:hanging="0"/>
       </w:pPr>
     </w:lvl>
   </w:abstractNum>
@@ -10655,15 +8008,14 @@
     <w:qFormat/>
     <w:pPr>
       <w:widowControl/>
-      <w:kinsoku w:val="true"/>
-      <w:overflowPunct w:val="true"/>
-      <w:autoSpaceDE w:val="true"/>
+      <w:suppressAutoHyphens w:val="true"/>
+      <w:overflowPunct w:val="false"/>
       <w:bidi w:val="0"/>
       <w:spacing w:lineRule="auto" w:line="276" w:before="0" w:after="200"/>
       <w:jc w:val="start"/>
     </w:pPr>
     <w:rPr>
-      <w:rFonts w:ascii="Calibri" w:hAnsi="Calibri" w:eastAsia="ＭＳ 明朝"/>
+      <w:rFonts w:ascii="Calibri" w:hAnsi="Calibri" w:eastAsia="ＭＳ 明朝" w:cs="DejaVu Sans"/>
       <w:color w:val="auto"/>
       <w:kern w:val="0"/>
       <w:sz w:val="22"/>
@@ -11279,15 +8631,14 @@
     <w:qFormat/>
     <w:pPr>
       <w:widowControl/>
-      <w:kinsoku w:val="true"/>
-      <w:overflowPunct w:val="true"/>
-      <w:autoSpaceDE w:val="true"/>
+      <w:suppressAutoHyphens w:val="true"/>
+      <w:overflowPunct w:val="false"/>
       <w:bidi w:val="0"/>
       <w:spacing w:lineRule="auto" w:line="240" w:before="0" w:after="0"/>
       <w:jc w:val="start"/>
     </w:pPr>
     <w:rPr>
-      <w:rFonts w:ascii="Cambria" w:hAnsi="Cambria" w:eastAsia="ＭＳ 明朝"/>
+      <w:rFonts w:ascii="Cambria" w:hAnsi="Cambria" w:eastAsia="ＭＳ 明朝" w:cs="DejaVu Sans"/>
       <w:color w:val="auto"/>
       <w:kern w:val="0"/>
       <w:sz w:val="22"/>
@@ -11396,7 +8747,7 @@
     <w:pPr>
       <w:numPr>
         <w:ilvl w:val="0"/>
-        <w:numId w:val="2"/>
+        <w:numId w:val="1"/>
       </w:numPr>
       <w:spacing w:before="0" w:after="200"/>
       <w:contextualSpacing/>
@@ -11409,7 +8760,7 @@
     <w:pPr>
       <w:numPr>
         <w:ilvl w:val="0"/>
-        <w:numId w:val="3"/>
+        <w:numId w:val="2"/>
       </w:numPr>
       <w:spacing w:before="0" w:after="200"/>
       <w:contextualSpacing/>
@@ -11422,7 +8773,7 @@
     <w:pPr>
       <w:numPr>
         <w:ilvl w:val="0"/>
-        <w:numId w:val="4"/>
+        <w:numId w:val="3"/>
       </w:numPr>
       <w:spacing w:before="0" w:after="200"/>
       <w:contextualSpacing/>
@@ -11435,7 +8786,7 @@
     <w:pPr>
       <w:numPr>
         <w:ilvl w:val="0"/>
-        <w:numId w:val="5"/>
+        <w:numId w:val="4"/>
       </w:numPr>
       <w:spacing w:before="0" w:after="200"/>
       <w:contextualSpacing/>
@@ -11448,7 +8799,7 @@
     <w:pPr>
       <w:numPr>
         <w:ilvl w:val="0"/>
-        <w:numId w:val="6"/>
+        <w:numId w:val="5"/>
       </w:numPr>
       <w:spacing w:before="0" w:after="200"/>
       <w:contextualSpacing/>
@@ -11461,7 +8812,7 @@
     <w:pPr>
       <w:numPr>
         <w:ilvl w:val="0"/>
-        <w:numId w:val="7"/>
+        <w:numId w:val="6"/>
       </w:numPr>
       <w:spacing w:before="0" w:after="200"/>
       <w:contextualSpacing/>
@@ -11514,15 +8865,14 @@
         <w:tab w:val="left" w:pos="3456" w:leader="none"/>
         <w:tab w:val="left" w:pos="4032" w:leader="none"/>
       </w:tabs>
-      <w:kinsoku w:val="true"/>
-      <w:overflowPunct w:val="true"/>
-      <w:autoSpaceDE w:val="true"/>
+      <w:suppressAutoHyphens w:val="true"/>
+      <w:overflowPunct w:val="false"/>
       <w:bidi w:val="0"/>
       <w:spacing w:lineRule="auto" w:line="276" w:before="0" w:after="200"/>
       <w:jc w:val="start"/>
     </w:pPr>
     <w:rPr>
-      <w:rFonts w:ascii="Courier" w:hAnsi="Courier" w:eastAsia="ＭＳ 明朝"/>
+      <w:rFonts w:ascii="Courier" w:hAnsi="Courier" w:eastAsia="ＭＳ 明朝" w:cs="DejaVu Sans"/>
       <w:color w:val="auto"/>
       <w:kern w:val="0"/>
       <w:sz w:val="20"/>

--- a/assessment/Sridharan_T_CommonAssessment.docx
+++ b/assessment/Sridharan_T_CommonAssessment.docx
@@ -299,7 +299,11 @@
         <w:pStyle w:val="Normal"/>
         <w:spacing w:before="40" w:after="200"/>
         <w:jc w:val="center"/>
-        <w:rPr/>
+        <w:rPr>
+          <w:i/>
+          <w:color w:val="888888"/>
+          <w:sz w:val="18"/>
+        </w:rPr>
       </w:pPr>
       <w:r>
         <w:rPr>
@@ -1159,7 +1163,11 @@
         <w:pStyle w:val="Normal"/>
         <w:spacing w:before="40" w:after="200"/>
         <w:jc w:val="center"/>
-        <w:rPr/>
+        <w:rPr>
+          <w:i/>
+          <w:color w:val="888888"/>
+          <w:sz w:val="18"/>
+        </w:rPr>
       </w:pPr>
       <w:r>
         <w:rPr>
@@ -1717,7 +1725,7 @@
       <w:r>
         <w:rPr/>
         <w:drawing>
-          <wp:anchor distT="0" distB="0" distL="0" distR="0" simplePos="0" relativeHeight="23" behindDoc="0" locked="0" layoutInCell="0" allowOverlap="1">
+          <wp:anchor distT="0" distB="0" distL="0" distR="0" simplePos="0" relativeHeight="21" behindDoc="0" locked="0" layoutInCell="0" allowOverlap="1">
             <wp:simplePos x="0" y="0"/>
             <wp:positionH relativeFrom="column">
               <wp:align>center</wp:align>
@@ -2251,7 +2259,11 @@
       <w:pPr>
         <w:pStyle w:val="Normal"/>
         <w:spacing w:before="280" w:after="80"/>
-        <w:rPr/>
+        <w:rPr>
+          <w:b/>
+          <w:color w:val="C0392B"/>
+          <w:sz w:val="26"/>
+        </w:rPr>
       </w:pPr>
       <w:r>
         <w:rPr>
@@ -2428,7 +2440,11 @@
       <w:pPr>
         <w:pStyle w:val="Normal"/>
         <w:spacing w:before="280" w:after="80"/>
-        <w:rPr/>
+        <w:rPr>
+          <w:b/>
+          <w:color w:val="C0392B"/>
+          <w:sz w:val="26"/>
+        </w:rPr>
       </w:pPr>
       <w:r>
         <w:rPr>
@@ -4916,7 +4932,7 @@
         <w:rPr/>
         <w:drawing>
           <wp:inline distT="0" distB="0" distL="0" distR="0">
-            <wp:extent cx="5029200" cy="5379720"/>
+            <wp:extent cx="4205605" cy="4498975"/>
             <wp:effectExtent l="0" t="0" r="0" b="0"/>
             <wp:docPr id="20" name="Picture 21"/>
             <wp:cNvGraphicFramePr>
@@ -4940,7 +4956,7 @@
                   <pic:spPr bwMode="auto">
                     <a:xfrm>
                       <a:off x="0" y="0"/>
-                      <a:ext cx="5029200" cy="5379720"/>
+                      <a:ext cx="4205605" cy="4498975"/>
                     </a:xfrm>
                     <a:prstGeom prst="rect">
                       <a:avLst/>
@@ -7058,7 +7074,11 @@
           <w:bottom w:val="single" w:sz="4" w:space="2" w:color="C0392B"/>
         </w:pBdr>
         <w:spacing w:before="280" w:after="80"/>
-        <w:rPr/>
+        <w:rPr>
+          <w:b/>
+          <w:color w:val="C0392B"/>
+          <w:sz w:val="30"/>
+        </w:rPr>
       </w:pPr>
       <w:r>
         <w:rPr>
@@ -7126,6 +7146,125 @@
   <w:abstractNum w:abstractNumId="1">
     <w:lvl w:ilvl="0">
       <w:start w:val="1"/>
+      <w:numFmt w:val="none"/>
+      <w:suff w:val="nothing"/>
+      <w:lvlText w:val="%1"/>
+      <w:lvlJc w:val="start"/>
+      <w:pPr>
+        <w:tabs>
+          <w:tab w:val="num" w:pos="0"/>
+        </w:tabs>
+        <w:ind w:start="0" w:hanging="0"/>
+      </w:pPr>
+    </w:lvl>
+    <w:lvl w:ilvl="1">
+      <w:start w:val="1"/>
+      <w:numFmt w:val="none"/>
+      <w:suff w:val="nothing"/>
+      <w:lvlText w:val="%2"/>
+      <w:lvlJc w:val="start"/>
+      <w:pPr>
+        <w:tabs>
+          <w:tab w:val="num" w:pos="0"/>
+        </w:tabs>
+        <w:ind w:start="0" w:hanging="0"/>
+      </w:pPr>
+    </w:lvl>
+    <w:lvl w:ilvl="2">
+      <w:start w:val="1"/>
+      <w:numFmt w:val="none"/>
+      <w:suff w:val="nothing"/>
+      <w:lvlText w:val="%3"/>
+      <w:lvlJc w:val="start"/>
+      <w:pPr>
+        <w:tabs>
+          <w:tab w:val="num" w:pos="0"/>
+        </w:tabs>
+        <w:ind w:start="0" w:hanging="0"/>
+      </w:pPr>
+    </w:lvl>
+    <w:lvl w:ilvl="3">
+      <w:start w:val="1"/>
+      <w:numFmt w:val="none"/>
+      <w:suff w:val="nothing"/>
+      <w:lvlText w:val="%4"/>
+      <w:lvlJc w:val="start"/>
+      <w:pPr>
+        <w:tabs>
+          <w:tab w:val="num" w:pos="0"/>
+        </w:tabs>
+        <w:ind w:start="0" w:hanging="0"/>
+      </w:pPr>
+    </w:lvl>
+    <w:lvl w:ilvl="4">
+      <w:start w:val="1"/>
+      <w:numFmt w:val="none"/>
+      <w:suff w:val="nothing"/>
+      <w:lvlText w:val="%5"/>
+      <w:lvlJc w:val="start"/>
+      <w:pPr>
+        <w:tabs>
+          <w:tab w:val="num" w:pos="0"/>
+        </w:tabs>
+        <w:ind w:start="0" w:hanging="0"/>
+      </w:pPr>
+    </w:lvl>
+    <w:lvl w:ilvl="5">
+      <w:start w:val="1"/>
+      <w:numFmt w:val="none"/>
+      <w:suff w:val="nothing"/>
+      <w:lvlText w:val="%6"/>
+      <w:lvlJc w:val="start"/>
+      <w:pPr>
+        <w:tabs>
+          <w:tab w:val="num" w:pos="0"/>
+        </w:tabs>
+        <w:ind w:start="0" w:hanging="0"/>
+      </w:pPr>
+    </w:lvl>
+    <w:lvl w:ilvl="6">
+      <w:start w:val="1"/>
+      <w:numFmt w:val="none"/>
+      <w:suff w:val="nothing"/>
+      <w:lvlText w:val="%7"/>
+      <w:lvlJc w:val="start"/>
+      <w:pPr>
+        <w:tabs>
+          <w:tab w:val="num" w:pos="0"/>
+        </w:tabs>
+        <w:ind w:start="0" w:hanging="0"/>
+      </w:pPr>
+    </w:lvl>
+    <w:lvl w:ilvl="7">
+      <w:start w:val="1"/>
+      <w:numFmt w:val="none"/>
+      <w:suff w:val="nothing"/>
+      <w:lvlText w:val="%8"/>
+      <w:lvlJc w:val="start"/>
+      <w:pPr>
+        <w:tabs>
+          <w:tab w:val="num" w:pos="0"/>
+        </w:tabs>
+        <w:ind w:start="0" w:hanging="0"/>
+      </w:pPr>
+    </w:lvl>
+    <w:lvl w:ilvl="8">
+      <w:start w:val="1"/>
+      <w:numFmt w:val="none"/>
+      <w:suff w:val="nothing"/>
+      <w:lvlText w:val="%9"/>
+      <w:lvlJc w:val="start"/>
+      <w:pPr>
+        <w:tabs>
+          <w:tab w:val="num" w:pos="0"/>
+        </w:tabs>
+        <w:ind w:start="0" w:hanging="0"/>
+      </w:pPr>
+    </w:lvl>
+  </w:abstractNum>
+  <w:abstractNum w:abstractNumId="2">
+    <w:lvl w:ilvl="0">
+      <w:start w:val="1"/>
       <w:numFmt w:val="bullet"/>
       <w:lvlText w:val=""/>
       <w:lvlJc w:val="start"/>
@@ -7244,7 +7383,7 @@
       <w:rPr/>
     </w:lvl>
   </w:abstractNum>
-  <w:abstractNum w:abstractNumId="2">
+  <w:abstractNum w:abstractNumId="3">
     <w:lvl w:ilvl="0">
       <w:start w:val="1"/>
       <w:numFmt w:val="bullet"/>
@@ -7365,7 +7504,7 @@
       <w:rPr/>
     </w:lvl>
   </w:abstractNum>
-  <w:abstractNum w:abstractNumId="3">
+  <w:abstractNum w:abstractNumId="4">
     <w:lvl w:ilvl="0">
       <w:start w:val="1"/>
       <w:numFmt w:val="bullet"/>
@@ -7486,125 +7625,6 @@
       <w:rPr/>
     </w:lvl>
   </w:abstractNum>
-  <w:abstractNum w:abstractNumId="4">
-    <w:lvl w:ilvl="0">
-      <w:start w:val="1"/>
-      <w:numFmt w:val="decimal"/>
-      <w:lvlText w:val="%1."/>
-      <w:lvlJc w:val="start"/>
-      <w:pPr>
-        <w:tabs>
-          <w:tab w:val="num" w:pos="360"/>
-        </w:tabs>
-        <w:ind w:start="360" w:hanging="360"/>
-      </w:pPr>
-      <w:rPr/>
-    </w:lvl>
-    <w:lvl w:ilvl="1">
-      <w:start w:val="1"/>
-      <w:numFmt w:val="decimal"/>
-      <w:lvlText w:val="%2."/>
-      <w:lvlJc w:val="start"/>
-      <w:pPr>
-        <w:tabs>
-          <w:tab w:val="num" w:pos="1080"/>
-        </w:tabs>
-        <w:ind w:start="1080" w:hanging="360"/>
-      </w:pPr>
-      <w:rPr/>
-    </w:lvl>
-    <w:lvl w:ilvl="2">
-      <w:start w:val="1"/>
-      <w:numFmt w:val="decimal"/>
-      <w:lvlText w:val="%3."/>
-      <w:lvlJc w:val="start"/>
-      <w:pPr>
-        <w:tabs>
-          <w:tab w:val="num" w:pos="1440"/>
-        </w:tabs>
-        <w:ind w:start="1440" w:hanging="360"/>
-      </w:pPr>
-      <w:rPr/>
-    </w:lvl>
-    <w:lvl w:ilvl="3">
-      <w:start w:val="1"/>
-      <w:numFmt w:val="decimal"/>
-      <w:lvlText w:val="%4."/>
-      <w:lvlJc w:val="start"/>
-      <w:pPr>
-        <w:tabs>
-          <w:tab w:val="num" w:pos="1800"/>
-        </w:tabs>
-        <w:ind w:start="1800" w:hanging="360"/>
-      </w:pPr>
-      <w:rPr/>
-    </w:lvl>
-    <w:lvl w:ilvl="4">
-      <w:start w:val="1"/>
-      <w:numFmt w:val="decimal"/>
-      <w:lvlText w:val="%5."/>
-      <w:lvlJc w:val="start"/>
-      <w:pPr>
-        <w:tabs>
-          <w:tab w:val="num" w:pos="2160"/>
-        </w:tabs>
-        <w:ind w:start="2160" w:hanging="360"/>
-      </w:pPr>
-      <w:rPr/>
-    </w:lvl>
-    <w:lvl w:ilvl="5">
-      <w:start w:val="1"/>
-      <w:numFmt w:val="decimal"/>
-      <w:lvlText w:val="%6."/>
-      <w:lvlJc w:val="start"/>
-      <w:pPr>
-        <w:tabs>
-          <w:tab w:val="num" w:pos="2520"/>
-        </w:tabs>
-        <w:ind w:start="2520" w:hanging="360"/>
-      </w:pPr>
-      <w:rPr/>
-    </w:lvl>
-    <w:lvl w:ilvl="6">
-      <w:start w:val="1"/>
-      <w:numFmt w:val="decimal"/>
-      <w:lvlText w:val="%7."/>
-      <w:lvlJc w:val="start"/>
-      <w:pPr>
-        <w:tabs>
-          <w:tab w:val="num" w:pos="2880"/>
-        </w:tabs>
-        <w:ind w:start="2880" w:hanging="360"/>
-      </w:pPr>
-      <w:rPr/>
-    </w:lvl>
-    <w:lvl w:ilvl="7">
-      <w:start w:val="1"/>
-      <w:numFmt w:val="decimal"/>
-      <w:lvlText w:val="%8."/>
-      <w:lvlJc w:val="start"/>
-      <w:pPr>
-        <w:tabs>
-          <w:tab w:val="num" w:pos="3240"/>
-        </w:tabs>
-        <w:ind w:start="3240" w:hanging="360"/>
-      </w:pPr>
-      <w:rPr/>
-    </w:lvl>
-    <w:lvl w:ilvl="8">
-      <w:start w:val="1"/>
-      <w:numFmt w:val="decimal"/>
-      <w:lvlText w:val="%9."/>
-      <w:lvlJc w:val="start"/>
-      <w:pPr>
-        <w:tabs>
-          <w:tab w:val="num" w:pos="3600"/>
-        </w:tabs>
-        <w:ind w:start="3600" w:hanging="360"/>
-      </w:pPr>
-      <w:rPr/>
-    </w:lvl>
-  </w:abstractNum>
   <w:abstractNum w:abstractNumId="5">
     <w:lvl w:ilvl="0">
       <w:start w:val="1"/>
@@ -7613,9 +7633,9 @@
       <w:lvlJc w:val="start"/>
       <w:pPr>
         <w:tabs>
-          <w:tab w:val="num" w:pos="720"/>
+          <w:tab w:val="num" w:pos="360"/>
         </w:tabs>
-        <w:ind w:start="720" w:hanging="360"/>
+        <w:ind w:start="360" w:hanging="360"/>
       </w:pPr>
       <w:rPr/>
     </w:lvl>
@@ -7732,9 +7752,9 @@
       <w:lvlJc w:val="start"/>
       <w:pPr>
         <w:tabs>
-          <w:tab w:val="num" w:pos="1080"/>
+          <w:tab w:val="num" w:pos="720"/>
         </w:tabs>
-        <w:ind w:start="1080" w:hanging="360"/>
+        <w:ind w:start="720" w:hanging="360"/>
       </w:pPr>
       <w:rPr/>
     </w:lvl>
@@ -7846,120 +7866,120 @@
   <w:abstractNum w:abstractNumId="7">
     <w:lvl w:ilvl="0">
       <w:start w:val="1"/>
-      <w:numFmt w:val="none"/>
-      <w:suff w:val="nothing"/>
-      <w:lvlText w:val=""/>
+      <w:numFmt w:val="decimal"/>
+      <w:lvlText w:val="%1."/>
       <w:lvlJc w:val="start"/>
       <w:pPr>
         <w:tabs>
-          <w:tab w:val="num" w:pos="0"/>
+          <w:tab w:val="num" w:pos="1080"/>
         </w:tabs>
-        <w:ind w:start="0" w:hanging="0"/>
-      </w:pPr>
+        <w:ind w:start="1080" w:hanging="360"/>
+      </w:pPr>
+      <w:rPr/>
     </w:lvl>
     <w:lvl w:ilvl="1">
       <w:start w:val="1"/>
-      <w:numFmt w:val="none"/>
-      <w:suff w:val="nothing"/>
-      <w:lvlText w:val=""/>
+      <w:numFmt w:val="decimal"/>
+      <w:lvlText w:val="%2."/>
       <w:lvlJc w:val="start"/>
       <w:pPr>
         <w:tabs>
-          <w:tab w:val="num" w:pos="0"/>
+          <w:tab w:val="num" w:pos="1080"/>
         </w:tabs>
-        <w:ind w:start="0" w:hanging="0"/>
-      </w:pPr>
+        <w:ind w:start="1080" w:hanging="360"/>
+      </w:pPr>
+      <w:rPr/>
     </w:lvl>
     <w:lvl w:ilvl="2">
       <w:start w:val="1"/>
-      <w:numFmt w:val="none"/>
-      <w:suff w:val="nothing"/>
-      <w:lvlText w:val=""/>
+      <w:numFmt w:val="decimal"/>
+      <w:lvlText w:val="%3."/>
       <w:lvlJc w:val="start"/>
       <w:pPr>
         <w:tabs>
-          <w:tab w:val="num" w:pos="0"/>
+          <w:tab w:val="num" w:pos="1440"/>
         </w:tabs>
-        <w:ind w:start="0" w:hanging="0"/>
-      </w:pPr>
+        <w:ind w:start="1440" w:hanging="360"/>
+      </w:pPr>
+      <w:rPr/>
     </w:lvl>
     <w:lvl w:ilvl="3">
       <w:start w:val="1"/>
-      <w:numFmt w:val="none"/>
-      <w:suff w:val="nothing"/>
-      <w:lvlText w:val=""/>
+      <w:numFmt w:val="decimal"/>
+      <w:lvlText w:val="%4."/>
       <w:lvlJc w:val="start"/>
       <w:pPr>
         <w:tabs>
-          <w:tab w:val="num" w:pos="0"/>
+          <w:tab w:val="num" w:pos="1800"/>
         </w:tabs>
-        <w:ind w:start="0" w:hanging="0"/>
-      </w:pPr>
+        <w:ind w:start="1800" w:hanging="360"/>
+      </w:pPr>
+      <w:rPr/>
     </w:lvl>
     <w:lvl w:ilvl="4">
       <w:start w:val="1"/>
-      <w:numFmt w:val="none"/>
-      <w:suff w:val="nothing"/>
-      <w:lvlText w:val=""/>
+      <w:numFmt w:val="decimal"/>
+      <w:lvlText w:val="%5."/>
       <w:lvlJc w:val="start"/>
       <w:pPr>
         <w:tabs>
-          <w:tab w:val="num" w:pos="0"/>
+          <w:tab w:val="num" w:pos="2160"/>
         </w:tabs>
-        <w:ind w:start="0" w:hanging="0"/>
-      </w:pPr>
+        <w:ind w:start="2160" w:hanging="360"/>
+      </w:pPr>
+      <w:rPr/>
     </w:lvl>
     <w:lvl w:ilvl="5">
       <w:start w:val="1"/>
-      <w:numFmt w:val="none"/>
-      <w:suff w:val="nothing"/>
-      <w:lvlText w:val=""/>
+      <w:numFmt w:val="decimal"/>
+      <w:lvlText w:val="%6."/>
       <w:lvlJc w:val="start"/>
       <w:pPr>
         <w:tabs>
-          <w:tab w:val="num" w:pos="0"/>
+          <w:tab w:val="num" w:pos="2520"/>
         </w:tabs>
-        <w:ind w:start="0" w:hanging="0"/>
-      </w:pPr>
+        <w:ind w:start="2520" w:hanging="360"/>
+      </w:pPr>
+      <w:rPr/>
     </w:lvl>
     <w:lvl w:ilvl="6">
       <w:start w:val="1"/>
-      <w:numFmt w:val="none"/>
-      <w:suff w:val="nothing"/>
-      <w:lvlText w:val=""/>
+      <w:numFmt w:val="decimal"/>
+      <w:lvlText w:val="%7."/>
       <w:lvlJc w:val="start"/>
       <w:pPr>
         <w:tabs>
-          <w:tab w:val="num" w:pos="0"/>
+          <w:tab w:val="num" w:pos="2880"/>
         </w:tabs>
-        <w:ind w:start="0" w:hanging="0"/>
-      </w:pPr>
+        <w:ind w:start="2880" w:hanging="360"/>
+      </w:pPr>
+      <w:rPr/>
     </w:lvl>
     <w:lvl w:ilvl="7">
       <w:start w:val="1"/>
-      <w:numFmt w:val="none"/>
-      <w:suff w:val="nothing"/>
-      <w:lvlText w:val=""/>
+      <w:numFmt w:val="decimal"/>
+      <w:lvlText w:val="%8."/>
       <w:lvlJc w:val="start"/>
       <w:pPr>
         <w:tabs>
-          <w:tab w:val="num" w:pos="0"/>
+          <w:tab w:val="num" w:pos="3240"/>
         </w:tabs>
-        <w:ind w:start="0" w:hanging="0"/>
-      </w:pPr>
+        <w:ind w:start="3240" w:hanging="360"/>
+      </w:pPr>
+      <w:rPr/>
     </w:lvl>
     <w:lvl w:ilvl="8">
       <w:start w:val="1"/>
-      <w:numFmt w:val="none"/>
-      <w:suff w:val="nothing"/>
-      <w:lvlText w:val=""/>
+      <w:numFmt w:val="decimal"/>
+      <w:lvlText w:val="%9."/>
       <w:lvlJc w:val="start"/>
       <w:pPr>
         <w:tabs>
-          <w:tab w:val="num" w:pos="0"/>
+          <w:tab w:val="num" w:pos="3600"/>
         </w:tabs>
-        <w:ind w:start="0" w:hanging="0"/>
-      </w:pPr>
+        <w:ind w:start="3600" w:hanging="360"/>
+      </w:pPr>
+      <w:rPr/>
     </w:lvl>
   </w:abstractNum>
   <w:num w:numId="1">
@@ -8009,7 +8029,9 @@
     <w:pPr>
       <w:widowControl/>
       <w:suppressAutoHyphens w:val="true"/>
+      <w:kinsoku w:val="true"/>
       <w:overflowPunct w:val="false"/>
+      <w:autoSpaceDE w:val="true"/>
       <w:bidi w:val="0"/>
       <w:spacing w:lineRule="auto" w:line="276" w:before="0" w:after="200"/>
       <w:jc w:val="start"/>
@@ -8632,7 +8654,9 @@
     <w:pPr>
       <w:widowControl/>
       <w:suppressAutoHyphens w:val="true"/>
+      <w:kinsoku w:val="true"/>
       <w:overflowPunct w:val="false"/>
+      <w:autoSpaceDE w:val="true"/>
       <w:bidi w:val="0"/>
       <w:spacing w:lineRule="auto" w:line="240" w:before="0" w:after="0"/>
       <w:jc w:val="start"/>
@@ -8747,7 +8771,7 @@
     <w:pPr>
       <w:numPr>
         <w:ilvl w:val="0"/>
-        <w:numId w:val="1"/>
+        <w:numId w:val="2"/>
       </w:numPr>
       <w:spacing w:before="0" w:after="200"/>
       <w:contextualSpacing/>
@@ -8760,7 +8784,7 @@
     <w:pPr>
       <w:numPr>
         <w:ilvl w:val="0"/>
-        <w:numId w:val="2"/>
+        <w:numId w:val="3"/>
       </w:numPr>
       <w:spacing w:before="0" w:after="200"/>
       <w:contextualSpacing/>
@@ -8773,7 +8797,7 @@
     <w:pPr>
       <w:numPr>
         <w:ilvl w:val="0"/>
-        <w:numId w:val="3"/>
+        <w:numId w:val="4"/>
       </w:numPr>
       <w:spacing w:before="0" w:after="200"/>
       <w:contextualSpacing/>
@@ -8786,7 +8810,7 @@
     <w:pPr>
       <w:numPr>
         <w:ilvl w:val="0"/>
-        <w:numId w:val="4"/>
+        <w:numId w:val="5"/>
       </w:numPr>
       <w:spacing w:before="0" w:after="200"/>
       <w:contextualSpacing/>
@@ -8799,7 +8823,7 @@
     <w:pPr>
       <w:numPr>
         <w:ilvl w:val="0"/>
-        <w:numId w:val="5"/>
+        <w:numId w:val="6"/>
       </w:numPr>
       <w:spacing w:before="0" w:after="200"/>
       <w:contextualSpacing/>
@@ -8812,7 +8836,7 @@
     <w:pPr>
       <w:numPr>
         <w:ilvl w:val="0"/>
-        <w:numId w:val="6"/>
+        <w:numId w:val="7"/>
       </w:numPr>
       <w:spacing w:before="0" w:after="200"/>
       <w:contextualSpacing/>
@@ -8866,7 +8890,9 @@
         <w:tab w:val="left" w:pos="4032" w:leader="none"/>
       </w:tabs>
       <w:suppressAutoHyphens w:val="true"/>
+      <w:kinsoku w:val="true"/>
       <w:overflowPunct w:val="false"/>
+      <w:autoSpaceDE w:val="true"/>
       <w:bidi w:val="0"/>
       <w:spacing w:lineRule="auto" w:line="276" w:before="0" w:after="200"/>
       <w:jc w:val="start"/>
